--- a/src/Layers/W1/BaseApp/Sales/Reminder/DefaultReminderEmail.docx
+++ b/src/Layers/W1/BaseApp/Sales/Reminder/DefaultReminderEmail.docx
@@ -2578,11 +2578,11 @@
  
              < C o m p a n y A d d r 8 > C o m p a n y A d d r 8 < / C o m p a n y A d d r 8 >   
-             < C o m p a n y I n f o 1 P i c t u r e > C o m p a n y I n f o 1 P i c t u r e < / C o m p a n y I n f o 1 P i c t u r e > - 
-             < C o m p a n y I n f o 2 P i c t u r e > C o m p a n y I n f o 2 P i c t u r e < / C o m p a n y I n f o 2 P i c t u r e > - 
-             < C o m p a n y I n f o 3 P i c t u r e > C o m p a n y I n f o 3 P i c t u r e < / C o m p a n y I n f o 3 P i c t u r e > +             < C o m p a n y I n f o 1 P i c t u r e   / > + 
+             < C o m p a n y I n f o 2 P i c t u r e   / > + 
+             < C o m p a n y I n f o 3 P i c t u r e   / >   
              < C o m p a n y I n f o B a n k A c c N o > C o m p a n y I n f o B a n k A c c N o < / C o m p a n y I n f o B a n k A c c N o >   

--- a/src/Layers/W1/BaseApp/Sales/Reminder/DefaultReminderEmail.docx
+++ b/src/Layers/W1/BaseApp/Sales/Reminder/DefaultReminderEmail.docx
@@ -2518,6 +2518,84 @@
  
          < / R e p o r t R e q u e s t >   
+         < C o m p a n y M e t a d a t a > + 
+             < C o m p a n y N a m e > C o m p a n y   N a m e < / C o m p a n y N a m e > + 
+             < C o m p a n y D i s p l a y N a m e > C o m p a n y   D i s p l a y   N a m e < / C o m p a n y D i s p l a y N a m e > + 
+             < C o m p a n y A d d r e s s L i n e s > + 
+                 < C o m p a n y A d d r e s s L i n e > C o m p a n y   A d d r e s s   L i n e   1 < / C o m p a n y A d d r e s s L i n e > + 
+                 < C o m p a n y A d d r e s s L i n e > C o m p a n y   A d d r e s s   L i n e   2 < / C o m p a n y A d d r e s s L i n e > + 
+                 < C o m p a n y A d d r e s s L i n e > C o m p a n y   A d d r e s s   L i n e   3 < / C o m p a n y A d d r e s s L i n e > + 
+                 < C o m p a n y A d d r e s s L i n e > C o m p a n y   A d d r e s s   L i n e   4 < / C o m p a n y A d d r e s s L i n e > + 
+                 < C o m p a n y A d d r e s s L i n e > C o m p a n y   A d d r e s s   L i n e   5 < / C o m p a n y A d d r e s s L i n e > + 
+                 < C o m p a n y A d d r e s s L i n e > C o m p a n y   A d d r e s s   L i n e   6 < / C o m p a n y A d d r e s s L i n e > + 
+                 < C o m p a n y A d d r e s s L i n e > C o m p a n y   A d d r e s s   L i n e   7 < / C o m p a n y A d d r e s s L i n e > + 
+                 < C o m p a n y A d d r e s s L i n e > C o m p a n y   A d d r e s s   L i n e   8 < / C o m p a n y A d d r e s s L i n e > + 
+             < / C o m p a n y A d d r e s s L i n e s > + 
+             < C o m p a n y P h o n e > C o m p a n y   P h o n e < / C o m p a n y P h o n e > + 
+             < C o m p a n y P h o n e C a p t i o n > C o m p a n y   P h o n e   C a p t i o n < / C o m p a n y P h o n e C a p t i o n > + 
+             < C o m p a n y F a x N o > C o m p a n y   F a x   N o . < / C o m p a n y F a x N o > + 
+             < C o m p a n y F a x N o C a p t i o n > C o m p a n y   F a x   N o .   C a p t i o n < / C o m p a n y F a x N o C a p t i o n > + 
+             < C o m p a n y E m a i l > C o m p a n y   E m a i l < / C o m p a n y E m a i l > + 
+             < C o m p a n y E m a i l C a p t i o n > C o m p a n y   E m a i l   C a p t i o n < / C o m p a n y E m a i l C a p t i o n > + 
+             < C o m p a n y H o m e P a g e > C o m p a n y   H o m e   P a g e < / C o m p a n y H o m e P a g e > + 
+             < C o m p a n y H o m e P a g e C a p t i o n > C o m p a n y   H o m e   P a g e   C a p t i o n < / C o m p a n y H o m e P a g e C a p t i o n > + 
+             < C o m p a n y L o g o > C o m p a n y   L o g o < / C o m p a n y L o g o > + 
+             < C o m p a n y V A T R e g i s t r a t i o n N o > C o m p a n y   V A T   R e g i s t r a t i o n   N o . < / C o m p a n y V A T R e g i s t r a t i o n N o > + 
+             < C o m p a n y V A T R e g i s t r a t i o n N o C a p t i o n > C o m p a n y   V A T   R e g i s t r a t i o n   N o .   C a p t i o n < / C o m p a n y V A T R e g i s t r a t i o n N o C a p t i o n > + 
+             < C o m p a n y R e g i s t r a t i o n N o > C o m p a n y   R e g i s t r a t i o n   N o . < / C o m p a n y R e g i s t r a t i o n N o > + 
+             < C o m p a n y R e g i s t r a t i o n N o C a p t i o n > C o m p a n y   R e g i s t r a t i o n   N o .   C a p t i o n < / C o m p a n y R e g i s t r a t i o n N o C a p t i o n > + 
+             < C o m p a n y B a n k N a m e > C o m p a n y   B a n k   N a m e < / C o m p a n y B a n k N a m e > + 
+             < C o m p a n y B a n k N a m e C a p t i o n > C o m p a n y   B a n k   N a m e   C a p t i o n < / C o m p a n y B a n k N a m e C a p t i o n > + 
+             < C o m p a n y B a n k A c c o u n t N o > C o m p a n y   B a n k   A c c o u n t   N o . < / C o m p a n y B a n k A c c o u n t N o > + 
+             < C o m p a n y B a n k A c c o u n t N o C a p t i o n > C o m p a n y   B a n k   A c c o u n t   N o .   C a p t i o n < / C o m p a n y B a n k A c c o u n t N o C a p t i o n > + 
+             < C o m p a n y B a n k B r a n c h N o > C o m p a n y   B a n k   B r a n c h   N o . < / C o m p a n y B a n k B r a n c h N o > + 
+             < C o m p a n y B a n k B r a n c h N o C a p t i o n > C o m p a n y   B a n k   B r a n c h   N o .   C a p t i o n < / C o m p a n y B a n k B r a n c h N o C a p t i o n > + 
+             < C o m p a n y I B A N > C o m p a n y   I B A N < / C o m p a n y I B A N > + 
+             < C o m p a n y I B A N C a p t i o n > C o m p a n y   I B A N   C a p t i o n < / C o m p a n y I B A N C a p t i o n > + 
+             < C o m p a n y B a n k S W I F T > C o m p a n y   B a n k   S W I F T < / C o m p a n y B a n k S W I F T > + 
+             < C o m p a n y B a n k S W I F T C a p t i o n > C o m p a n y   B a n k   S W I F T   C a p t i o n < / C o m p a n y B a n k S W I F T C a p t i o n > + 
+             < C o m p a n y G i r o N o > C o m p a n y   G i r o   N o . < / C o m p a n y G i r o N o > + 
+             < C o m p a n y G i r o N o C a p t i o n > C o m p a n y   G i r o   N o .   C a p t i o n < / C o m p a n y G i r o N o C a p t i o n > + 
+         < / C o m p a n y M e t a d a t a > + 
      < / B C R e p o r t I n f o r m a t i o n >   
      < I s s u e d _ R e m i n d e r _ H e a d e r > @@ -2805,6 +2883,637 @@
                  < G r e e t i n g T e x t > G r e e t i n g T e x t < / G r e e t i n g T e x t >   
                  < T o t a l R e m A m t _ I s s u e d R e m i n d e r L i n e > T o t a l R e m A m t _ I s s u e d R e m i n d e r L i n e < / T o t a l R e m A m t _ I s s u e d R e m i n d e r L i n e > + 
+             < / L e t t e r T e x t > + 
+         < / I n t e g e r > + 
+     < / I s s u e d _ R e m i n d e r _ H e a d e r > + 
+ < / N a v W o r d R e p o r t X m l P a r t > 
+</file>
+
+<file path=customXml/item2.xml>��< ? x m l   v e r s i o n = " 1 . 0 "   e n c o d i n g = " u t f - 1 6 " ? > + 
+ < N a v W o r d R e p o r t X m l P a r t   x m l n s = " u r n : m i c r o s o f t - d y n a m i c s - b u s i n e s s c e n t r a l / i n t e r n a l / e x t e n d e d / r e p o r t s / R e m i n d e r / 1 1 7 / " > + 
+     < B C R e p o r t I n f o r m a t i o n > + 
+         < R e p o r t M e t a d a t a > + 
+             < E x t e n s i o n I d > E x t e n s i o n   I D < / E x t e n s i o n I d > + 
+             < E x t e n s i o n N a m e > E x t e n s i o n   N a m e < / E x t e n s i o n N a m e > + 
+             < E x t e n s i o n P u b l i s h e r > E x t e n s i o n   P u b l i s h e r < / E x t e n s i o n P u b l i s h e r > + 
+             < E x t e n s i o n V e r s i o n > E x t e n s i o n   V e r s i o n < / E x t e n s i o n V e r s i o n > + 
+             < R e p o r t I d > R e p o r t   I D < / R e p o r t I d > + 
+             < R e p o r t N a m e > R e p o r t   N a m e < / R e p o r t N a m e > + 
+             < A b o u t T h i s R e p o r t T i t l e > A b o u t   T h i s   R e p o r t   T i t l e < / A b o u t T h i s R e p o r t T i t l e > + 
+             < A b o u t T h i s R e p o r t T e x t > A b o u t   T h i s   R e p o r t   T e x t < / A b o u t T h i s R e p o r t T e x t > + 
+             < R e p o r t H e l p L i n k > R e p o r t   H e l p   L i n k < / R e p o r t H e l p L i n k > + 
+         < / R e p o r t M e t a d a t a > + 
+         < R e p o r t R e q u e s t > + 
+             < T e n a n t E n t r a I d > T e n a n t   E n t r a   I d < / T e n a n t E n t r a I d > + 
+             < E n v i r o n m e n t N a m e > E n v i r o n m e n t   N a m e < / E n v i r o n m e n t N a m e > + 
+             < E n v i r o n m e n t T y p e > E n v i r o n m e n t   T y p e < / E n v i r o n m e n t T y p e > + 
+             < C o m p a n y N a m e > C o m p a n y   N a m e < / C o m p a n y N a m e > + 
+             < C o m p a n y D i s p l a y N a m e > C o m p a n y   D i s p l a y   N a m e < / C o m p a n y D i s p l a y N a m e > + 
+             < C o m p a n y I d > C o m p a n y   I D < / C o m p a n y I d > + 
+             < U s e r N a m e > U s e r   N a m e < / U s e r N a m e > + 
+             < D a t e A n d T i m e > D a t e   a n d   T i m e < / D a t e A n d T i m e > + 
+             < L a n g u a g e > L a n g u a g e < / L a n g u a g e > + 
+             < F o r m a t R e g i o n > F o r m a t   R e g i o n < / F o r m a t R e g i o n > + 
+             < D a t e T i m e V a l u e s > + 
+                 < Y e a r > Y e a r < / Y e a r > + 
+                 < M o n t h N u m b e r > M o n t h   N u m b e r < / M o n t h N u m b e r > + 
+                 < D a y N u m b e r > D a y   N u m b e r < / D a y N u m b e r > + 
+                 < H o u r > H o u r < / H o u r > + 
+                 < M i n u t e > M i n u t e < / M i n u t e > + 
+             < / D a t e T i m e V a l u e s > + 
+         < / R e p o r t R e q u e s t > + 
+         < C o m p a n y M e t a d a t a > + 
+             < C o m p a n y N a m e > C o m p a n y   N a m e < / C o m p a n y N a m e > + 
+             < C o m p a n y D i s p l a y N a m e > C o m p a n y   D i s p l a y   N a m e < / C o m p a n y D i s p l a y N a m e > + 
+             < C o m p a n y A d d r e s s L i n e s > + 
+                 < C o m p a n y A d d r e s s L i n e > C o m p a n y   A d d r e s s   L i n e   1 < / C o m p a n y A d d r e s s L i n e > + 
+                 < C o m p a n y A d d r e s s L i n e > C o m p a n y   A d d r e s s   L i n e   2 < / C o m p a n y A d d r e s s L i n e > + 
+                 < C o m p a n y A d d r e s s L i n e > C o m p a n y   A d d r e s s   L i n e   3 < / C o m p a n y A d d r e s s L i n e > + 
+                 < C o m p a n y A d d r e s s L i n e > C o m p a n y   A d d r e s s   L i n e   4 < / C o m p a n y A d d r e s s L i n e > + 
+                 < C o m p a n y A d d r e s s L i n e > C o m p a n y   A d d r e s s   L i n e   5 < / C o m p a n y A d d r e s s L i n e > + 
+                 < C o m p a n y A d d r e s s L i n e > C o m p a n y   A d d r e s s   L i n e   6 < / C o m p a n y A d d r e s s L i n e > + 
+                 < C o m p a n y A d d r e s s L i n e > C o m p a n y   A d d r e s s   L i n e   7 < / C o m p a n y A d d r e s s L i n e > + 
+                 < C o m p a n y A d d r e s s L i n e > C o m p a n y   A d d r e s s   L i n e   8 < / C o m p a n y A d d r e s s L i n e > + 
+             < / C o m p a n y A d d r e s s L i n e s > + 
+             < C o m p a n y P h o n e > C o m p a n y   P h o n e < / C o m p a n y P h o n e > + 
+             < C o m p a n y P h o n e C a p t i o n > C o m p a n y   P h o n e   C a p t i o n < / C o m p a n y P h o n e C a p t i o n > + 
+             < C o m p a n y F a x N o > C o m p a n y   F a x   N o . < / C o m p a n y F a x N o > + 
+             < C o m p a n y F a x N o C a p t i o n > C o m p a n y   F a x   N o .   C a p t i o n < / C o m p a n y F a x N o C a p t i o n > + 
+             < C o m p a n y E m a i l > C o m p a n y   E m a i l < / C o m p a n y E m a i l > + 
+             < C o m p a n y E m a i l C a p t i o n > C o m p a n y   E m a i l   C a p t i o n < / C o m p a n y E m a i l C a p t i o n > + 
+             < C o m p a n y H o m e P a g e > C o m p a n y   H o m e   P a g e < / C o m p a n y H o m e P a g e > + 
+             < C o m p a n y H o m e P a g e C a p t i o n > C o m p a n y   H o m e   P a g e   C a p t i o n < / C o m p a n y H o m e P a g e C a p t i o n > + 
+             < C o m p a n y L o g o > C o m p a n y   L o g o < / C o m p a n y L o g o > + 
+             < C o m p a n y V A T R e g i s t r a t i o n N o > C o m p a n y   V A T   R e g i s t r a t i o n   N o . < / C o m p a n y V A T R e g i s t r a t i o n N o > + 
+             < C o m p a n y V A T R e g i s t r a t i o n N o C a p t i o n > C o m p a n y   V A T   R e g i s t r a t i o n   N o .   C a p t i o n < / C o m p a n y V A T R e g i s t r a t i o n N o C a p t i o n > + 
+             < C o m p a n y R e g i s t r a t i o n N o > C o m p a n y   R e g i s t r a t i o n   N o . < / C o m p a n y R e g i s t r a t i o n N o > + 
+             < C o m p a n y R e g i s t r a t i o n N o C a p t i o n > C o m p a n y   R e g i s t r a t i o n   N o .   C a p t i o n < / C o m p a n y R e g i s t r a t i o n N o C a p t i o n > + 
+             < C o m p a n y B a n k N a m e > C o m p a n y   B a n k   N a m e < / C o m p a n y B a n k N a m e > + 
+             < C o m p a n y B a n k N a m e C a p t i o n > C o m p a n y   B a n k   N a m e   C a p t i o n < / C o m p a n y B a n k N a m e C a p t i o n > + 
+             < C o m p a n y B a n k A c c o u n t N o > C o m p a n y   B a n k   A c c o u n t   N o . < / C o m p a n y B a n k A c c o u n t N o > + 
+             < C o m p a n y B a n k A c c o u n t N o C a p t i o n > C o m p a n y   B a n k   A c c o u n t   N o .   C a p t i o n < / C o m p a n y B a n k A c c o u n t N o C a p t i o n > + 
+             < C o m p a n y B a n k B r a n c h N o > C o m p a n y   B a n k   B r a n c h   N o . < / C o m p a n y B a n k B r a n c h N o > + 
+             < C o m p a n y B a n k B r a n c h N o C a p t i o n > C o m p a n y   B a n k   B r a n c h   N o .   C a p t i o n < / C o m p a n y B a n k B r a n c h N o C a p t i o n > + 
+             < C o m p a n y I B A N > C o m p a n y   I B A N < / C o m p a n y I B A N > + 
+             < C o m p a n y I B A N C a p t i o n > C o m p a n y   I B A N   C a p t i o n < / C o m p a n y I B A N C a p t i o n > + 
+             < C o m p a n y B a n k S W I F T > C o m p a n y   B a n k   S W I F T < / C o m p a n y B a n k S W I F T > + 
+             < C o m p a n y B a n k S W I F T C a p t i o n > C o m p a n y   B a n k   S W I F T   C a p t i o n < / C o m p a n y B a n k S W I F T C a p t i o n > + 
+             < C o m p a n y G i r o N o > C o m p a n y   G i r o   N o . < / C o m p a n y G i r o N o > + 
+             < C o m p a n y G i r o N o C a p t i o n > C o m p a n y   G i r o   N o .   C a p t i o n < / C o m p a n y G i r o N o C a p t i o n > + 
+         < / C o m p a n y M e t a d a t a > + 
+     < / B C R e p o r t I n f o r m a t i o n > + 
+     < T o o l t i p s > + 
+         < T o o l t i p   c o l u m n = " N o _ I s s u e d R e m i n d e r H e a d e r "   E l e m e n t I d = " 4 4 6 3 2 8 1 9 1 " > + 
+             < T o o l t i p T e x t   l a n g = " e n - U S " > S p e c i f i e s   t h e   n u m b e r   o f   t h e   i n v o l v e d   e n t r y   o r   r e c o r d ,   a c c o r d i n g   t o   t h e   s p e c i f i e d   n u m b e r   s e r i e s . < / T o o l t i p T e x t > + 
+         < / T o o l t i p > + 
+         < T o o l t i p   c o l u m n = " C o n t a c t P h o n e N o "   E l e m e n t I d = " 7 2 4 0 8 4 1 6 " > + 
+             < T o o l t i p T e x t   l a n g = " e n - U S " > S p e c i f i e s   t h e   c o n t a c t ' s   p h o n e   n u m b e r . < / T o o l t i p T e x t > + 
+         < / T o o l t i p > + 
+         < T o o l t i p   c o l u m n = " C o n t a c t M o b i l e P h o n e N o "   E l e m e n t I d = " 1 5 1 4 3 8 7 0 0 0 " > + 
+             < T o o l t i p T e x t   l a n g = " e n - U S " > S p e c i f i e s   t h e   c o n t a c t ' s   m o b i l e   t e l e p h o n e   n u m b e r . < / T o o l t i p T e x t > + 
+         < / T o o l t i p > + 
+         < T o o l t i p   c o l u m n = " C o n t a c t E m a i l "   E l e m e n t I d = " 1 5 8 3 9 8 6 6 6 3 " > + 
+             < T o o l t i p T e x t   l a n g = " e n - U S " > S p e c i f i e s   t h e   e m a i l   a d d r e s s   o f   t h e   c o n t a c t . < / T o o l t i p T e x t > + 
+         < / T o o l t i p > + 
+         < T o o l t i p   c o l u m n = " C o m p a n y I n f o 1 P i c t u r e "   E l e m e n t I d = " 1 0 1 8 2 0 6 5 0 3 " > + 
+             < T o o l t i p T e x t   l a n g = " e n - U S " > S p e c i f i e s   t h e   p i c t u r e   t h a t   h a s   b e e n   s e t   u p   f o r   t h e   c o m p a n y ,   s u c h   a s   a   c o m p a n y   l o g o . < / T o o l t i p T e x t > + 
+         < / T o o l t i p > + 
+         < T o o l t i p   c o l u m n = " C o m p a n y I n f o 2 P i c t u r e "   E l e m e n t I d = " 9 8 9 6 7 0 4 7 4 " > + 
+             < T o o l t i p T e x t   l a n g = " e n - U S " > S p e c i f i e s   t h e   p i c t u r e   t h a t   h a s   b e e n   s e t   u p   f o r   t h e   c o m p a n y ,   s u c h   a s   a   c o m p a n y   l o g o . < / T o o l t i p T e x t > + 
+         < / T o o l t i p > + 
+         < T o o l t i p   c o l u m n = " C o m p a n y I n f o 3 P i c t u r e "   E l e m e n t I d = " 5 7 9 7 0 4 0 5 9 " > + 
+             < T o o l t i p T e x t   l a n g = " e n - U S " > S p e c i f i e s   t h e   p i c t u r e   t h a t   h a s   b e e n   s e t   u p   f o r   t h e   c o m p a n y ,   s u c h   a s   a   c o m p a n y   l o g o . < / T o o l t i p T e x t > + 
+         < / T o o l t i p > + 
+         < T o o l t i p   c o l u m n = " N o 1 _ I s s u e d R e m i n d e r H d r "   E l e m e n t I d = " 2 0 0 8 1 6 9 9 1 9 " > + 
+             < T o o l t i p T e x t   l a n g = " e n - U S " > S p e c i f i e s   t h e   n u m b e r   o f   t h e   i n v o l v e d   e n t r y   o r   r e c o r d ,   a c c o r d i n g   t o   t h e   s p e c i f i e d   n u m b e r   s e r i e s . < / T o o l t i p T e x t > + 
+         < / T o o l t i p > + 
+         < T o o l t i p   c o l u m n = " Y o u r R e f _ I s s u e R e m i n d e r H d r "   E l e m e n t I d = " 5 2 1 2 8 7 1 0 9 " > + 
+             < T o o l t i p T e x t   l a n g = " e n - U S " > S p e c i f i e s   t h e   c u s t o m e r ' s   r e f e r e n c e .   T h e   c o n t e n t   w i l l   b e   p r i n t e d   o n   t h e   r e l a t e d   d o c u m e n t . < / T o o l t i p T e x t > + 
+         < / T o o l t i p > + 
+         < T o o l t i p   c o l u m n = " C o n t a c t _ I s s u e d R e m i n d e r H d r "   E l e m e n t I d = " 1 5 5 5 2 4 2 7 9 " > + 
+             < T o o l t i p T e x t   l a n g = " e n - U S " > S p e c i f i e s   t h e   n a m e   o f   t h e   p e r s o n   y o u   r e g u l a r l y   c o n t a c t   w h e n   y o u   c o m m u n i c a t e   w i t h   t h e   c u s t o m e r   t h e   r e m i n d e r   i s   f o r . < / T o o l t i p T e x t > + 
+         < / T o o l t i p > + 
+         < T o o l t i p   c o l u m n = " C u s t N o _ I s s u e R e m i n d e r H d r "   E l e m e n t I d = " 8 9 7 2 2 1 7 4 1 " > + 
+             < T o o l t i p T e x t   l a n g = " e n - U S " > S p e c i f i e s   t h e   c u s t o m e r   n u m b e r   t h e   r e m i n d e r   i s   f o r . < / T o o l t i p T e x t > + 
+         < / T o o l t i p > + 
+         < T o o l t i p   c o l u m n = " C o m p a n y I n f o B a n k A c c N o "   E l e m e n t I d = " 1 0 8 2 4 4 1 8 " > + 
+             < T o o l t i p T e x t   l a n g = " e n - U S " > S p e c i f i e s   t h e   n u m b e r   u s e d   b y   t h e   b a n k   f o r   t h e   b a n k   a c c o u n t . < / T o o l t i p T e x t > + 
+         < / T o o l t i p > + 
+         < T o o l t i p   c o l u m n = " C o m p a n y I n f o I B A N "   E l e m e n t I d = " 6 5 0 2 8 0 4 0 8 " > + 
+             < T o o l t i p T e x t   l a n g = " e n - U S " > S p e c i f i e s   t h e   b a n k   a c c o u n t ' s   i n t e r n a t i o n a l   b a n k   a c c o u n t   n u m b e r . < / T o o l t i p T e x t > + 
+         < / T o o l t i p > + 
+         < T o o l t i p   c o l u m n = " C o m p a n y I n f o B a n k N a m e "   E l e m e n t I d = " 1 8 3 4 4 8 6 5 3 " > + 
+             < T o o l t i p T e x t   l a n g = " e n - U S " > S p e c i f i e s   t h e   n a m e   o f   t h e   b a n k   w h e r e   y o u   h a v e   t h e   b a n k   a c c o u n t . < / T o o l t i p T e x t > + 
+         < / T o o l t i p > + 
+         < T o o l t i p   c o l u m n = " C o m p a n y I n f o G i r o N o "   E l e m e n t I d = " 6 6 8 8 8 4 2 6 " > + 
+             < T o o l t i p T e x t   l a n g = " e n - U S " > S p e c i f i e s   t h e   c o m p a n y ' s   g i r o   n u m b e r . < / T o o l t i p T e x t > + 
+         < / T o o l t i p > + 
+         < T o o l t i p   c o l u m n = " C o m p a n y I n f o H o m e P a g e "   E l e m e n t I d = " 1 5 3 0 3 1 7 4 4 0 " > + 
+             < T o o l t i p T e x t   l a n g = " e n - U S " > S p e c i f i e s   y o u r   c o m p a n y ' s   w e b   s i t e . < / T o o l t i p T e x t > + 
+         < / T o o l t i p > + 
+         < T o o l t i p   c o l u m n = " C o m p a n y I n f o E M a i l "   E l e m e n t I d = " 1 0 8 3 1 8 6 0 6 4 " > + 
+             < T o o l t i p T e x t   l a n g = " e n - U S " > S p e c i f i e s   t h e   c o m p a n y ' s   e m a i l   a d d r e s s . < / T o o l t i p T e x t > + 
+         < / T o o l t i p > + 
+         < T o o l t i p   c o l u m n = " C o m p a n y I n f o P h o n e N o "   E l e m e n t I d = " 8 9 6 1 4 9 4 4 9 " > + 
+             < T o o l t i p T e x t   l a n g = " e n - U S " > S p e c i f i e s   t h e   c o m p a n y ' s   t e l e p h o n e   n u m b e r . < / T o o l t i p T e x t > + 
+         < / T o o l t i p > + 
+         < T o o l t i p   c o l u m n = " R e m A m t _ I s s u e d R e m i n d e r L i n e "   E l e m e n t I d = " 1 4 7 4 3 7 3 0 3 5 " > + 
+             < T o o l t i p T e x t   l a n g = " e n - U S " > S p e c i f i e s   t h e   r e m a i n i n g   a m o u n t   o f   t h e   c u s t o m e r   l e d g e r   e n t r y   t h i s   r e m i n d e r   l i n e   i s   f o r . < / T o o l t i p T e x t > + 
+         < / T o o l t i p > + 
+         < T o o l t i p   c o l u m n = " D e s c _ I s s u e d R e m i n d e r L i n e "   E l e m e n t I d = " 1 0 5 9 7 9 1 9 8 2 " > + 
+             < T o o l t i p T e x t   l a n g = " e n - U S " > S p e c i f i e s   a n   e n t r y   d e s c r i p t i o n ,   b a s e d   o n   t h e   c o n t e n t s   o f   t h e   T y p e   f i e l d . < / T o o l t i p T e x t > + 
+         < / T o o l t i p > + 
+         < T o o l t i p   c o l u m n = " D o c N o _ I s s u e d R e m i n d e r L i n e "   E l e m e n t I d = " 1 3 4 6 2 4 4 0 3 4 " > + 
+             < T o o l t i p T e x t   l a n g = " e n - U S " > S p e c i f i e s   t h e   d o c u m e n t   n u m b e r   o f   t h e   c u s t o m e r   l e d g e r   e n t r y   t h i s   r e m i n d e r   l i n e   i s   f o r . < / T o o l t i p T e x t > + 
+         < / T o o l t i p > + 
+         < T o o l t i p   c o l u m n = " O r i g i n a l A m t _ I s s u e d R e m i n d e r L i n e "   E l e m e n t I d = " 3 8 7 1 9 0 6 1 0 " > + 
+             < T o o l t i p T e x t   l a n g = " e n - U S " > S p e c i f i e s   t h e   o r i g i n a l   a m o u n t   o f   t h e   c u s t o m e r   l e d g e r   e n t r y   t h a t   t h i s   r e m i n d e r   l i n e   i s   f o r . < / T o o l t i p T e x t > + 
+         < / T o o l t i p > + 
+         < T o o l t i p   c o l u m n = " D o c T y p e _ I s s u e d R e m i n d e r L i n e "   E l e m e n t I d = " 1 3 3 5 2 4 4 0 7 3 " > + 
+             < T o o l t i p T e x t   l a n g = " e n - U S " > S p e c i f i e s   t h e   d o c u m e n t   t y p e   o f   t h e   c u s t o m e r   l e d g e r   e n t r y   t h i s   r e m i n d e r   l i n e   i s   f o r . < / T o o l t i p T e x t > + 
+         < / T o o l t i p > + 
+         < T o o l t i p   c o l u m n = " L i n e N o _ I s s u e d R e m i n d e r L i n e "   E l e m e n t I d = " 2 0 6 6 9 3 7 4 1 6 " > + 
+             < T o o l t i p T e x t   l a n g = " e n - U S " > S p e c i f i e s   t h e   n u m b e r   o f   t h e   i n v o l v e d   e n t r y   o r   r e c o r d ,   a c c o r d i n g   t o   t h e   s p e c i f i e d   n u m b e r   s e r i e s . < / T o o l t i p T e x t > + 
+         < / T o o l t i p > + 
+         < T o o l t i p   c o l u m n = " D e s c 1 _ I s s u e d R e m i n d e r L i n e "   E l e m e n t I d = " 9 9 8 7 6 7 1 0 5 " > + 
+             < T o o l t i p T e x t   l a n g = " e n - U S " > S p e c i f i e s   a n   e n t r y   d e s c r i p t i o n ,   b a s e d   o n   t h e   c o n t e n t s   o f   t h e   T y p e   f i e l d . < / T o o l t i p T e x t > + 
+         < / T o o l t i p > + 
+         < T o o l t i p   c o l u m n = " V A T A m t L i n e A m t I n c l u d V A T "   E l e m e n t I d = " 5 3 4 3 8 5 8 5 8 " > + 
+             < T o o l t i p T e x t   l a n g = " e n - U S " > S p e c i f i e s   t h e   n e t   a m o u n t ,   i n c l u d i n g   V A T ,   f o r   t h i s   l i n e . < / T o o l t i p T e x t > + 
+         < / T o o l t i p > + 
+         < T o o l t i p   c o l u m n = " V A T A m t L i n e V A T "   E l e m e n t I d = " 2 9 9 0 4 8 9 2 5 " > + 
+             < T o o l t i p T e x t   l a n g = " e n - U S " > S p e c i f i e s   t h e   V A T   %   t h a t   w a s   u s e d   o n   t h e   s a l e s   o r   p u r c h a s e   l i n e s   w i t h   t h i s   V A T   I d e n t i f i e r . < / T o o l t i p T e x t > + 
+         < / T o o l t i p > + 
+         < T o o l t i p   c o l u m n = " V A T C l a u s e V A T I d e n t i f i e r "   E l e m e n t I d = " 2 8 6 3 9 8 6 6 1 " > + 
+             < T o o l t i p T e x t   l a n g = " e n - U S " > S p e c i f i e s   t h e   V A T   I d e n t i f i e r   v a l u e . < / T o o l t i p T e x t > + 
+         < / T o o l t i p > + 
+         < T o o l t i p   c o l u m n = " V A T C l a u s e D e s c r i p t i o n 2 "   E l e m e n t I d = " 2 0 8 4 7 2 6 0 2 3 " > + 
+             < T o o l t i p T e x t   l a n g = " e n - U S " > S p e c i f i e s   a n   a d d i t i o n a l   d e s c r i p t i o n   o f   a   V A T   c l a u s e . < / T o o l t i p T e x t > + 
+         < / T o o l t i p > + 
+         < T o o l t i p   c o l u m n = " V A T C l a u s e A m o u n t "   E l e m e n t I d = " 2 1 2 0 5 2 6 4 9 5 " > + 
+             < T o o l t i p T e x t   l a n g = " e n - U S " > S p e c i f i e s   t h e   a m o u n t   o f   V A T   t h a t   i s   i n c l u d e d   i n   t h e   t o t a l   a m o u n t . < / T o o l t i p T e x t > + 
+         < / T o o l t i p > + 
+         < T o o l t i p   c o l u m n = " V A T A m t L i n e V A T C t r l 1 0 7 "   E l e m e n t I d = " 7 1 5 8 3 8 5 8 0 " > + 
+             < T o o l t i p T e x t   l a n g = " e n - U S " > S p e c i f i e s   t h e   V A T   %   t h a t   w a s   u s e d   o n   t h e   s a l e s   o r   p u r c h a s e   l i n e s   w i t h   t h i s   V A T   I d e n t i f i e r . < / T o o l t i p T e x t > + 
+         < / T o o l t i p > + 
+     < / T o o l t i p s > + 
+     < I s s u e d _ R e m i n d e r _ H e a d e r   E l e m e n t T y p e = " D a t a I t e m "   E l e m e n t I d = " 1 9 8 7 0 4 1 2 5 7 " > + 
+         < C o n t a c t E m a i l   E l e m e n t T y p e = " C o l u m n "   E l e m e n t I d = " 1 5 8 3 9 8 6 6 6 3 "   D a t a T y p e = " T e x t " > C o n t a c t E m a i l < / C o n t a c t E m a i l > + 
+         < C o n t a c t E m a i l L b l   E l e m e n t T y p e = " C o l u m n "   E l e m e n t I d = " 1 3 0 4 0 7 3 7 7 9 "   D a t a T y p e = " L a b e l " > C o n t a c t E m a i l L b l < / C o n t a c t E m a i l L b l > + 
+         < C o n t a c t M o b i l e P h o n e N o   E l e m e n t T y p e = " C o l u m n "   E l e m e n t I d = " 1 5 1 4 3 8 7 0 0 0 "   D a t a T y p e = " T e x t " > C o n t a c t M o b i l e P h o n e N o < / C o n t a c t M o b i l e P h o n e N o > + 
+         < C o n t a c t M o b i l e P h o n e N o L b l   E l e m e n t T y p e = " C o l u m n "   E l e m e n t I d = " 3 1 0 9 9 8 6 3 0 "   D a t a T y p e = " L a b e l " > C o n t a c t M o b i l e P h o n e N o L b l < / C o n t a c t M o b i l e P h o n e N o L b l > + 
+         < C o n t a c t P h o n e N o   E l e m e n t T y p e = " C o l u m n "   E l e m e n t I d = " 7 2 4 0 8 4 1 6 "   D a t a T y p e = " T e x t " > C o n t a c t P h o n e N o < / C o n t a c t P h o n e N o > + 
+         < C o n t a c t P h o n e N o L b l   E l e m e n t T y p e = " C o l u m n "   E l e m e n t I d = " 1 0 2 6 9 3 3 3 7 4 "   D a t a T y p e = " L a b e l " > C o n t a c t P h o n e N o L b l < / C o n t a c t P h o n e N o L b l > + 
+         < D o c D a t e C a p t i o n   E l e m e n t T y p e = " C o l u m n "   E l e m e n t I d = " 1 1 5 7 6 2 1 5 3 7 "   D a t a T y p e = " L a b e l " > D o c D a t e C a p t i o n < / D o c D a t e C a p t i o n > + 
+         < D u e D a t e C a p t i o n   E l e m e n t T y p e = " C o l u m n "   E l e m e n t I d = " 2 0 4 6 6 7 9 4 6 9 "   D a t a T y p e = " L a b e l " > D u e D a t e C a p t i o n < / D u e D a t e C a p t i o n > + 
+         < E M a i l C a p t i o n   E l e m e n t T y p e = " C o l u m n "   E l e m e n t I d = " 4 7 2 3 3 8 3 4 3 "   D a t a T y p e = " L a b e l " > E M a i l C a p t i o n < / E M a i l C a p t i o n > + 
+         < H o m e P a g e C a p t i o n   E l e m e n t T y p e = " C o l u m n "   E l e m e n t I d = " 2 1 2 0 4 1 7 5 5 1 "   D a t a T y p e = " L a b e l " > H o m e P a g e C a p t i o n < / H o m e P a g e C a p t i o n > + 
+         < N o _ I s s u e d R e m i n d e r H e a d e r   E l e m e n t T y p e = " C o l u m n "   E l e m e n t I d = " 4 4 6 3 2 8 1 9 1 "   D a t a T y p e = " C o d e " > N o _ I s s u e d R e m i n d e r H e a d e r < / N o _ I s s u e d R e m i n d e r H e a d e r > + 
+         < P a g e C a p t i o n   E l e m e n t T y p e = " C o l u m n "   E l e m e n t I d = " 1 6 4 5 7 9 0 3 1 2 "   D a t a T y p e = " L a b e l " > P a g e C a p t i o n < / P a g e C a p t i o n > + 
+         < S h o w M I R L i n e s   E l e m e n t T y p e = " C o l u m n "   E l e m e n t I d = " 1 6 9 8 2 1 4 9 3 9 "   D a t a T y p e = " B o o l e a n " > S h o w M I R L i n e s < / S h o w M I R L i n e s > + 
+         < T o t a l C a p t i o n   E l e m e n t T y p e = " C o l u m n "   E l e m e n t I d = " 7 0 7 1 0 2 6 9 5 "   D a t a T y p e = " L a b e l " > T o t a l C a p t i o n < / T o t a l C a p t i o n > + 
+         < V A T A m o u n t C a p t i o n   E l e m e n t T y p e = " C o l u m n "   E l e m e n t I d = " 1 1 3 1 7 3 2 3 8 8 "   D a t a T y p e = " L a b e l " > V A T A m o u n t C a p t i o n < / V A T A m o u n t C a p t i o n > + 
+         < V A T B a s e C a p t i o n   E l e m e n t T y p e = " C o l u m n "   E l e m e n t I d = " 1 7 5 9 0 7 3 0 0 5 "   D a t a T y p e = " L a b e l " > V A T B a s e C a p t i o n < / V A T B a s e C a p t i o n > + 
+         < V A T P e r c e n t C a p t i o n   E l e m e n t T y p e = " C o l u m n "   E l e m e n t I d = " 1 7 6 3 4 5 7 5 6 3 "   D a t a T y p e = " L a b e l " > V A T P e r c e n t C a p t i o n < / V A T P e r c e n t C a p t i o n > + 
+         < I n t e g e r   E l e m e n t T y p e = " D a t a I t e m "   E l e m e n t I d = " 1 7 3 5 6 9 8 6 1 9 " > + 
+             < B a n k A c c N o C a p t i o n   E l e m e n t T y p e = " C o l u m n "   E l e m e n t I d = " 1 4 9 2 8 4 0 6 9 9 "   D a t a T y p e = " L a b e l " > B a n k A c c N o C a p t i o n < / B a n k A c c N o C a p t i o n > + 
+             < B a n k N a m e C a p t i o n   E l e m e n t T y p e = " C o l u m n "   E l e m e n t I d = " 8 9 8 5 9 8 6 6 6 "   D a t a T y p e = " L a b e l " > B a n k N a m e C a p t i o n < / B a n k N a m e C a p t i o n > + 
+             < C o m p a n y A d d r 1   E l e m e n t T y p e = " C o l u m n "   E l e m e n t I d = " 8 8 5 0 9 6 1 0 4 "   D a t a T y p e = " T e x t " > C o m p a n y A d d r 1 < / C o m p a n y A d d r 1 > + 
+             < C o m p a n y A d d r 2   E l e m e n t T y p e = " C o l u m n "   E l e m e n t I d = " 1 0 2 7 9 9 3 7 4 7 "   D a t a T y p e = " T e x t " > C o m p a n y A d d r 2 < / C o m p a n y A d d r 2 > + 
+             < C o m p a n y A d d r 3   E l e m e n t T y p e = " C o l u m n "   E l e m e n t I d = " 3 9 0 2 9 7 1 3 0 "   D a t a T y p e = " T e x t " > C o m p a n y A d d r 3 < / C o m p a n y A d d r 3 > + 
+             < C o m p a n y A d d r 4   E l e m e n t T y p e = " C o l u m n "   E l e m e n t I d = " 1 9 9 1 5 8 0 3 1 5 "   D a t a T y p e = " T e x t " > C o m p a n y A d d r 4 < / C o m p a n y A d d r 4 > + 
+             < C o m p a n y A d d r 5   E l e m e n t T y p e = " C o l u m n "   E l e m e n t I d = " 1 6 6 5 6 9 0 3 6 4 "   D a t a T y p e = " T e x t " > C o m p a n y A d d r 5 < / C o m p a n y A d d r 5 > + 
+             < C o m p a n y A d d r 6   E l e m e n t T y p e = " C o l u m n "   E l e m e n t I d = " 7 1 6 1 8 7 0 8 1 "   D a t a T y p e = " T e x t " > C o m p a n y A d d r 6 < / C o m p a n y A d d r 6 > + 
+             < C o m p a n y A d d r 7   E l e m e n t T y p e = " C o l u m n "   E l e m e n t I d = " 1 3 5 3 8 8 3 6 9 8 "   D a t a T y p e = " T e x t " > C o m p a n y A d d r 7 < / C o m p a n y A d d r 7 > + 
+             < C o m p a n y A d d r 8   E l e m e n t T y p e = " C o l u m n "   E l e m e n t I d = " 1 0 5 4 0 0 5 1 2 7 "   D a t a T y p e = " T e x t " > C o m p a n y A d d r 8 < / C o m p a n y A d d r 8 > + 
+             < C o m p a n y I n f o 1 P i c t u r e   E l e m e n t T y p e = " C o l u m n "   E l e m e n t I d = " 1 0 1 8 2 0 6 5 0 3 "   D a t a T y p e = " B l o b "   / > + 
+             < C o m p a n y I n f o 2 P i c t u r e   E l e m e n t T y p e = " C o l u m n "   E l e m e n t I d = " 9 8 9 6 7 0 4 7 4 "   D a t a T y p e = " B l o b "   / > + 
+             < C o m p a n y I n f o 3 P i c t u r e   E l e m e n t T y p e = " C o l u m n "   E l e m e n t I d = " 5 7 9 7 0 4 0 5 9 "   D a t a T y p e = " B l o b "   / > + 
+             < C o m p a n y I n f o B a n k A c c N o   E l e m e n t T y p e = " C o l u m n "   E l e m e n t I d = " 1 0 8 2 4 4 1 8 "   D a t a T y p e = " T e x t " > C o m p a n y I n f o B a n k A c c N o < / C o m p a n y I n f o B a n k A c c N o > + 
+             < C o m p a n y I n f o B a n k N a m e   E l e m e n t T y p e = " C o l u m n "   E l e m e n t I d = " 1 8 3 4 4 8 6 5 3 "   D a t a T y p e = " T e x t " > C o m p a n y I n f o B a n k N a m e < / C o m p a n y I n f o B a n k N a m e > + 
+             < C o m p a n y I n f o E M a i l   E l e m e n t T y p e = " C o l u m n "   E l e m e n t I d = " 1 0 8 3 1 8 6 0 6 4 "   D a t a T y p e = " T e x t " > C o m p a n y I n f o E M a i l < / C o m p a n y I n f o E M a i l > + 
+             < C o m p a n y I n f o G i r o N o   E l e m e n t T y p e = " C o l u m n "   E l e m e n t I d = " 6 6 8 8 8 4 2 6 "   D a t a T y p e = " T e x t " > C o m p a n y I n f o G i r o N o < / C o m p a n y I n f o G i r o N o > + 
+             < C o m p a n y I n f o H o m e P a g e   E l e m e n t T y p e = " C o l u m n "   E l e m e n t I d = " 1 5 3 0 3 1 7 4 4 0 "   D a t a T y p e = " T e x t " > C o m p a n y I n f o H o m e P a g e < / C o m p a n y I n f o H o m e P a g e > + 
+             < C o m p a n y I n f o I B A N   E l e m e n t T y p e = " C o l u m n "   E l e m e n t I d = " 6 5 0 2 8 0 4 0 8 "   D a t a T y p e = " C o d e " > C o m p a n y I n f o I B A N < / C o m p a n y I n f o I B A N > + 
+             < C o m p a n y I n f o P h o n e N o   E l e m e n t T y p e = " C o l u m n "   E l e m e n t I d = " 8 9 6 1 4 9 4 4 9 "   D a t a T y p e = " T e x t " > C o m p a n y I n f o P h o n e N o < / C o m p a n y I n f o P h o n e N o > + 
+             < C o m p a n y I n f o V A T R e g N o   E l e m e n t T y p e = " C o l u m n "   E l e m e n t I d = " 1 2 1 1 0 2 0 5 2 2 "   D a t a T y p e = " T e x t " > C o m p a n y I n f o V A T R e g N o < / C o m p a n y I n f o V A T R e g N o > + 
+             < C o m p a n y V A T R e g i s t r a t i o n N o C a p t i o n   E l e m e n t T y p e = " C o l u m n "   E l e m e n t I d = " 1 2 1 9 4 0 0 9 9 9 "   D a t a T y p e = " T e x t " > C o m p a n y V A T R e g i s t r a t i o n N o C a p t i o n < / C o m p a n y V A T R e g i s t r a t i o n N o C a p t i o n > + 
+             < C o n t a c t _ I s s u e d R e m i n d e r H d r   E l e m e n t T y p e = " C o l u m n "   E l e m e n t I d = " 1 5 5 5 2 4 2 7 9 "   D a t a T y p e = " T e x t " > C o n t a c t _ I s s u e d R e m i n d e r H d r < / C o n t a c t _ I s s u e d R e m i n d e r H d r > + 
+             < C u s t A d d r 1   E l e m e n t T y p e = " C o l u m n "   E l e m e n t I d = " 1 3 6 8 0 2 7 5 2 2 "   D a t a T y p e = " T e x t " > C u s t A d d r 1 < / C u s t A d d r 1 > + 
+             < C u s t A d d r 2   E l e m e n t T y p e = " C o l u m n "   E l e m e n t I d = " 2 0 0 5 7 2 4 1 3 9 "   D a t a T y p e = " T e x t " > C u s t A d d r 2 < / C u s t A d d r 2 > + 
+             < C u s t A d d r 3   E l e m e n t T y p e = " C o l u m n "   E l e m e n t I d = " 1 6 5 1 5 4 6 5 4 0 "   D a t a T y p e = " T e x t " > C u s t A d d r 3 < / C u s t A d d r 3 > + 
+             < C u s t A d d r 4   E l e m e n t T y p e = " C o l u m n "   E l e m e n t I d = " 1 0 1 3 8 4 9 9 2 3 "   D a t a T y p e = " T e x t " > C u s t A d d r 4 < / C u s t A d d r 4 > + 
+             < C u s t A d d r 5   E l e m e n t T y p e = " C o l u m n "   E l e m e n t I d = " 3 7 6 1 5 3 3 0 6 "   D a t a T y p e = " T e x t " > C u s t A d d r 5 < / C u s t A d d r 5 > + 
+             < C u s t A d d r 6   E l e m e n t T y p e = " C o l u m n "   E l e m e n t I d = " 2 6 1 5 4 3 3 1 1 "   D a t a T y p e = " T e x t " > C u s t A d d r 6 < / C u s t A d d r 6 > + 
+             < C u s t A d d r 7   E l e m e n t T y p e = " C o l u m n "   E l e m e n t I d = " 8 9 9 2 3 9 9 2 8 "   D a t a T y p e = " T e x t " > C u s t A d d r 7 < / C u s t A d d r 7 > + 
+             < C u s t A d d r 8   E l e m e n t T y p e = " C o l u m n "   E l e m e n t I d = " 1 5 3 6 9 3 6 5 4 5 "   D a t a T y p e = " T e x t " > C u s t A d d r 8 < / C u s t A d d r 8 > + 
+             < C u s t N o _ I s s u e R e m i n d e r H d r   E l e m e n t T y p e = " C o l u m n "   E l e m e n t I d = " 8 9 7 2 2 1 7 4 1 "   D a t a T y p e = " C o d e " > C u s t N o _ I s s u e R e m i n d e r H d r < / C u s t N o _ I s s u e R e m i n d e r H d r > + 
+             < C u s t N o _ I s s u e R e m i n d e r H d r C a p t i o n   E l e m e n t T y p e = " C o l u m n "   E l e m e n t I d = " 2 1 0 8 3 0 4 5 3 "   D a t a T y p e = " S t r i n g " > C u s t N o _ I s s u e R e m i n d e r H d r C a p t i o n < / C u s t N o _ I s s u e R e m i n d e r H d r C a p t i o n > + 
+             < D o c D a t e _ I s s u e R e m i n d e r H d r   E l e m e n t T y p e = " C o l u m n "   E l e m e n t I d = " 1 7 0 8 8 2 7 8 4 1 "   D a t a T y p e = " S t r i n g " > D o c D a t e _ I s s u e R e m i n d e r H d r < / D o c D a t e _ I s s u e R e m i n d e r H d r > + 
+             < D u e D a t e _ I s s u e d R e m i n d e r H d r   E l e m e n t T y p e = " C o l u m n "   E l e m e n t I d = " 1 4 3 1 6 6 8 4 4 7 "   D a t a T y p e = " S t r i n g " > D u e D a t e _ I s s u e d R e m i n d e r H d r < / D u e D a t e _ I s s u e d R e m i n d e r H d r > + 
+             < G i r o N o C a p t i o n   E l e m e n t T y p e = " C o l u m n "   E l e m e n t I d = " 9 5 3 0 4 7 1 1 1 "   D a t a T y p e = " L a b e l " > G i r o N o C a p t i o n < / G i r o N o C a p t i o n > + 
+             < I B A N C a p t i o n   E l e m e n t T y p e = " C o l u m n "   E l e m e n t I d = " 2 0 2 6 0 1 3 4 9 5 "   D a t a T y p e = " L a b e l " > I B A N C a p t i o n < / I B A N C a p t i o n > + 
+             < N o 1 _ I s s u e d R e m i n d e r H d r   E l e m e n t T y p e = " C o l u m n "   E l e m e n t I d = " 2 0 0 8 1 6 9 9 1 9 "   D a t a T y p e = " C o d e " > N o 1 _ I s s u e d R e m i n d e r H d r < / N o 1 _ I s s u e d R e m i n d e r H d r > + 
+             < P h o n e N o C a p t i o n   E l e m e n t T y p e = " C o l u m n "   E l e m e n t I d = " 1 4 5 8 8 2 1 3 2 2 "   D a t a T y p e = " L a b e l " > P h o n e N o C a p t i o n < / P h o n e N o C a p t i o n > + 
+             < P o s t D a t e _ I s s u e d R e m i n d e r H d r   E l e m e n t T y p e = " C o l u m n "   E l e m e n t I d = " 5 4 1 1 2 9 7 1 "   D a t a T y p e = " S t r i n g " > P o s t D a t e _ I s s u e d R e m i n d e r H d r < / P o s t D a t e _ I s s u e d R e m i n d e r H d r > + 
+             < P o s t i n g D a t e C a p t i o n   E l e m e n t T y p e = " C o l u m n "   E l e m e n t I d = " 1 2 7 3 0 5 6 1 7 "   D a t a T y p e = " L a b e l " > P o s t i n g D a t e C a p t i o n < / P o s t i n g D a t e C a p t i o n > + 
+             < R e f e r e n c e T e x t   E l e m e n t T y p e = " C o l u m n "   E l e m e n t I d = " 4 4 5 3 5 3 4 5 1 "   D a t a T y p e = " T e x t " > R e f e r e n c e T e x t < / R e f e r e n c e T e x t > + 
+             < R e m i n d e r C a p t i o n   E l e m e n t T y p e = " C o l u m n "   E l e m e n t I d = " 9 4 4 9 7 9 5 4 9 "   D a t a T y p e = " L a b e l " > R e m i n d e r C a p t i o n < / R e m i n d e r C a p t i o n > + 
+             < R e m i n d e r N o C a p t i o n   E l e m e n t T y p e = " C o l u m n "   E l e m e n t I d = " 1 9 9 7 4 9 9 4 0 4 "   D a t a T y p e = " L a b e l " > R e m i n d e r N o C a p t i o n < / R e m i n d e r N o C a p t i o n > + 
+             < T e x t P a g e   E l e m e n t T y p e = " C o l u m n "   E l e m e n t I d = " 1 0 8 1 6 9 9 3 3 "   D a t a T y p e = " L a b e l " > T e x t P a g e < / T e x t P a g e > + 
+             < V A T N o T e x t   E l e m e n t T y p e = " C o l u m n "   E l e m e n t I d = " 1 9 5 9 6 6 3 4 2 6 "   D a t a T y p e = " T e x t " > V A T N o T e x t < / V A T N o T e x t > + 
+             < V A T R e g N o C a p t i o n   E l e m e n t T y p e = " C o l u m n "   E l e m e n t I d = " 1 6 8 6 3 6 0 3 6 1 "   D a t a T y p e = " T e x t " > V A T R e g N o C a p t i o n < / V A T R e g N o C a p t i o n > + 
+             < V a t R e g N o _ I s s u e R e m i n d e r H d r   E l e m e n t T y p e = " C o l u m n "   E l e m e n t I d = " 1 9 3 5 6 1 8 4 5 5 "   D a t a T y p e = " T e x t " > V a t R e g N o _ I s s u e R e m i n d e r H d r < / V a t R e g N o _ I s s u e R e m i n d e r H d r > + 
+             < Y o u r R e f _ I s s u e R e m i n d e r H d r   E l e m e n t T y p e = " C o l u m n "   E l e m e n t I d = " 5 2 1 2 8 7 1 0 9 "   D a t a T y p e = " T e x t " > Y o u r R e f _ I s s u e R e m i n d e r H d r < / Y o u r R e f _ I s s u e R e m i n d e r H d r > + 
+             < D i m e n s i o n L o o p   E l e m e n t T y p e = " D a t a I t e m "   E l e m e n t I d = " 1 2 5 6 7 2 1 1 9 " > + 
+                 < D i m T e x t   E l e m e n t T y p e = " C o l u m n "   E l e m e n t I d = " 1 7 6 4 8 3 2 3 2 "   D a t a T y p e = " T e x t " > D i m T e x t < / D i m T e x t > + 
+                 < H e a d e r D i m e n s i o n s C a p t i o n   E l e m e n t T y p e = " C o l u m n "   E l e m e n t I d = " 7 7 5 1 7 1 5 5 3 "   D a t a T y p e = " L a b e l " > H e a d e r D i m e n s i o n s C a p t i o n < / H e a d e r D i m e n s i o n s C a p t i o n > + 
+                 < N u m b e r _ I n t e g e r L i n e   E l e m e n t T y p e = " C o l u m n "   E l e m e n t I d = " 1 2 3 7 4 0 5 6 5 5 "   D a t a T y p e = " I n t e g e r " > N u m b e r _ I n t e g e r L i n e < / N u m b e r _ I n t e g e r L i n e > + 
+             < / D i m e n s i o n L o o p > + 
+             < I s s u e d _ R e m i n d e r _ L i n e   E l e m e n t T y p e = " D a t a I t e m "   E l e m e n t I d = " 9 8 4 8 8 6 2 2 4 " > + 
+                 < D e s c _ I s s u e d R e m i n d e r L i n e   E l e m e n t T y p e = " C o l u m n "   E l e m e n t I d = " 1 0 5 9 7 9 1 9 8 2 "   D a t a T y p e = " T e x t " > D e s c _ I s s u e d R e m i n d e r L i n e < / D e s c _ I s s u e d R e m i n d e r L i n e > + 
+                 < D o c D a t e _ I s s u e d R e m i n d e r L i n e   E l e m e n t T y p e = " C o l u m n "   E l e m e n t I d = " 1 9 6 6 7 6 8 8 8 5 "   D a t a T y p e = " S t r i n g " > D o c D a t e _ I s s u e d R e m i n d e r L i n e < / D o c D a t e _ I s s u e d R e m i n d e r L i n e > + 
+                 < D o c N o C a p t i o n _ I s s u e d R e m i n d e r L i n e   E l e m e n t T y p e = " C o l u m n "   E l e m e n t I d = " 1 2 3 8 7 0 1 2 8 "   D a t a T y p e = " S t r i n g " > D o c N o C a p t i o n _ I s s u e d R e m i n d e r L i n e < / D o c N o C a p t i o n _ I s s u e d R e m i n d e r L i n e > + 
+                 < D o c N o _ I s s u e d R e m i n d e r L i n e   E l e m e n t T y p e = " C o l u m n "   E l e m e n t I d = " 1 3 4 6 2 4 4 0 3 4 "   D a t a T y p e = " C o d e " > D o c N o _ I s s u e d R e m i n d e r L i n e < / D o c N o _ I s s u e d R e m i n d e r L i n e > + 
+                 < D o c N o _ I s s u e d R e m i n d e r L i n e C a p t i o n   E l e m e n t T y p e = " C o l u m n "   E l e m e n t I d = " 1 7 3 2 3 6 8 3 5 2 "   D a t a T y p e = " S t r i n g " > D o c N o _ I s s u e d R e m i n d e r L i n e C a p t i o n < / D o c N o _ I s s u e d R e m i n d e r L i n e C a p t i o n > + 
+                 < D o c T y p e _ I s s u e d R e m i n d e r L i n e   E l e m e n t T y p e = " C o l u m n "   E l e m e n t I d = " 1 3 3 5 2 4 4 0 7 3 "   D a t a T y p e = " E n u m " > D o c T y p e _ I s s u e d R e m i n d e r L i n e < / D o c T y p e _ I s s u e d R e m i n d e r L i n e > + 
+                 < D o c T y p e _ I s s u e d R e m i n d e r L i n e C a p t i o n   E l e m e n t T y p e = " C o l u m n "   E l e m e n t I d = " 5 3 0 2 0 3 0 2 5 "   D a t a T y p e = " S t r i n g " > D o c T y p e _ I s s u e d R e m i n d e r L i n e C a p t i o n < / D o c T y p e _ I s s u e d R e m i n d e r L i n e C a p t i o n > + 
+                 < D o c u m e n t D a t e C a p t i o n 1   E l e m e n t T y p e = " C o l u m n "   E l e m e n t I d = " 1 7 7 6 0 2 1 4 4 1 "   D a t a T y p e = " L a b e l " > D o c u m e n t D a t e C a p t i o n 1 < / D o c u m e n t D a t e C a p t i o n 1 > + 
+                 < D u e D a t e _ I s s u e d R e m i n d e r L i n e   E l e m e n t T y p e = " C o l u m n "   E l e m e n t I d = " 7 8 7 2 1 5 6 5 7 "   D a t a T y p e = " S t r i n g " > D u e D a t e _ I s s u e d R e m i n d e r L i n e < / D u e D a t e _ I s s u e d R e m i n d e r L i n e > + 
+                 < I n t e r e s t   E l e m e n t T y p e = " C o l u m n "   E l e m e n t I d = " 1 4 5 7 3 7 8 0 9 9 "   D a t a T y p e = " D e c i m a l " > I n t e r e s t < / I n t e r e s t > + 
+                 < I n t e r e s t A m o u n t C a p t i o n   E l e m e n t T y p e = " C o l u m n "   E l e m e n t I d = " 5 8 4 4 2 9 0 9 5 "   D a t a T y p e = " L a b e l " > I n t e r e s t A m o u n t C a p t i o n < / I n t e r e s t A m o u n t C a p t i o n > + 
+                 < L i n e N o _ I s s u e d R e m i n d e r L i n e   E l e m e n t T y p e = " C o l u m n "   E l e m e n t I d = " 2 0 6 6 9 3 7 4 1 6 "   D a t a T y p e = " C o d e " > L i n e N o _ I s s u e d R e m i n d e r L i n e < / L i n e N o _ I s s u e d R e m i n d e r L i n e > + 
+                 < M I R E n t r y _ I s s u e d R e m i n d e r L i n e   E l e m e n t T y p e = " C o l u m n "   E l e m e n t I d = " 8 7 8 1 7 0 6 8 5 "   D a t a T y p e = " B o o l e a n " > M I R E n t r y _ I s s u e d R e m i n d e r L i n e < / M I R E n t r y _ I s s u e d R e m i n d e r L i n e > + 
+                 < N N C I n t e r e s t A m t   E l e m e n t T y p e = " C o l u m n "   E l e m e n t I d = " 1 1 5 2 1 8 2 1 6 0 "   D a t a T y p e = " D e c i m a l " > N N C I n t e r e s t A m t < / N N C I n t e r e s t A m t > + 
+                 < N N C T o t a l   E l e m e n t T y p e = " C o l u m n "   E l e m e n t I d = " 2 1 3 0 8 6 4 2 2 8 "   D a t a T y p e = " D e c i m a l " > N N C T o t a l < / N N C T o t a l > + 
+                 < N N C T o t a l I n c l V A T   E l e m e n t T y p e = " C o l u m n "   E l e m e n t I d = " 1 9 2 3 5 8 0 0 3 1 "   D a t a T y p e = " D e c i m a l " > N N C T o t a l I n c l V A T < / N N C T o t a l I n c l V A T > + 
+                 < N N C V A T A m t   E l e m e n t T y p e = " C o l u m n "   E l e m e n t I d = " 4 1 7 5 7 8 0 7 7 "   D a t a T y p e = " D e c i m a l " > N N C V A T A m t < / N N C V A T A m t > + 
+                 < O r i g i n a l A m t _ I s s u e d R e m i n d e r L i n e   E l e m e n t T y p e = " C o l u m n "   E l e m e n t I d = " 3 8 7 1 9 0 6 1 0 "   D a t a T y p e = " D e c i m a l " > O r i g i n a l A m t _ I s s u e d R e m i n d e r L i n e < / O r i g i n a l A m t _ I s s u e d R e m i n d e r L i n e > + 
+                 < O r i g i n a l A m t _ I s s u e d R e m i n d e r L i n e C a p t i o n   E l e m e n t T y p e = " C o l u m n "   E l e m e n t I d = " 2 0 5 6 3 8 8 0 1 6 "   D a t a T y p e = " S t r i n g " > O r i g i n a l A m t _ I s s u e d R e m i n d e r L i n e C a p t i o n < / O r i g i n a l A m t _ I s s u e d R e m i n d e r L i n e C a p t i o n > + 
+                 < R e m a i n i n g A m o u n t T e x t   E l e m e n t T y p e = " C o l u m n "   E l e m e n t I d = " 1 8 1 3 6 1 2 0 "   D a t a T y p e = " T e x t " > R e m a i n i n g A m o u n t T e x t < / R e m a i n i n g A m o u n t T e x t > + 
+                 < R e m A m t _ I s s u e d R e m i n d e r L i n e   E l e m e n t T y p e = " C o l u m n "   E l e m e n t I d = " 1 4 7 4 3 7 3 0 3 5 "   D a t a T y p e = " D e c i m a l " > R e m A m t _ I s s u e d R e m i n d e r L i n e < / R e m A m t _ I s s u e d R e m i n d e r L i n e > + 
+                 < R e m A m t _ I s s u e d R e m i n d e r L i n e C a p t i o n   E l e m e n t T y p e = " C o l u m n "   E l e m e n t I d = " 2 9 5 4 4 3 4 5 3 "   D a t a T y p e = " S t r i n g " > R e m A m t _ I s s u e d R e m i n d e r L i n e C a p t i o n < / R e m A m t _ I s s u e d R e m i n d e r L i n e C a p t i o n > + 
+                 < R e m N o _ I s s u e d R e m i n d e r L i n e   E l e m e n t T y p e = " C o l u m n "   E l e m e n t I d = " 1 1 3 6 6 6 7 0 7 6 "   D a t a T y p e = " C o d e " > R e m N o _ I s s u e d R e m i n d e r L i n e < / R e m N o _ I s s u e d R e m i n d e r L i n e > + 
+                 < S h o w I n t e r n a l I n f o   E l e m e n t T y p e = " C o l u m n "   E l e m e n t I d = " 1 8 3 0 9 6 2 8 2 5 "   D a t a T y p e = " B o o l e a n " > S h o w I n t e r n a l I n f o < / S h o w I n t e r n a l I n f o > + 
+                 < T o t a l I n c l V A T T e x t   E l e m e n t T y p e = " C o l u m n "   E l e m e n t I d = " 7 6 1 2 0 3 1 7 7 "   D a t a T y p e = " T e x t " > T o t a l I n c l V A T T e x t < / T o t a l I n c l V A T T e x t > + 
+                 < T o t a l T e x t   E l e m e n t T y p e = " C o l u m n "   E l e m e n t I d = " 2 3 1 9 1 0 5 1 8 "   D a t a T y p e = " T e x t " > T o t a l T e x t < / T o t a l T e x t > + 
+                 < T o t a l V A T A m t   E l e m e n t T y p e = " C o l u m n "   E l e m e n t I d = " 1 5 3 4 6 3 0 7 8 8 "   D a t a T y p e = " D e c i m a l " > T o t a l V A T A m t < / T o t a l V A T A m t > + 
+                 < T y p e _ I s s u e d R e m i n d e r L i n e   E l e m e n t T y p e = " C o l u m n "   E l e m e n t I d = " 8 5 4 3 7 8 6 3 9 "   D a t a T y p e = " S t r i n g " > T y p e _ I s s u e d R e m i n d e r L i n e < / T y p e _ I s s u e d R e m i n d e r L i n e > + 
+             < / I s s u e d _ R e m i n d e r _ L i n e > + 
+             < I s s u e d R e m i n d e r L i n e 2   E l e m e n t T y p e = " D a t a I t e m "   E l e m e n t I d = " 2 0 0 1 8 1 0 3 5 8 " > + 
+                 < D e s c 1 _ I s s u e d R e m i n d e r L i n e   E l e m e n t T y p e = " C o l u m n "   E l e m e n t I d = " 9 9 8 7 6 7 1 0 5 "   D a t a T y p e = " T e x t " > D e s c 1 _ I s s u e d R e m i n d e r L i n e < / D e s c 1 _ I s s u e d R e m i n d e r L i n e > + 
+                 < L i n e N o 1 _ I s s u e d R e m i n d e r L i n e   E l e m e n t T y p e = " C o l u m n "   E l e m e n t I d = " 1 4 4 6 6 8 1 0 4 7 "   D a t a T y p e = " I n t e g e r " > L i n e N o 1 _ I s s u e d R e m i n d e r L i n e < / L i n e N o 1 _ I s s u e d R e m i n d e r L i n e > + 
+             < / I s s u e d R e m i n d e r L i n e 2 > + 
+             < V A T C o u n t e r   E l e m e n t T y p e = " D a t a I t e m "   E l e m e n t I d = " 5 5 7 1 2 6 5 0 6 " > + 
+                 < A m o u n t I n c V A T C a p t i o n   E l e m e n t T y p e = " C o l u m n "   E l e m e n t I d = " 2 0 6 1 9 0 5 1 0 4 "   D a t a T y p e = " L a b e l " > A m o u n t I n c V A T C a p t i o n < / A m o u n t I n c V A T C a p t i o n > + 
+                 < C o n t i n u e d C a p t i o n   E l e m e n t T y p e = " C o l u m n "   E l e m e n t I d = " 1 8 8 8 7 8 3 5 2 2 "   D a t a T y p e = " L a b e l " > C o n t i n u e d C a p t i o n < / C o n t i n u e d C a p t i o n > + 
+                 < V A L V A T A m o u n t   E l e m e n t T y p e = " C o l u m n "   E l e m e n t I d = " 1 8 4 9 8 3 7 0 9 7 "   D a t a T y p e = " D e c i m a l " > V A L V A T A m o u n t < / V A L V A T A m o u n t > + 
+                 < V A L V A T B a s e   E l e m e n t T y p e = " C o l u m n "   E l e m e n t I d = " 1 5 5 5 5 2 3 1 8 4 "   D a t a T y p e = " D e c i m a l " > V A L V A T B a s e < / V A L V A T B a s e > + 
+                 < V A L V A T B a s e V A L V A T A m t   E l e m e n t T y p e = " C o l u m n "   E l e m e n t I d = " 1 5 7 7 1 3 5 1 5 2 "   D a t a T y p e = " D e c i m a l " > V A L V A T B a s e V A L V A T A m t < / V A L V A T B a s e V A L V A T A m t > + 
+                 < V A T A m t L i n e A m t I n c l u d V A T   E l e m e n t T y p e = " C o l u m n "   E l e m e n t I d = " 5 3 4 3 8 5 8 5 8 "   D a t a T y p e = " D e c i m a l " > V A T A m t L i n e A m t I n c l u d V A T < / V A T A m t L i n e A m t I n c l u d V A T > + 
+                 < V A T A m t L i n e V A T   E l e m e n t T y p e = " C o l u m n "   E l e m e n t I d = " 2 9 9 0 4 8 9 2 5 "   D a t a T y p e = " D e c i m a l " > V A T A m t L i n e V A T < / V A T A m t L i n e V A T > + 
+                 < V A T A m t S p e c C a p t i o n   E l e m e n t T y p e = " C o l u m n "   E l e m e n t I d = " 3 1 9 2 9 3 3 3 3 "   D a t a T y p e = " L a b e l " > V A T A m t S p e c C a p t i o n < / V A T A m t S p e c C a p t i o n > + 
+             < / V A T C o u n t e r > + 
+             < V A T C l a u s e E n t r y C o u n t e r   E l e m e n t T y p e = " D a t a I t e m "   E l e m e n t I d = " 1 7 4 4 3 1 5 6 2 9 " > + 
+                 < V A T C l a u s e A m o u n t   E l e m e n t T y p e = " C o l u m n "   E l e m e n t I d = " 2 1 2 0 5 2 6 4 9 5 "   D a t a T y p e = " D e c i m a l " > V A T C l a u s e A m o u n t < / V A T C l a u s e A m o u n t > + 
+                 < V A T C l a u s e C o d e   E l e m e n t T y p e = " C o l u m n "   E l e m e n t I d = " 3 2 0 3 7 0 0 9 4 "   D a t a T y p e = " C o d e " > V A T C l a u s e C o d e < / V A T C l a u s e C o d e > + 
+                 < V A T C l a u s e D e s c r i p t i o n   E l e m e n t T y p e = " C o l u m n "   E l e m e n t I d = " 2 0 6 8 0 8 1 1 8 7 "   D a t a T y p e = " T e x t " > V A T C l a u s e D e s c r i p t i o n < / V A T C l a u s e D e s c r i p t i o n > + 
+                 < V A T C l a u s e D e s c r i p t i o n 2   E l e m e n t T y p e = " C o l u m n "   E l e m e n t I d = " 2 0 8 4 7 2 6 0 2 3 "   D a t a T y p e = " T e x t " > V A T C l a u s e D e s c r i p t i o n 2 < / V A T C l a u s e D e s c r i p t i o n 2 > + 
+                 < V A T C l a u s e s C a p t i o n   E l e m e n t T y p e = " C o l u m n "   E l e m e n t I d = " 2 1 0 8 7 9 2 6 2 "   D a t a T y p e = " L a b e l " > V A T C l a u s e s C a p t i o n < / V A T C l a u s e s C a p t i o n > + 
+                 < V A T C l a u s e V A T A m t C a p t i o n   E l e m e n t T y p e = " C o l u m n "   E l e m e n t I d = " 4 8 4 3 3 1 8 1 4 "   D a t a T y p e = " L a b e l " > V A T C l a u s e V A T A m t C a p t i o n < / V A T C l a u s e V A T A m t C a p t i o n > + 
+                 < V A T C l a u s e V A T I d e n t i f i e r   E l e m e n t T y p e = " C o l u m n "   E l e m e n t I d = " 2 8 6 3 9 8 6 6 1 "   D a t a T y p e = " C o d e " > V A T C l a u s e V A T I d e n t i f i e r < / V A T C l a u s e V A T I d e n t i f i e r > + 
+                 < V A T C l a u s e V A T I d e n t i f i e r C a p t i o n   E l e m e n t T y p e = " C o l u m n "   E l e m e n t I d = " 1 6 3 6 0 4 7 8 2 7 "   D a t a T y p e = " L a b e l " > V A T C l a u s e V A T I d e n t i f i e r C a p t i o n < / V A T C l a u s e V A T I d e n t i f i e r C a p t i o n > + 
+             < / V A T C l a u s e E n t r y C o u n t e r > + 
+             < V A T C o u n t e r L C Y   E l e m e n t T y p e = " D a t a I t e m "   E l e m e n t I d = " 9 1 0 2 7 8 4 9 2 " > + 
+                 < C o n t i n u e d C a p t i o n 1   E l e m e n t T y p e = " C o l u m n "   E l e m e n t I d = " 1 7 6 0 7 7 1 7 1 9 "   D a t a T y p e = " L a b e l " > C o n t i n u e d C a p t i o n 1 < / C o n t i n u e d C a p t i o n 1 > + 
+                 < V A L E x c h R a t e   E l e m e n t T y p e = " C o l u m n "   E l e m e n t I d = " 1 8 3 2 0 7 3 1 5 4 "   D a t a T y p e = " T e x t " > V A L E x c h R a t e < / V A L E x c h R a t e > + 
+                 < V A L S p e c L C Y H e a d e r   E l e m e n t T y p e = " C o l u m n "   E l e m e n t I d = " 6 9 9 3 5 8 7 5 8 "   D a t a T y p e = " T e x t " > V A L S p e c L C Y H e a d e r < / V A L S p e c L C Y H e a d e r > + 
+                 < V A L V A T A m o u n t L C Y   E l e m e n t T y p e = " C o l u m n "   E l e m e n t I d = " 1 4 4 5 9 7 3 0 8 7 "   D a t a T y p e = " D e c i m a l " > V A L V A T A m o u n t L C Y < / V A L V A T A m o u n t L C Y > + 
+                 < V A L V A T B a s e L C Y   E l e m e n t T y p e = " C o l u m n "   E l e m e n t I d = " 1 4 3 9 0 5 7 6 6 6 "   D a t a T y p e = " D e c i m a l " > V A L V A T B a s e L C Y < / V A L V A T B a s e L C Y > + 
+                 < V A T A m t L i n e V A T C t r l 1 0 7   E l e m e n t T y p e = " C o l u m n "   E l e m e n t I d = " 7 1 5 8 3 8 5 8 0 "   D a t a T y p e = " D e c i m a l " > V A T A m t L i n e V A T C t r l 1 0 7 < / V A T A m t L i n e V A T C t r l 1 0 7 > + 
+             < / V A T C o u n t e r L C Y > + 
+             < L e t t e r T e x t   E l e m e n t T y p e = " D a t a I t e m "   E l e m e n t I d = " 1 5 1 0 3 5 3 8 3 4 " > + 
+                 < A m t D u e T e x t   E l e m e n t T y p e = " C o l u m n "   E l e m e n t I d = " 7 3 3 9 4 4 4 "   D a t a T y p e = " T e x t " > A m t D u e T e x t < / A m t D u e T e x t > + 
+                 < B o d y T e x t   E l e m e n t T y p e = " C o l u m n "   E l e m e n t I d = " 1 4 9 7 5 9 8 0 8 "   D a t a T y p e = " T e x t " > B o d y T e x t < / B o d y T e x t > + 
+                 < C l o s i n g T e x t   E l e m e n t T y p e = " C o l u m n "   E l e m e n t I d = " 5 1 2 1 3 5 9 0 9 "   D a t a T y p e = " T e x t " > C l o s i n g T e x t < / C l o s i n g T e x t > + 
+                 < D e s c r i p t i o n T e x t   E l e m e n t T y p e = " C o l u m n "   E l e m e n t I d = " 8 3 3 0 2 1 6 1 8 "   D a t a T y p e = " T e x t " > D e s c r i p t i o n T e x t < / D e s c r i p t i o n T e x t > + 
+                 < F i n a l T o t a l I n c l V A T   E l e m e n t T y p e = " C o l u m n "   E l e m e n t I d = " 1 5 4 1 3 9 5 4 4 "   D a t a T y p e = " D e c i m a l " > F i n a l T o t a l I n c l V A T < / F i n a l T o t a l I n c l V A T > + 
+                 < G r e e t i n g T e x t   E l e m e n t T y p e = " C o l u m n "   E l e m e n t I d = " 1 1 7 5 2 7 9 2 8 9 "   D a t a T y p e = " T e x t " > G r e e t i n g T e x t < / G r e e t i n g T e x t > + 
+                 < T o t a l R e m A m t _ I s s u e d R e m i n d e r L i n e   E l e m e n t T y p e = " C o l u m n "   E l e m e n t I d = " 1 7 3 6 4 0 3 1 8 5 "   D a t a T y p e = " D e c i m a l " > T o t a l R e m A m t _ I s s u e d R e m i n d e r L i n e < / T o t a l R e m A m t _ I s s u e d R e m i n d e r L i n e >   
              < / L e t t e r T e x t >   

--- a/src/Layers/W1/BaseApp/Sales/Reminder/DefaultReminderEmail.docx
+++ b/src/Layers/W1/BaseApp/Sales/Reminder/DefaultReminderEmail.docx
@@ -2472,6 +2472,8 @@
  
              < R e p o r t N a m e > R e p o r t   N a m e < / R e p o r t N a m e >   
+             < R e p o r t C a p t i o n > R e p o r t   C a p t i o n < / R e p o r t C a p t i o n > + 
              < A b o u t T h i s R e p o r t T i t l e > A b o u t   T h i s   R e p o r t   T i t l e < / A b o u t T h i s R e p o r t T i t l e >   
              < A b o u t T h i s R e p o r t T e x t > A b o u t   T h i s   R e p o r t   T e x t < / A b o u t T h i s R e p o r t T e x t > @@ -2526,21 +2528,21 @@
  
              < C o m p a n y A d d r e s s L i n e s >   
-                 < C o m p a n y A d d r e s s L i n e > C o m p a n y   A d d r e s s   L i n e   1 < / C o m p a n y A d d r e s s L i n e > - 
-                 < C o m p a n y A d d r e s s L i n e > C o m p a n y   A d d r e s s   L i n e   2 < / C o m p a n y A d d r e s s L i n e > - 
-                 < C o m p a n y A d d r e s s L i n e > C o m p a n y   A d d r e s s   L i n e   3 < / C o m p a n y A d d r e s s L i n e > - 
-                 < C o m p a n y A d d r e s s L i n e > C o m p a n y   A d d r e s s   L i n e   4 < / C o m p a n y A d d r e s s L i n e > - 
-                 < C o m p a n y A d d r e s s L i n e > C o m p a n y   A d d r e s s   L i n e   5 < / C o m p a n y A d d r e s s L i n e > - 
-                 < C o m p a n y A d d r e s s L i n e > C o m p a n y   A d d r e s s   L i n e   6 < / C o m p a n y A d d r e s s L i n e > - 
-                 < C o m p a n y A d d r e s s L i n e > C o m p a n y   A d d r e s s   L i n e   7 < / C o m p a n y A d d r e s s L i n e > - 
-                 < C o m p a n y A d d r e s s L i n e > C o m p a n y   A d d r e s s   L i n e   8 < / C o m p a n y A d d r e s s L i n e > +                 < C o m p a n y A d d r e s s L i n e 1 > C o m p a n y   A d d r e s s   L i n e   1 < / C o m p a n y A d d r e s s L i n e 1 > + 
+                 < C o m p a n y A d d r e s s L i n e 2 > C o m p a n y   A d d r e s s   L i n e   2 < / C o m p a n y A d d r e s s L i n e 2 > + 
+                 < C o m p a n y A d d r e s s L i n e 3 > C o m p a n y   A d d r e s s   L i n e   3 < / C o m p a n y A d d r e s s L i n e 3 > + 
+                 < C o m p a n y A d d r e s s L i n e 4 > C o m p a n y   A d d r e s s   L i n e   4 < / C o m p a n y A d d r e s s L i n e 4 > + 
+                 < C o m p a n y A d d r e s s L i n e 5 > C o m p a n y   A d d r e s s   L i n e   5 < / C o m p a n y A d d r e s s L i n e 5 > + 
+                 < C o m p a n y A d d r e s s L i n e 6 > C o m p a n y   A d d r e s s   L i n e   6 < / C o m p a n y A d d r e s s L i n e 6 > + 
+                 < C o m p a n y A d d r e s s L i n e 7 > C o m p a n y   A d d r e s s   L i n e   7 < / C o m p a n y A d d r e s s L i n e 7 > + 
+                 < C o m p a n y A d d r e s s L i n e 8 > C o m p a n y   A d d r e s s   L i n e   8 < / C o m p a n y A d d r e s s L i n e 8 >   
              < / C o m p a n y A d d r e s s L i n e s >   
@@ -2913,6 +2915,8 @@
  
              < R e p o r t N a m e > R e p o r t   N a m e < / R e p o r t N a m e >   
+             < R e p o r t C a p t i o n > R e p o r t   C a p t i o n < / R e p o r t C a p t i o n > + 
              < A b o u t T h i s R e p o r t T i t l e > A b o u t   T h i s   R e p o r t   T i t l e < / A b o u t T h i s R e p o r t T i t l e >   
              < A b o u t T h i s R e p o r t T e x t > A b o u t   T h i s   R e p o r t   T e x t < / A b o u t T h i s R e p o r t T e x t > @@ -2967,21 +2971,21 @@
  
              < C o m p a n y A d d r e s s L i n e s >   
-                 < C o m p a n y A d d r e s s L i n e > C o m p a n y   A d d r e s s   L i n e   1 < / C o m p a n y A d d r e s s L i n e > - 
-                 < C o m p a n y A d d r e s s L i n e > C o m p a n y   A d d r e s s   L i n e   2 < / C o m p a n y A d d r e s s L i n e > - 
-                 < C o m p a n y A d d r e s s L i n e > C o m p a n y   A d d r e s s   L i n e   3 < / C o m p a n y A d d r e s s L i n e > - 
-                 < C o m p a n y A d d r e s s L i n e > C o m p a n y   A d d r e s s   L i n e   4 < / C o m p a n y A d d r e s s L i n e > - 
-                 < C o m p a n y A d d r e s s L i n e > C o m p a n y   A d d r e s s   L i n e   5 < / C o m p a n y A d d r e s s L i n e > - 
-                 < C o m p a n y A d d r e s s L i n e > C o m p a n y   A d d r e s s   L i n e   6 < / C o m p a n y A d d r e s s L i n e > - 
-                 < C o m p a n y A d d r e s s L i n e > C o m p a n y   A d d r e s s   L i n e   7 < / C o m p a n y A d d r e s s L i n e > - 
-                 < C o m p a n y A d d r e s s L i n e > C o m p a n y   A d d r e s s   L i n e   8 < / C o m p a n y A d d r e s s L i n e > +                 < C o m p a n y A d d r e s s L i n e 1 > C o m p a n y   A d d r e s s   L i n e   1 < / C o m p a n y A d d r e s s L i n e 1 > + 
+                 < C o m p a n y A d d r e s s L i n e 2 > C o m p a n y   A d d r e s s   L i n e   2 < / C o m p a n y A d d r e s s L i n e 2 > + 
+                 < C o m p a n y A d d r e s s L i n e 3 > C o m p a n y   A d d r e s s   L i n e   3 < / C o m p a n y A d d r e s s L i n e 3 > + 
+                 < C o m p a n y A d d r e s s L i n e 4 > C o m p a n y   A d d r e s s   L i n e   4 < / C o m p a n y A d d r e s s L i n e 4 > + 
+                 < C o m p a n y A d d r e s s L i n e 5 > C o m p a n y   A d d r e s s   L i n e   5 < / C o m p a n y A d d r e s s L i n e 5 > + 
+                 < C o m p a n y A d d r e s s L i n e 6 > C o m p a n y   A d d r e s s   L i n e   6 < / C o m p a n y A d d r e s s L i n e 6 > + 
+                 < C o m p a n y A d d r e s s L i n e 7 > C o m p a n y   A d d r e s s   L i n e   7 < / C o m p a n y A d d r e s s L i n e 7 > + 
+                 < C o m p a n y A d d r e s s L i n e 8 > C o m p a n y   A d d r e s s   L i n e   8 < / C o m p a n y A d d r e s s L i n e 8 >   
              < / C o m p a n y A d d r e s s L i n e s >   

--- a/src/Layers/W1/BaseApp/Sales/Reminder/DefaultReminderEmail.docx
+++ b/src/Layers/W1/BaseApp/Sales/Reminder/DefaultReminderEmail.docx
@@ -2472,8 +2472,6 @@
  
              < R e p o r t N a m e > R e p o r t   N a m e < / R e p o r t N a m e >   
-             < R e p o r t C a p t i o n > R e p o r t   C a p t i o n < / R e p o r t C a p t i o n > - 
              < A b o u t T h i s R e p o r t T i t l e > A b o u t   T h i s   R e p o r t   T i t l e < / A b o u t T h i s R e p o r t T i t l e >   
              < A b o u t T h i s R e p o r t T e x t > A b o u t   T h i s   R e p o r t   T e x t < / A b o u t T h i s R e p o r t T e x t > @@ -2520,84 +2518,6 @@
  
          < / R e p o r t R e q u e s t >   
-         < C o m p a n y M e t a d a t a > - 
-             < C o m p a n y N a m e > C o m p a n y   N a m e < / C o m p a n y N a m e > - 
-             < C o m p a n y D i s p l a y N a m e > C o m p a n y   D i s p l a y   N a m e < / C o m p a n y D i s p l a y N a m e > - 
-             < C o m p a n y A d d r e s s L i n e s > - 
-                 < C o m p a n y A d d r e s s L i n e 1 > C o m p a n y   A d d r e s s   L i n e   1 < / C o m p a n y A d d r e s s L i n e 1 > - 
-                 < C o m p a n y A d d r e s s L i n e 2 > C o m p a n y   A d d r e s s   L i n e   2 < / C o m p a n y A d d r e s s L i n e 2 > - 
-                 < C o m p a n y A d d r e s s L i n e 3 > C o m p a n y   A d d r e s s   L i n e   3 < / C o m p a n y A d d r e s s L i n e 3 > - 
-                 < C o m p a n y A d d r e s s L i n e 4 > C o m p a n y   A d d r e s s   L i n e   4 < / C o m p a n y A d d r e s s L i n e 4 > - 
-                 < C o m p a n y A d d r e s s L i n e 5 > C o m p a n y   A d d r e s s   L i n e   5 < / C o m p a n y A d d r e s s L i n e 5 > - 
-                 < C o m p a n y A d d r e s s L i n e 6 > C o m p a n y   A d d r e s s   L i n e   6 < / C o m p a n y A d d r e s s L i n e 6 > - 
-                 < C o m p a n y A d d r e s s L i n e 7 > C o m p a n y   A d d r e s s   L i n e   7 < / C o m p a n y A d d r e s s L i n e 7 > - 
-                 < C o m p a n y A d d r e s s L i n e 8 > C o m p a n y   A d d r e s s   L i n e   8 < / C o m p a n y A d d r e s s L i n e 8 > - 
-             < / C o m p a n y A d d r e s s L i n e s > - 
-             < C o m p a n y P h o n e > C o m p a n y   P h o n e < / C o m p a n y P h o n e > - 
-             < C o m p a n y P h o n e C a p t i o n > C o m p a n y   P h o n e   C a p t i o n < / C o m p a n y P h o n e C a p t i o n > - 
-             < C o m p a n y F a x N o > C o m p a n y   F a x   N o . < / C o m p a n y F a x N o > - 
-             < C o m p a n y F a x N o C a p t i o n > C o m p a n y   F a x   N o .   C a p t i o n < / C o m p a n y F a x N o C a p t i o n > - 
-             < C o m p a n y E m a i l > C o m p a n y   E m a i l < / C o m p a n y E m a i l > - 
-             < C o m p a n y E m a i l C a p t i o n > C o m p a n y   E m a i l   C a p t i o n < / C o m p a n y E m a i l C a p t i o n > - 
-             < C o m p a n y H o m e P a g e > C o m p a n y   H o m e   P a g e < / C o m p a n y H o m e P a g e > - 
-             < C o m p a n y H o m e P a g e C a p t i o n > C o m p a n y   H o m e   P a g e   C a p t i o n < / C o m p a n y H o m e P a g e C a p t i o n > - 
-             < C o m p a n y L o g o > C o m p a n y   L o g o < / C o m p a n y L o g o > - 
-             < C o m p a n y V A T R e g i s t r a t i o n N o > C o m p a n y   V A T   R e g i s t r a t i o n   N o . < / C o m p a n y V A T R e g i s t r a t i o n N o > - 
-             < C o m p a n y V A T R e g i s t r a t i o n N o C a p t i o n > C o m p a n y   V A T   R e g i s t r a t i o n   N o .   C a p t i o n < / C o m p a n y V A T R e g i s t r a t i o n N o C a p t i o n > - 
-             < C o m p a n y R e g i s t r a t i o n N o > C o m p a n y   R e g i s t r a t i o n   N o . < / C o m p a n y R e g i s t r a t i o n N o > - 
-             < C o m p a n y R e g i s t r a t i o n N o C a p t i o n > C o m p a n y   R e g i s t r a t i o n   N o .   C a p t i o n < / C o m p a n y R e g i s t r a t i o n N o C a p t i o n > - 
-             < C o m p a n y B a n k N a m e > C o m p a n y   B a n k   N a m e < / C o m p a n y B a n k N a m e > - 
-             < C o m p a n y B a n k N a m e C a p t i o n > C o m p a n y   B a n k   N a m e   C a p t i o n < / C o m p a n y B a n k N a m e C a p t i o n > - 
-             < C o m p a n y B a n k A c c o u n t N o > C o m p a n y   B a n k   A c c o u n t   N o . < / C o m p a n y B a n k A c c o u n t N o > - 
-             < C o m p a n y B a n k A c c o u n t N o C a p t i o n > C o m p a n y   B a n k   A c c o u n t   N o .   C a p t i o n < / C o m p a n y B a n k A c c o u n t N o C a p t i o n > - 
-             < C o m p a n y B a n k B r a n c h N o > C o m p a n y   B a n k   B r a n c h   N o . < / C o m p a n y B a n k B r a n c h N o > - 
-             < C o m p a n y B a n k B r a n c h N o C a p t i o n > C o m p a n y   B a n k   B r a n c h   N o .   C a p t i o n < / C o m p a n y B a n k B r a n c h N o C a p t i o n > - 
-             < C o m p a n y I B A N > C o m p a n y   I B A N < / C o m p a n y I B A N > - 
-             < C o m p a n y I B A N C a p t i o n > C o m p a n y   I B A N   C a p t i o n < / C o m p a n y I B A N C a p t i o n > - 
-             < C o m p a n y B a n k S W I F T > C o m p a n y   B a n k   S W I F T < / C o m p a n y B a n k S W I F T > - 
-             < C o m p a n y B a n k S W I F T C a p t i o n > C o m p a n y   B a n k   S W I F T   C a p t i o n < / C o m p a n y B a n k S W I F T C a p t i o n > - 
-             < C o m p a n y G i r o N o > C o m p a n y   G i r o   N o . < / C o m p a n y G i r o N o > - 
-             < C o m p a n y G i r o N o C a p t i o n > C o m p a n y   G i r o   N o .   C a p t i o n < / C o m p a n y G i r o N o C a p t i o n > - 
-         < / C o m p a n y M e t a d a t a > - 
      < / B C R e p o r t I n f o r m a t i o n >   
      < I s s u e d _ R e m i n d e r _ H e a d e r > @@ -2885,639 +2805,6 @@
                  < G r e e t i n g T e x t > G r e e t i n g T e x t < / G r e e t i n g T e x t >   
                  < T o t a l R e m A m t _ I s s u e d R e m i n d e r L i n e > T o t a l R e m A m t _ I s s u e d R e m i n d e r L i n e < / T o t a l R e m A m t _ I s s u e d R e m i n d e r L i n e > - 
-             < / L e t t e r T e x t > - 
-         < / I n t e g e r > - 
-     < / I s s u e d _ R e m i n d e r _ H e a d e r > - 
- < / N a v W o r d R e p o r t X m l P a r t > 
-</file>
-
-<file path=customXml/item2.xml>��< ? x m l   v e r s i o n = " 1 . 0 "   e n c o d i n g = " u t f - 1 6 " ? > - 
- < N a v W o r d R e p o r t X m l P a r t   x m l n s = " u r n : m i c r o s o f t - d y n a m i c s - b u s i n e s s c e n t r a l / i n t e r n a l / e x t e n d e d / r e p o r t s / R e m i n d e r / 1 1 7 / " > - 
-     < B C R e p o r t I n f o r m a t i o n > - 
-         < R e p o r t M e t a d a t a > - 
-             < E x t e n s i o n I d > E x t e n s i o n   I D < / E x t e n s i o n I d > - 
-             < E x t e n s i o n N a m e > E x t e n s i o n   N a m e < / E x t e n s i o n N a m e > - 
-             < E x t e n s i o n P u b l i s h e r > E x t e n s i o n   P u b l i s h e r < / E x t e n s i o n P u b l i s h e r > - 
-             < E x t e n s i o n V e r s i o n > E x t e n s i o n   V e r s i o n < / E x t e n s i o n V e r s i o n > - 
-             < R e p o r t I d > R e p o r t   I D < / R e p o r t I d > - 
-             < R e p o r t N a m e > R e p o r t   N a m e < / R e p o r t N a m e > - 
-             < R e p o r t C a p t i o n > R e p o r t   C a p t i o n < / R e p o r t C a p t i o n > - 
-             < A b o u t T h i s R e p o r t T i t l e > A b o u t   T h i s   R e p o r t   T i t l e < / A b o u t T h i s R e p o r t T i t l e > - 
-             < A b o u t T h i s R e p o r t T e x t > A b o u t   T h i s   R e p o r t   T e x t < / A b o u t T h i s R e p o r t T e x t > - 
-             < R e p o r t H e l p L i n k > R e p o r t   H e l p   L i n k < / R e p o r t H e l p L i n k > - 
-         < / R e p o r t M e t a d a t a > - 
-         < R e p o r t R e q u e s t > - 
-             < T e n a n t E n t r a I d > T e n a n t   E n t r a   I d < / T e n a n t E n t r a I d > - 
-             < E n v i r o n m e n t N a m e > E n v i r o n m e n t   N a m e < / E n v i r o n m e n t N a m e > - 
-             < E n v i r o n m e n t T y p e > E n v i r o n m e n t   T y p e < / E n v i r o n m e n t T y p e > - 
-             < C o m p a n y N a m e > C o m p a n y   N a m e < / C o m p a n y N a m e > - 
-             < C o m p a n y D i s p l a y N a m e > C o m p a n y   D i s p l a y   N a m e < / C o m p a n y D i s p l a y N a m e > - 
-             < C o m p a n y I d > C o m p a n y   I D < / C o m p a n y I d > - 
-             < U s e r N a m e > U s e r   N a m e < / U s e r N a m e > - 
-             < D a t e A n d T i m e > D a t e   a n d   T i m e < / D a t e A n d T i m e > - 
-             < L a n g u a g e > L a n g u a g e < / L a n g u a g e > - 
-             < F o r m a t R e g i o n > F o r m a t   R e g i o n < / F o r m a t R e g i o n > - 
-             < D a t e T i m e V a l u e s > - 
-                 < Y e a r > Y e a r < / Y e a r > - 
-                 < M o n t h N u m b e r > M o n t h   N u m b e r < / M o n t h N u m b e r > - 
-                 < D a y N u m b e r > D a y   N u m b e r < / D a y N u m b e r > - 
-                 < H o u r > H o u r < / H o u r > - 
-                 < M i n u t e > M i n u t e < / M i n u t e > - 
-             < / D a t e T i m e V a l u e s > - 
-         < / R e p o r t R e q u e s t > - 
-         < C o m p a n y M e t a d a t a > - 
-             < C o m p a n y N a m e > C o m p a n y   N a m e < / C o m p a n y N a m e > - 
-             < C o m p a n y D i s p l a y N a m e > C o m p a n y   D i s p l a y   N a m e < / C o m p a n y D i s p l a y N a m e > - 
-             < C o m p a n y A d d r e s s L i n e s > - 
-                 < C o m p a n y A d d r e s s L i n e 1 > C o m p a n y   A d d r e s s   L i n e   1 < / C o m p a n y A d d r e s s L i n e 1 > - 
-                 < C o m p a n y A d d r e s s L i n e 2 > C o m p a n y   A d d r e s s   L i n e   2 < / C o m p a n y A d d r e s s L i n e 2 > - 
-                 < C o m p a n y A d d r e s s L i n e 3 > C o m p a n y   A d d r e s s   L i n e   3 < / C o m p a n y A d d r e s s L i n e 3 > - 
-                 < C o m p a n y A d d r e s s L i n e 4 > C o m p a n y   A d d r e s s   L i n e   4 < / C o m p a n y A d d r e s s L i n e 4 > - 
-                 < C o m p a n y A d d r e s s L i n e 5 > C o m p a n y   A d d r e s s   L i n e   5 < / C o m p a n y A d d r e s s L i n e 5 > - 
-                 < C o m p a n y A d d r e s s L i n e 6 > C o m p a n y   A d d r e s s   L i n e   6 < / C o m p a n y A d d r e s s L i n e 6 > - 
-                 < C o m p a n y A d d r e s s L i n e 7 > C o m p a n y   A d d r e s s   L i n e   7 < / C o m p a n y A d d r e s s L i n e 7 > - 
-                 < C o m p a n y A d d r e s s L i n e 8 > C o m p a n y   A d d r e s s   L i n e   8 < / C o m p a n y A d d r e s s L i n e 8 > - 
-             < / C o m p a n y A d d r e s s L i n e s > - 
-             < C o m p a n y P h o n e > C o m p a n y   P h o n e < / C o m p a n y P h o n e > - 
-             < C o m p a n y P h o n e C a p t i o n > C o m p a n y   P h o n e   C a p t i o n < / C o m p a n y P h o n e C a p t i o n > - 
-             < C o m p a n y F a x N o > C o m p a n y   F a x   N o . < / C o m p a n y F a x N o > - 
-             < C o m p a n y F a x N o C a p t i o n > C o m p a n y   F a x   N o .   C a p t i o n < / C o m p a n y F a x N o C a p t i o n > - 
-             < C o m p a n y E m a i l > C o m p a n y   E m a i l < / C o m p a n y E m a i l > - 
-             < C o m p a n y E m a i l C a p t i o n > C o m p a n y   E m a i l   C a p t i o n < / C o m p a n y E m a i l C a p t i o n > - 
-             < C o m p a n y H o m e P a g e > C o m p a n y   H o m e   P a g e < / C o m p a n y H o m e P a g e > - 
-             < C o m p a n y H o m e P a g e C a p t i o n > C o m p a n y   H o m e   P a g e   C a p t i o n < / C o m p a n y H o m e P a g e C a p t i o n > - 
-             < C o m p a n y L o g o > C o m p a n y   L o g o < / C o m p a n y L o g o > - 
-             < C o m p a n y V A T R e g i s t r a t i o n N o > C o m p a n y   V A T   R e g i s t r a t i o n   N o . < / C o m p a n y V A T R e g i s t r a t i o n N o > - 
-             < C o m p a n y V A T R e g i s t r a t i o n N o C a p t i o n > C o m p a n y   V A T   R e g i s t r a t i o n   N o .   C a p t i o n < / C o m p a n y V A T R e g i s t r a t i o n N o C a p t i o n > - 
-             < C o m p a n y R e g i s t r a t i o n N o > C o m p a n y   R e g i s t r a t i o n   N o . < / C o m p a n y R e g i s t r a t i o n N o > - 
-             < C o m p a n y R e g i s t r a t i o n N o C a p t i o n > C o m p a n y   R e g i s t r a t i o n   N o .   C a p t i o n < / C o m p a n y R e g i s t r a t i o n N o C a p t i o n > - 
-             < C o m p a n y B a n k N a m e > C o m p a n y   B a n k   N a m e < / C o m p a n y B a n k N a m e > - 
-             < C o m p a n y B a n k N a m e C a p t i o n > C o m p a n y   B a n k   N a m e   C a p t i o n < / C o m p a n y B a n k N a m e C a p t i o n > - 
-             < C o m p a n y B a n k A c c o u n t N o > C o m p a n y   B a n k   A c c o u n t   N o . < / C o m p a n y B a n k A c c o u n t N o > - 
-             < C o m p a n y B a n k A c c o u n t N o C a p t i o n > C o m p a n y   B a n k   A c c o u n t   N o .   C a p t i o n < / C o m p a n y B a n k A c c o u n t N o C a p t i o n > - 
-             < C o m p a n y B a n k B r a n c h N o > C o m p a n y   B a n k   B r a n c h   N o . < / C o m p a n y B a n k B r a n c h N o > - 
-             < C o m p a n y B a n k B r a n c h N o C a p t i o n > C o m p a n y   B a n k   B r a n c h   N o .   C a p t i o n < / C o m p a n y B a n k B r a n c h N o C a p t i o n > - 
-             < C o m p a n y I B A N > C o m p a n y   I B A N < / C o m p a n y I B A N > - 
-             < C o m p a n y I B A N C a p t i o n > C o m p a n y   I B A N   C a p t i o n < / C o m p a n y I B A N C a p t i o n > - 
-             < C o m p a n y B a n k S W I F T > C o m p a n y   B a n k   S W I F T < / C o m p a n y B a n k S W I F T > - 
-             < C o m p a n y B a n k S W I F T C a p t i o n > C o m p a n y   B a n k   S W I F T   C a p t i o n < / C o m p a n y B a n k S W I F T C a p t i o n > - 
-             < C o m p a n y G i r o N o > C o m p a n y   G i r o   N o . < / C o m p a n y G i r o N o > - 
-             < C o m p a n y G i r o N o C a p t i o n > C o m p a n y   G i r o   N o .   C a p t i o n < / C o m p a n y G i r o N o C a p t i o n > - 
-         < / C o m p a n y M e t a d a t a > - 
-     < / B C R e p o r t I n f o r m a t i o n > - 
-     < T o o l t i p s > - 
-         < T o o l t i p   c o l u m n = " N o _ I s s u e d R e m i n d e r H e a d e r "   E l e m e n t I d = " 4 4 6 3 2 8 1 9 1 " > - 
-             < T o o l t i p T e x t   l a n g = " e n - U S " > S p e c i f i e s   t h e   n u m b e r   o f   t h e   i n v o l v e d   e n t r y   o r   r e c o r d ,   a c c o r d i n g   t o   t h e   s p e c i f i e d   n u m b e r   s e r i e s . < / T o o l t i p T e x t > - 
-         < / T o o l t i p > - 
-         < T o o l t i p   c o l u m n = " C o n t a c t P h o n e N o "   E l e m e n t I d = " 7 2 4 0 8 4 1 6 " > - 
-             < T o o l t i p T e x t   l a n g = " e n - U S " > S p e c i f i e s   t h e   c o n t a c t ' s   p h o n e   n u m b e r . < / T o o l t i p T e x t > - 
-         < / T o o l t i p > - 
-         < T o o l t i p   c o l u m n = " C o n t a c t M o b i l e P h o n e N o "   E l e m e n t I d = " 1 5 1 4 3 8 7 0 0 0 " > - 
-             < T o o l t i p T e x t   l a n g = " e n - U S " > S p e c i f i e s   t h e   c o n t a c t ' s   m o b i l e   t e l e p h o n e   n u m b e r . < / T o o l t i p T e x t > - 
-         < / T o o l t i p > - 
-         < T o o l t i p   c o l u m n = " C o n t a c t E m a i l "   E l e m e n t I d = " 1 5 8 3 9 8 6 6 6 3 " > - 
-             < T o o l t i p T e x t   l a n g = " e n - U S " > S p e c i f i e s   t h e   e m a i l   a d d r e s s   o f   t h e   c o n t a c t . < / T o o l t i p T e x t > - 
-         < / T o o l t i p > - 
-         < T o o l t i p   c o l u m n = " C o m p a n y I n f o 1 P i c t u r e "   E l e m e n t I d = " 1 0 1 8 2 0 6 5 0 3 " > - 
-             < T o o l t i p T e x t   l a n g = " e n - U S " > S p e c i f i e s   t h e   p i c t u r e   t h a t   h a s   b e e n   s e t   u p   f o r   t h e   c o m p a n y ,   s u c h   a s   a   c o m p a n y   l o g o . < / T o o l t i p T e x t > - 
-         < / T o o l t i p > - 
-         < T o o l t i p   c o l u m n = " C o m p a n y I n f o 2 P i c t u r e "   E l e m e n t I d = " 9 8 9 6 7 0 4 7 4 " > - 
-             < T o o l t i p T e x t   l a n g = " e n - U S " > S p e c i f i e s   t h e   p i c t u r e   t h a t   h a s   b e e n   s e t   u p   f o r   t h e   c o m p a n y ,   s u c h   a s   a   c o m p a n y   l o g o . < / T o o l t i p T e x t > - 
-         < / T o o l t i p > - 
-         < T o o l t i p   c o l u m n = " C o m p a n y I n f o 3 P i c t u r e "   E l e m e n t I d = " 5 7 9 7 0 4 0 5 9 " > - 
-             < T o o l t i p T e x t   l a n g = " e n - U S " > S p e c i f i e s   t h e   p i c t u r e   t h a t   h a s   b e e n   s e t   u p   f o r   t h e   c o m p a n y ,   s u c h   a s   a   c o m p a n y   l o g o . < / T o o l t i p T e x t > - 
-         < / T o o l t i p > - 
-         < T o o l t i p   c o l u m n = " N o 1 _ I s s u e d R e m i n d e r H d r "   E l e m e n t I d = " 2 0 0 8 1 6 9 9 1 9 " > - 
-             < T o o l t i p T e x t   l a n g = " e n - U S " > S p e c i f i e s   t h e   n u m b e r   o f   t h e   i n v o l v e d   e n t r y   o r   r e c o r d ,   a c c o r d i n g   t o   t h e   s p e c i f i e d   n u m b e r   s e r i e s . < / T o o l t i p T e x t > - 
-         < / T o o l t i p > - 
-         < T o o l t i p   c o l u m n = " Y o u r R e f _ I s s u e R e m i n d e r H d r "   E l e m e n t I d = " 5 2 1 2 8 7 1 0 9 " > - 
-             < T o o l t i p T e x t   l a n g = " e n - U S " > S p e c i f i e s   t h e   c u s t o m e r ' s   r e f e r e n c e .   T h e   c o n t e n t   w i l l   b e   p r i n t e d   o n   t h e   r e l a t e d   d o c u m e n t . < / T o o l t i p T e x t > - 
-         < / T o o l t i p > - 
-         < T o o l t i p   c o l u m n = " C o n t a c t _ I s s u e d R e m i n d e r H d r "   E l e m e n t I d = " 1 5 5 5 2 4 2 7 9 " > - 
-             < T o o l t i p T e x t   l a n g = " e n - U S " > S p e c i f i e s   t h e   n a m e   o f   t h e   p e r s o n   y o u   r e g u l a r l y   c o n t a c t   w h e n   y o u   c o m m u n i c a t e   w i t h   t h e   c u s t o m e r   t h e   r e m i n d e r   i s   f o r . < / T o o l t i p T e x t > - 
-         < / T o o l t i p > - 
-         < T o o l t i p   c o l u m n = " C u s t N o _ I s s u e R e m i n d e r H d r "   E l e m e n t I d = " 8 9 7 2 2 1 7 4 1 " > - 
-             < T o o l t i p T e x t   l a n g = " e n - U S " > S p e c i f i e s   t h e   c u s t o m e r   n u m b e r   t h e   r e m i n d e r   i s   f o r . < / T o o l t i p T e x t > - 
-         < / T o o l t i p > - 
-         < T o o l t i p   c o l u m n = " C o m p a n y I n f o B a n k A c c N o "   E l e m e n t I d = " 1 0 8 2 4 4 1 8 " > - 
-             < T o o l t i p T e x t   l a n g = " e n - U S " > S p e c i f i e s   t h e   n u m b e r   u s e d   b y   t h e   b a n k   f o r   t h e   b a n k   a c c o u n t . < / T o o l t i p T e x t > - 
-         < / T o o l t i p > - 
-         < T o o l t i p   c o l u m n = " C o m p a n y I n f o I B A N "   E l e m e n t I d = " 6 5 0 2 8 0 4 0 8 " > - 
-             < T o o l t i p T e x t   l a n g = " e n - U S " > S p e c i f i e s   t h e   b a n k   a c c o u n t ' s   i n t e r n a t i o n a l   b a n k   a c c o u n t   n u m b e r . < / T o o l t i p T e x t > - 
-         < / T o o l t i p > - 
-         < T o o l t i p   c o l u m n = " C o m p a n y I n f o B a n k N a m e "   E l e m e n t I d = " 1 8 3 4 4 8 6 5 3 " > - 
-             < T o o l t i p T e x t   l a n g = " e n - U S " > S p e c i f i e s   t h e   n a m e   o f   t h e   b a n k   w h e r e   y o u   h a v e   t h e   b a n k   a c c o u n t . < / T o o l t i p T e x t > - 
-         < / T o o l t i p > - 
-         < T o o l t i p   c o l u m n = " C o m p a n y I n f o G i r o N o "   E l e m e n t I d = " 6 6 8 8 8 4 2 6 " > - 
-             < T o o l t i p T e x t   l a n g = " e n - U S " > S p e c i f i e s   t h e   c o m p a n y ' s   g i r o   n u m b e r . < / T o o l t i p T e x t > - 
-         < / T o o l t i p > - 
-         < T o o l t i p   c o l u m n = " C o m p a n y I n f o H o m e P a g e "   E l e m e n t I d = " 1 5 3 0 3 1 7 4 4 0 " > - 
-             < T o o l t i p T e x t   l a n g = " e n - U S " > S p e c i f i e s   y o u r   c o m p a n y ' s   w e b   s i t e . < / T o o l t i p T e x t > - 
-         < / T o o l t i p > - 
-         < T o o l t i p   c o l u m n = " C o m p a n y I n f o E M a i l "   E l e m e n t I d = " 1 0 8 3 1 8 6 0 6 4 " > - 
-             < T o o l t i p T e x t   l a n g = " e n - U S " > S p e c i f i e s   t h e   c o m p a n y ' s   e m a i l   a d d r e s s . < / T o o l t i p T e x t > - 
-         < / T o o l t i p > - 
-         < T o o l t i p   c o l u m n = " C o m p a n y I n f o P h o n e N o "   E l e m e n t I d = " 8 9 6 1 4 9 4 4 9 " > - 
-             < T o o l t i p T e x t   l a n g = " e n - U S " > S p e c i f i e s   t h e   c o m p a n y ' s   t e l e p h o n e   n u m b e r . < / T o o l t i p T e x t > - 
-         < / T o o l t i p > - 
-         < T o o l t i p   c o l u m n = " R e m A m t _ I s s u e d R e m i n d e r L i n e "   E l e m e n t I d = " 1 4 7 4 3 7 3 0 3 5 " > - 
-             < T o o l t i p T e x t   l a n g = " e n - U S " > S p e c i f i e s   t h e   r e m a i n i n g   a m o u n t   o f   t h e   c u s t o m e r   l e d g e r   e n t r y   t h i s   r e m i n d e r   l i n e   i s   f o r . < / T o o l t i p T e x t > - 
-         < / T o o l t i p > - 
-         < T o o l t i p   c o l u m n = " D e s c _ I s s u e d R e m i n d e r L i n e "   E l e m e n t I d = " 1 0 5 9 7 9 1 9 8 2 " > - 
-             < T o o l t i p T e x t   l a n g = " e n - U S " > S p e c i f i e s   a n   e n t r y   d e s c r i p t i o n ,   b a s e d   o n   t h e   c o n t e n t s   o f   t h e   T y p e   f i e l d . < / T o o l t i p T e x t > - 
-         < / T o o l t i p > - 
-         < T o o l t i p   c o l u m n = " D o c N o _ I s s u e d R e m i n d e r L i n e "   E l e m e n t I d = " 1 3 4 6 2 4 4 0 3 4 " > - 
-             < T o o l t i p T e x t   l a n g = " e n - U S " > S p e c i f i e s   t h e   d o c u m e n t   n u m b e r   o f   t h e   c u s t o m e r   l e d g e r   e n t r y   t h i s   r e m i n d e r   l i n e   i s   f o r . < / T o o l t i p T e x t > - 
-         < / T o o l t i p > - 
-         < T o o l t i p   c o l u m n = " O r i g i n a l A m t _ I s s u e d R e m i n d e r L i n e "   E l e m e n t I d = " 3 8 7 1 9 0 6 1 0 " > - 
-             < T o o l t i p T e x t   l a n g = " e n - U S " > S p e c i f i e s   t h e   o r i g i n a l   a m o u n t   o f   t h e   c u s t o m e r   l e d g e r   e n t r y   t h a t   t h i s   r e m i n d e r   l i n e   i s   f o r . < / T o o l t i p T e x t > - 
-         < / T o o l t i p > - 
-         < T o o l t i p   c o l u m n = " D o c T y p e _ I s s u e d R e m i n d e r L i n e "   E l e m e n t I d = " 1 3 3 5 2 4 4 0 7 3 " > - 
-             < T o o l t i p T e x t   l a n g = " e n - U S " > S p e c i f i e s   t h e   d o c u m e n t   t y p e   o f   t h e   c u s t o m e r   l e d g e r   e n t r y   t h i s   r e m i n d e r   l i n e   i s   f o r . < / T o o l t i p T e x t > - 
-         < / T o o l t i p > - 
-         < T o o l t i p   c o l u m n = " L i n e N o _ I s s u e d R e m i n d e r L i n e "   E l e m e n t I d = " 2 0 6 6 9 3 7 4 1 6 " > - 
-             < T o o l t i p T e x t   l a n g = " e n - U S " > S p e c i f i e s   t h e   n u m b e r   o f   t h e   i n v o l v e d   e n t r y   o r   r e c o r d ,   a c c o r d i n g   t o   t h e   s p e c i f i e d   n u m b e r   s e r i e s . < / T o o l t i p T e x t > - 
-         < / T o o l t i p > - 
-         < T o o l t i p   c o l u m n = " D e s c 1 _ I s s u e d R e m i n d e r L i n e "   E l e m e n t I d = " 9 9 8 7 6 7 1 0 5 " > - 
-             < T o o l t i p T e x t   l a n g = " e n - U S " > S p e c i f i e s   a n   e n t r y   d e s c r i p t i o n ,   b a s e d   o n   t h e   c o n t e n t s   o f   t h e   T y p e   f i e l d . < / T o o l t i p T e x t > - 
-         < / T o o l t i p > - 
-         < T o o l t i p   c o l u m n = " V A T A m t L i n e A m t I n c l u d V A T "   E l e m e n t I d = " 5 3 4 3 8 5 8 5 8 " > - 
-             < T o o l t i p T e x t   l a n g = " e n - U S " > S p e c i f i e s   t h e   n e t   a m o u n t ,   i n c l u d i n g   V A T ,   f o r   t h i s   l i n e . < / T o o l t i p T e x t > - 
-         < / T o o l t i p > - 
-         < T o o l t i p   c o l u m n = " V A T A m t L i n e V A T "   E l e m e n t I d = " 2 9 9 0 4 8 9 2 5 " > - 
-             < T o o l t i p T e x t   l a n g = " e n - U S " > S p e c i f i e s   t h e   V A T   %   t h a t   w a s   u s e d   o n   t h e   s a l e s   o r   p u r c h a s e   l i n e s   w i t h   t h i s   V A T   I d e n t i f i e r . < / T o o l t i p T e x t > - 
-         < / T o o l t i p > - 
-         < T o o l t i p   c o l u m n = " V A T C l a u s e V A T I d e n t i f i e r "   E l e m e n t I d = " 2 8 6 3 9 8 6 6 1 " > - 
-             < T o o l t i p T e x t   l a n g = " e n - U S " > S p e c i f i e s   t h e   V A T   I d e n t i f i e r   v a l u e . < / T o o l t i p T e x t > - 
-         < / T o o l t i p > - 
-         < T o o l t i p   c o l u m n = " V A T C l a u s e D e s c r i p t i o n 2 "   E l e m e n t I d = " 2 0 8 4 7 2 6 0 2 3 " > - 
-             < T o o l t i p T e x t   l a n g = " e n - U S " > S p e c i f i e s   a n   a d d i t i o n a l   d e s c r i p t i o n   o f   a   V A T   c l a u s e . < / T o o l t i p T e x t > - 
-         < / T o o l t i p > - 
-         < T o o l t i p   c o l u m n = " V A T C l a u s e A m o u n t "   E l e m e n t I d = " 2 1 2 0 5 2 6 4 9 5 " > - 
-             < T o o l t i p T e x t   l a n g = " e n - U S " > S p e c i f i e s   t h e   a m o u n t   o f   V A T   t h a t   i s   i n c l u d e d   i n   t h e   t o t a l   a m o u n t . < / T o o l t i p T e x t > - 
-         < / T o o l t i p > - 
-         < T o o l t i p   c o l u m n = " V A T A m t L i n e V A T C t r l 1 0 7 "   E l e m e n t I d = " 7 1 5 8 3 8 5 8 0 " > - 
-             < T o o l t i p T e x t   l a n g = " e n - U S " > S p e c i f i e s   t h e   V A T   %   t h a t   w a s   u s e d   o n   t h e   s a l e s   o r   p u r c h a s e   l i n e s   w i t h   t h i s   V A T   I d e n t i f i e r . < / T o o l t i p T e x t > - 
-         < / T o o l t i p > - 
-     < / T o o l t i p s > - 
-     < I s s u e d _ R e m i n d e r _ H e a d e r   E l e m e n t T y p e = " D a t a I t e m "   E l e m e n t I d = " 1 9 8 7 0 4 1 2 5 7 " > - 
-         < C o n t a c t E m a i l   E l e m e n t T y p e = " C o l u m n "   E l e m e n t I d = " 1 5 8 3 9 8 6 6 6 3 "   D a t a T y p e = " T e x t " > C o n t a c t E m a i l < / C o n t a c t E m a i l > - 
-         < C o n t a c t E m a i l L b l   E l e m e n t T y p e = " C o l u m n "   E l e m e n t I d = " 1 3 0 4 0 7 3 7 7 9 "   D a t a T y p e = " L a b e l " > C o n t a c t E m a i l L b l < / C o n t a c t E m a i l L b l > - 
-         < C o n t a c t M o b i l e P h o n e N o   E l e m e n t T y p e = " C o l u m n "   E l e m e n t I d = " 1 5 1 4 3 8 7 0 0 0 "   D a t a T y p e = " T e x t " > C o n t a c t M o b i l e P h o n e N o < / C o n t a c t M o b i l e P h o n e N o > - 
-         < C o n t a c t M o b i l e P h o n e N o L b l   E l e m e n t T y p e = " C o l u m n "   E l e m e n t I d = " 3 1 0 9 9 8 6 3 0 "   D a t a T y p e = " L a b e l " > C o n t a c t M o b i l e P h o n e N o L b l < / C o n t a c t M o b i l e P h o n e N o L b l > - 
-         < C o n t a c t P h o n e N o   E l e m e n t T y p e = " C o l u m n "   E l e m e n t I d = " 7 2 4 0 8 4 1 6 "   D a t a T y p e = " T e x t " > C o n t a c t P h o n e N o < / C o n t a c t P h o n e N o > - 
-         < C o n t a c t P h o n e N o L b l   E l e m e n t T y p e = " C o l u m n "   E l e m e n t I d = " 1 0 2 6 9 3 3 3 7 4 "   D a t a T y p e = " L a b e l " > C o n t a c t P h o n e N o L b l < / C o n t a c t P h o n e N o L b l > - 
-         < D o c D a t e C a p t i o n   E l e m e n t T y p e = " C o l u m n "   E l e m e n t I d = " 1 1 5 7 6 2 1 5 3 7 "   D a t a T y p e = " L a b e l " > D o c D a t e C a p t i o n < / D o c D a t e C a p t i o n > - 
-         < D u e D a t e C a p t i o n   E l e m e n t T y p e = " C o l u m n "   E l e m e n t I d = " 2 0 4 6 6 7 9 4 6 9 "   D a t a T y p e = " L a b e l " > D u e D a t e C a p t i o n < / D u e D a t e C a p t i o n > - 
-         < E M a i l C a p t i o n   E l e m e n t T y p e = " C o l u m n "   E l e m e n t I d = " 4 7 2 3 3 8 3 4 3 "   D a t a T y p e = " L a b e l " > E M a i l C a p t i o n < / E M a i l C a p t i o n > - 
-         < H o m e P a g e C a p t i o n   E l e m e n t T y p e = " C o l u m n "   E l e m e n t I d = " 2 1 2 0 4 1 7 5 5 1 "   D a t a T y p e = " L a b e l " > H o m e P a g e C a p t i o n < / H o m e P a g e C a p t i o n > - 
-         < N o _ I s s u e d R e m i n d e r H e a d e r   E l e m e n t T y p e = " C o l u m n "   E l e m e n t I d = " 4 4 6 3 2 8 1 9 1 "   D a t a T y p e = " C o d e " > N o _ I s s u e d R e m i n d e r H e a d e r < / N o _ I s s u e d R e m i n d e r H e a d e r > - 
-         < P a g e C a p t i o n   E l e m e n t T y p e = " C o l u m n "   E l e m e n t I d = " 1 6 4 5 7 9 0 3 1 2 "   D a t a T y p e = " L a b e l " > P a g e C a p t i o n < / P a g e C a p t i o n > - 
-         < S h o w M I R L i n e s   E l e m e n t T y p e = " C o l u m n "   E l e m e n t I d = " 1 6 9 8 2 1 4 9 3 9 "   D a t a T y p e = " B o o l e a n " > S h o w M I R L i n e s < / S h o w M I R L i n e s > - 
-         < T o t a l C a p t i o n   E l e m e n t T y p e = " C o l u m n "   E l e m e n t I d = " 7 0 7 1 0 2 6 9 5 "   D a t a T y p e = " L a b e l " > T o t a l C a p t i o n < / T o t a l C a p t i o n > - 
-         < V A T A m o u n t C a p t i o n   E l e m e n t T y p e = " C o l u m n "   E l e m e n t I d = " 1 1 3 1 7 3 2 3 8 8 "   D a t a T y p e = " L a b e l " > V A T A m o u n t C a p t i o n < / V A T A m o u n t C a p t i o n > - 
-         < V A T B a s e C a p t i o n   E l e m e n t T y p e = " C o l u m n "   E l e m e n t I d = " 1 7 5 9 0 7 3 0 0 5 "   D a t a T y p e = " L a b e l " > V A T B a s e C a p t i o n < / V A T B a s e C a p t i o n > - 
-         < V A T P e r c e n t C a p t i o n   E l e m e n t T y p e = " C o l u m n "   E l e m e n t I d = " 1 7 6 3 4 5 7 5 6 3 "   D a t a T y p e = " L a b e l " > V A T P e r c e n t C a p t i o n < / V A T P e r c e n t C a p t i o n > - 
-         < I n t e g e r   E l e m e n t T y p e = " D a t a I t e m "   E l e m e n t I d = " 1 7 3 5 6 9 8 6 1 9 " > - 
-             < B a n k A c c N o C a p t i o n   E l e m e n t T y p e = " C o l u m n "   E l e m e n t I d = " 1 4 9 2 8 4 0 6 9 9 "   D a t a T y p e = " L a b e l " > B a n k A c c N o C a p t i o n < / B a n k A c c N o C a p t i o n > - 
-             < B a n k N a m e C a p t i o n   E l e m e n t T y p e = " C o l u m n "   E l e m e n t I d = " 8 9 8 5 9 8 6 6 6 "   D a t a T y p e = " L a b e l " > B a n k N a m e C a p t i o n < / B a n k N a m e C a p t i o n > - 
-             < C o m p a n y A d d r 1   E l e m e n t T y p e = " C o l u m n "   E l e m e n t I d = " 8 8 5 0 9 6 1 0 4 "   D a t a T y p e = " T e x t " > C o m p a n y A d d r 1 < / C o m p a n y A d d r 1 > - 
-             < C o m p a n y A d d r 2   E l e m e n t T y p e = " C o l u m n "   E l e m e n t I d = " 1 0 2 7 9 9 3 7 4 7 "   D a t a T y p e = " T e x t " > C o m p a n y A d d r 2 < / C o m p a n y A d d r 2 > - 
-             < C o m p a n y A d d r 3   E l e m e n t T y p e = " C o l u m n "   E l e m e n t I d = " 3 9 0 2 9 7 1 3 0 "   D a t a T y p e = " T e x t " > C o m p a n y A d d r 3 < / C o m p a n y A d d r 3 > - 
-             < C o m p a n y A d d r 4   E l e m e n t T y p e = " C o l u m n "   E l e m e n t I d = " 1 9 9 1 5 8 0 3 1 5 "   D a t a T y p e = " T e x t " > C o m p a n y A d d r 4 < / C o m p a n y A d d r 4 > - 
-             < C o m p a n y A d d r 5   E l e m e n t T y p e = " C o l u m n "   E l e m e n t I d = " 1 6 6 5 6 9 0 3 6 4 "   D a t a T y p e = " T e x t " > C o m p a n y A d d r 5 < / C o m p a n y A d d r 5 > - 
-             < C o m p a n y A d d r 6   E l e m e n t T y p e = " C o l u m n "   E l e m e n t I d = " 7 1 6 1 8 7 0 8 1 "   D a t a T y p e = " T e x t " > C o m p a n y A d d r 6 < / C o m p a n y A d d r 6 > - 
-             < C o m p a n y A d d r 7   E l e m e n t T y p e = " C o l u m n "   E l e m e n t I d = " 1 3 5 3 8 8 3 6 9 8 "   D a t a T y p e = " T e x t " > C o m p a n y A d d r 7 < / C o m p a n y A d d r 7 > - 
-             < C o m p a n y A d d r 8   E l e m e n t T y p e = " C o l u m n "   E l e m e n t I d = " 1 0 5 4 0 0 5 1 2 7 "   D a t a T y p e = " T e x t " > C o m p a n y A d d r 8 < / C o m p a n y A d d r 8 > - 
-             < C o m p a n y I n f o 1 P i c t u r e   E l e m e n t T y p e = " C o l u m n "   E l e m e n t I d = " 1 0 1 8 2 0 6 5 0 3 "   D a t a T y p e = " B l o b "   / > - 
-             < C o m p a n y I n f o 2 P i c t u r e   E l e m e n t T y p e = " C o l u m n "   E l e m e n t I d = " 9 8 9 6 7 0 4 7 4 "   D a t a T y p e = " B l o b "   / > - 
-             < C o m p a n y I n f o 3 P i c t u r e   E l e m e n t T y p e = " C o l u m n "   E l e m e n t I d = " 5 7 9 7 0 4 0 5 9 "   D a t a T y p e = " B l o b "   / > - 
-             < C o m p a n y I n f o B a n k A c c N o   E l e m e n t T y p e = " C o l u m n "   E l e m e n t I d = " 1 0 8 2 4 4 1 8 "   D a t a T y p e = " T e x t " > C o m p a n y I n f o B a n k A c c N o < / C o m p a n y I n f o B a n k A c c N o > - 
-             < C o m p a n y I n f o B a n k N a m e   E l e m e n t T y p e = " C o l u m n "   E l e m e n t I d = " 1 8 3 4 4 8 6 5 3 "   D a t a T y p e = " T e x t " > C o m p a n y I n f o B a n k N a m e < / C o m p a n y I n f o B a n k N a m e > - 
-             < C o m p a n y I n f o E M a i l   E l e m e n t T y p e = " C o l u m n "   E l e m e n t I d = " 1 0 8 3 1 8 6 0 6 4 "   D a t a T y p e = " T e x t " > C o m p a n y I n f o E M a i l < / C o m p a n y I n f o E M a i l > - 
-             < C o m p a n y I n f o G i r o N o   E l e m e n t T y p e = " C o l u m n "   E l e m e n t I d = " 6 6 8 8 8 4 2 6 "   D a t a T y p e = " T e x t " > C o m p a n y I n f o G i r o N o < / C o m p a n y I n f o G i r o N o > - 
-             < C o m p a n y I n f o H o m e P a g e   E l e m e n t T y p e = " C o l u m n "   E l e m e n t I d = " 1 5 3 0 3 1 7 4 4 0 "   D a t a T y p e = " T e x t " > C o m p a n y I n f o H o m e P a g e < / C o m p a n y I n f o H o m e P a g e > - 
-             < C o m p a n y I n f o I B A N   E l e m e n t T y p e = " C o l u m n "   E l e m e n t I d = " 6 5 0 2 8 0 4 0 8 "   D a t a T y p e = " C o d e " > C o m p a n y I n f o I B A N < / C o m p a n y I n f o I B A N > - 
-             < C o m p a n y I n f o P h o n e N o   E l e m e n t T y p e = " C o l u m n "   E l e m e n t I d = " 8 9 6 1 4 9 4 4 9 "   D a t a T y p e = " T e x t " > C o m p a n y I n f o P h o n e N o < / C o m p a n y I n f o P h o n e N o > - 
-             < C o m p a n y I n f o V A T R e g N o   E l e m e n t T y p e = " C o l u m n "   E l e m e n t I d = " 1 2 1 1 0 2 0 5 2 2 "   D a t a T y p e = " T e x t " > C o m p a n y I n f o V A T R e g N o < / C o m p a n y I n f o V A T R e g N o > - 
-             < C o m p a n y V A T R e g i s t r a t i o n N o C a p t i o n   E l e m e n t T y p e = " C o l u m n "   E l e m e n t I d = " 1 2 1 9 4 0 0 9 9 9 "   D a t a T y p e = " T e x t " > C o m p a n y V A T R e g i s t r a t i o n N o C a p t i o n < / C o m p a n y V A T R e g i s t r a t i o n N o C a p t i o n > - 
-             < C o n t a c t _ I s s u e d R e m i n d e r H d r   E l e m e n t T y p e = " C o l u m n "   E l e m e n t I d = " 1 5 5 5 2 4 2 7 9 "   D a t a T y p e = " T e x t " > C o n t a c t _ I s s u e d R e m i n d e r H d r < / C o n t a c t _ I s s u e d R e m i n d e r H d r > - 
-             < C u s t A d d r 1   E l e m e n t T y p e = " C o l u m n "   E l e m e n t I d = " 1 3 6 8 0 2 7 5 2 2 "   D a t a T y p e = " T e x t " > C u s t A d d r 1 < / C u s t A d d r 1 > - 
-             < C u s t A d d r 2   E l e m e n t T y p e = " C o l u m n "   E l e m e n t I d = " 2 0 0 5 7 2 4 1 3 9 "   D a t a T y p e = " T e x t " > C u s t A d d r 2 < / C u s t A d d r 2 > - 
-             < C u s t A d d r 3   E l e m e n t T y p e = " C o l u m n "   E l e m e n t I d = " 1 6 5 1 5 4 6 5 4 0 "   D a t a T y p e = " T e x t " > C u s t A d d r 3 < / C u s t A d d r 3 > - 
-             < C u s t A d d r 4   E l e m e n t T y p e = " C o l u m n "   E l e m e n t I d = " 1 0 1 3 8 4 9 9 2 3 "   D a t a T y p e = " T e x t " > C u s t A d d r 4 < / C u s t A d d r 4 > - 
-             < C u s t A d d r 5   E l e m e n t T y p e = " C o l u m n "   E l e m e n t I d = " 3 7 6 1 5 3 3 0 6 "   D a t a T y p e = " T e x t " > C u s t A d d r 5 < / C u s t A d d r 5 > - 
-             < C u s t A d d r 6   E l e m e n t T y p e = " C o l u m n "   E l e m e n t I d = " 2 6 1 5 4 3 3 1 1 "   D a t a T y p e = " T e x t " > C u s t A d d r 6 < / C u s t A d d r 6 > - 
-             < C u s t A d d r 7   E l e m e n t T y p e = " C o l u m n "   E l e m e n t I d = " 8 9 9 2 3 9 9 2 8 "   D a t a T y p e = " T e x t " > C u s t A d d r 7 < / C u s t A d d r 7 > - 
-             < C u s t A d d r 8   E l e m e n t T y p e = " C o l u m n "   E l e m e n t I d = " 1 5 3 6 9 3 6 5 4 5 "   D a t a T y p e = " T e x t " > C u s t A d d r 8 < / C u s t A d d r 8 > - 
-             < C u s t N o _ I s s u e R e m i n d e r H d r   E l e m e n t T y p e = " C o l u m n "   E l e m e n t I d = " 8 9 7 2 2 1 7 4 1 "   D a t a T y p e = " C o d e " > C u s t N o _ I s s u e R e m i n d e r H d r < / C u s t N o _ I s s u e R e m i n d e r H d r > - 
-             < C u s t N o _ I s s u e R e m i n d e r H d r C a p t i o n   E l e m e n t T y p e = " C o l u m n "   E l e m e n t I d = " 2 1 0 8 3 0 4 5 3 "   D a t a T y p e = " S t r i n g " > C u s t N o _ I s s u e R e m i n d e r H d r C a p t i o n < / C u s t N o _ I s s u e R e m i n d e r H d r C a p t i o n > - 
-             < D o c D a t e _ I s s u e R e m i n d e r H d r   E l e m e n t T y p e = " C o l u m n "   E l e m e n t I d = " 1 7 0 8 8 2 7 8 4 1 "   D a t a T y p e = " S t r i n g " > D o c D a t e _ I s s u e R e m i n d e r H d r < / D o c D a t e _ I s s u e R e m i n d e r H d r > - 
-             < D u e D a t e _ I s s u e d R e m i n d e r H d r   E l e m e n t T y p e = " C o l u m n "   E l e m e n t I d = " 1 4 3 1 6 6 8 4 4 7 "   D a t a T y p e = " S t r i n g " > D u e D a t e _ I s s u e d R e m i n d e r H d r < / D u e D a t e _ I s s u e d R e m i n d e r H d r > - 
-             < G i r o N o C a p t i o n   E l e m e n t T y p e = " C o l u m n "   E l e m e n t I d = " 9 5 3 0 4 7 1 1 1 "   D a t a T y p e = " L a b e l " > G i r o N o C a p t i o n < / G i r o N o C a p t i o n > - 
-             < I B A N C a p t i o n   E l e m e n t T y p e = " C o l u m n "   E l e m e n t I d = " 2 0 2 6 0 1 3 4 9 5 "   D a t a T y p e = " L a b e l " > I B A N C a p t i o n < / I B A N C a p t i o n > - 
-             < N o 1 _ I s s u e d R e m i n d e r H d r   E l e m e n t T y p e = " C o l u m n "   E l e m e n t I d = " 2 0 0 8 1 6 9 9 1 9 "   D a t a T y p e = " C o d e " > N o 1 _ I s s u e d R e m i n d e r H d r < / N o 1 _ I s s u e d R e m i n d e r H d r > - 
-             < P h o n e N o C a p t i o n   E l e m e n t T y p e = " C o l u m n "   E l e m e n t I d = " 1 4 5 8 8 2 1 3 2 2 "   D a t a T y p e = " L a b e l " > P h o n e N o C a p t i o n < / P h o n e N o C a p t i o n > - 
-             < P o s t D a t e _ I s s u e d R e m i n d e r H d r   E l e m e n t T y p e = " C o l u m n "   E l e m e n t I d = " 5 4 1 1 2 9 7 1 "   D a t a T y p e = " S t r i n g " > P o s t D a t e _ I s s u e d R e m i n d e r H d r < / P o s t D a t e _ I s s u e d R e m i n d e r H d r > - 
-             < P o s t i n g D a t e C a p t i o n   E l e m e n t T y p e = " C o l u m n "   E l e m e n t I d = " 1 2 7 3 0 5 6 1 7 "   D a t a T y p e = " L a b e l " > P o s t i n g D a t e C a p t i o n < / P o s t i n g D a t e C a p t i o n > - 
-             < R e f e r e n c e T e x t   E l e m e n t T y p e = " C o l u m n "   E l e m e n t I d = " 4 4 5 3 5 3 4 5 1 "   D a t a T y p e = " T e x t " > R e f e r e n c e T e x t < / R e f e r e n c e T e x t > - 
-             < R e m i n d e r C a p t i o n   E l e m e n t T y p e = " C o l u m n "   E l e m e n t I d = " 9 4 4 9 7 9 5 4 9 "   D a t a T y p e = " L a b e l " > R e m i n d e r C a p t i o n < / R e m i n d e r C a p t i o n > - 
-             < R e m i n d e r N o C a p t i o n   E l e m e n t T y p e = " C o l u m n "   E l e m e n t I d = " 1 9 9 7 4 9 9 4 0 4 "   D a t a T y p e = " L a b e l " > R e m i n d e r N o C a p t i o n < / R e m i n d e r N o C a p t i o n > - 
-             < T e x t P a g e   E l e m e n t T y p e = " C o l u m n "   E l e m e n t I d = " 1 0 8 1 6 9 9 3 3 "   D a t a T y p e = " L a b e l " > T e x t P a g e < / T e x t P a g e > - 
-             < V A T N o T e x t   E l e m e n t T y p e = " C o l u m n "   E l e m e n t I d = " 1 9 5 9 6 6 3 4 2 6 "   D a t a T y p e = " T e x t " > V A T N o T e x t < / V A T N o T e x t > - 
-             < V A T R e g N o C a p t i o n   E l e m e n t T y p e = " C o l u m n "   E l e m e n t I d = " 1 6 8 6 3 6 0 3 6 1 "   D a t a T y p e = " T e x t " > V A T R e g N o C a p t i o n < / V A T R e g N o C a p t i o n > - 
-             < V a t R e g N o _ I s s u e R e m i n d e r H d r   E l e m e n t T y p e = " C o l u m n "   E l e m e n t I d = " 1 9 3 5 6 1 8 4 5 5 "   D a t a T y p e = " T e x t " > V a t R e g N o _ I s s u e R e m i n d e r H d r < / V a t R e g N o _ I s s u e R e m i n d e r H d r > - 
-             < Y o u r R e f _ I s s u e R e m i n d e r H d r   E l e m e n t T y p e = " C o l u m n "   E l e m e n t I d = " 5 2 1 2 8 7 1 0 9 "   D a t a T y p e = " T e x t " > Y o u r R e f _ I s s u e R e m i n d e r H d r < / Y o u r R e f _ I s s u e R e m i n d e r H d r > - 
-             < D i m e n s i o n L o o p   E l e m e n t T y p e = " D a t a I t e m "   E l e m e n t I d = " 1 2 5 6 7 2 1 1 9 " > - 
-                 < D i m T e x t   E l e m e n t T y p e = " C o l u m n "   E l e m e n t I d = " 1 7 6 4 8 3 2 3 2 "   D a t a T y p e = " T e x t " > D i m T e x t < / D i m T e x t > - 
-                 < H e a d e r D i m e n s i o n s C a p t i o n   E l e m e n t T y p e = " C o l u m n "   E l e m e n t I d = " 7 7 5 1 7 1 5 5 3 "   D a t a T y p e = " L a b e l " > H e a d e r D i m e n s i o n s C a p t i o n < / H e a d e r D i m e n s i o n s C a p t i o n > - 
-                 < N u m b e r _ I n t e g e r L i n e   E l e m e n t T y p e = " C o l u m n "   E l e m e n t I d = " 1 2 3 7 4 0 5 6 5 5 "   D a t a T y p e = " I n t e g e r " > N u m b e r _ I n t e g e r L i n e < / N u m b e r _ I n t e g e r L i n e > - 
-             < / D i m e n s i o n L o o p > - 
-             < I s s u e d _ R e m i n d e r _ L i n e   E l e m e n t T y p e = " D a t a I t e m "   E l e m e n t I d = " 9 8 4 8 8 6 2 2 4 " > - 
-                 < D e s c _ I s s u e d R e m i n d e r L i n e   E l e m e n t T y p e = " C o l u m n "   E l e m e n t I d = " 1 0 5 9 7 9 1 9 8 2 "   D a t a T y p e = " T e x t " > D e s c _ I s s u e d R e m i n d e r L i n e < / D e s c _ I s s u e d R e m i n d e r L i n e > - 
-                 < D o c D a t e _ I s s u e d R e m i n d e r L i n e   E l e m e n t T y p e = " C o l u m n "   E l e m e n t I d = " 1 9 6 6 7 6 8 8 8 5 "   D a t a T y p e = " S t r i n g " > D o c D a t e _ I s s u e d R e m i n d e r L i n e < / D o c D a t e _ I s s u e d R e m i n d e r L i n e > - 
-                 < D o c N o C a p t i o n _ I s s u e d R e m i n d e r L i n e   E l e m e n t T y p e = " C o l u m n "   E l e m e n t I d = " 1 2 3 8 7 0 1 2 8 "   D a t a T y p e = " S t r i n g " > D o c N o C a p t i o n _ I s s u e d R e m i n d e r L i n e < / D o c N o C a p t i o n _ I s s u e d R e m i n d e r L i n e > - 
-                 < D o c N o _ I s s u e d R e m i n d e r L i n e   E l e m e n t T y p e = " C o l u m n "   E l e m e n t I d = " 1 3 4 6 2 4 4 0 3 4 "   D a t a T y p e = " C o d e " > D o c N o _ I s s u e d R e m i n d e r L i n e < / D o c N o _ I s s u e d R e m i n d e r L i n e > - 
-                 < D o c N o _ I s s u e d R e m i n d e r L i n e C a p t i o n   E l e m e n t T y p e = " C o l u m n "   E l e m e n t I d = " 1 7 3 2 3 6 8 3 5 2 "   D a t a T y p e = " S t r i n g " > D o c N o _ I s s u e d R e m i n d e r L i n e C a p t i o n < / D o c N o _ I s s u e d R e m i n d e r L i n e C a p t i o n > - 
-                 < D o c T y p e _ I s s u e d R e m i n d e r L i n e   E l e m e n t T y p e = " C o l u m n "   E l e m e n t I d = " 1 3 3 5 2 4 4 0 7 3 "   D a t a T y p e = " E n u m " > D o c T y p e _ I s s u e d R e m i n d e r L i n e < / D o c T y p e _ I s s u e d R e m i n d e r L i n e > - 
-                 < D o c T y p e _ I s s u e d R e m i n d e r L i n e C a p t i o n   E l e m e n t T y p e = " C o l u m n "   E l e m e n t I d = " 5 3 0 2 0 3 0 2 5 "   D a t a T y p e = " S t r i n g " > D o c T y p e _ I s s u e d R e m i n d e r L i n e C a p t i o n < / D o c T y p e _ I s s u e d R e m i n d e r L i n e C a p t i o n > - 
-                 < D o c u m e n t D a t e C a p t i o n 1   E l e m e n t T y p e = " C o l u m n "   E l e m e n t I d = " 1 7 7 6 0 2 1 4 4 1 "   D a t a T y p e = " L a b e l " > D o c u m e n t D a t e C a p t i o n 1 < / D o c u m e n t D a t e C a p t i o n 1 > - 
-                 < D u e D a t e _ I s s u e d R e m i n d e r L i n e   E l e m e n t T y p e = " C o l u m n "   E l e m e n t I d = " 7 8 7 2 1 5 6 5 7 "   D a t a T y p e = " S t r i n g " > D u e D a t e _ I s s u e d R e m i n d e r L i n e < / D u e D a t e _ I s s u e d R e m i n d e r L i n e > - 
-                 < I n t e r e s t   E l e m e n t T y p e = " C o l u m n "   E l e m e n t I d = " 1 4 5 7 3 7 8 0 9 9 "   D a t a T y p e = " D e c i m a l " > I n t e r e s t < / I n t e r e s t > - 
-                 < I n t e r e s t A m o u n t C a p t i o n   E l e m e n t T y p e = " C o l u m n "   E l e m e n t I d = " 5 8 4 4 2 9 0 9 5 "   D a t a T y p e = " L a b e l " > I n t e r e s t A m o u n t C a p t i o n < / I n t e r e s t A m o u n t C a p t i o n > - 
-                 < L i n e N o _ I s s u e d R e m i n d e r L i n e   E l e m e n t T y p e = " C o l u m n "   E l e m e n t I d = " 2 0 6 6 9 3 7 4 1 6 "   D a t a T y p e = " C o d e " > L i n e N o _ I s s u e d R e m i n d e r L i n e < / L i n e N o _ I s s u e d R e m i n d e r L i n e > - 
-                 < M I R E n t r y _ I s s u e d R e m i n d e r L i n e   E l e m e n t T y p e = " C o l u m n "   E l e m e n t I d = " 8 7 8 1 7 0 6 8 5 "   D a t a T y p e = " B o o l e a n " > M I R E n t r y _ I s s u e d R e m i n d e r L i n e < / M I R E n t r y _ I s s u e d R e m i n d e r L i n e > - 
-                 < N N C I n t e r e s t A m t   E l e m e n t T y p e = " C o l u m n "   E l e m e n t I d = " 1 1 5 2 1 8 2 1 6 0 "   D a t a T y p e = " D e c i m a l " > N N C I n t e r e s t A m t < / N N C I n t e r e s t A m t > - 
-                 < N N C T o t a l   E l e m e n t T y p e = " C o l u m n "   E l e m e n t I d = " 2 1 3 0 8 6 4 2 2 8 "   D a t a T y p e = " D e c i m a l " > N N C T o t a l < / N N C T o t a l > - 
-                 < N N C T o t a l I n c l V A T   E l e m e n t T y p e = " C o l u m n "   E l e m e n t I d = " 1 9 2 3 5 8 0 0 3 1 "   D a t a T y p e = " D e c i m a l " > N N C T o t a l I n c l V A T < / N N C T o t a l I n c l V A T > - 
-                 < N N C V A T A m t   E l e m e n t T y p e = " C o l u m n "   E l e m e n t I d = " 4 1 7 5 7 8 0 7 7 "   D a t a T y p e = " D e c i m a l " > N N C V A T A m t < / N N C V A T A m t > - 
-                 < O r i g i n a l A m t _ I s s u e d R e m i n d e r L i n e   E l e m e n t T y p e = " C o l u m n "   E l e m e n t I d = " 3 8 7 1 9 0 6 1 0 "   D a t a T y p e = " D e c i m a l " > O r i g i n a l A m t _ I s s u e d R e m i n d e r L i n e < / O r i g i n a l A m t _ I s s u e d R e m i n d e r L i n e > - 
-                 < O r i g i n a l A m t _ I s s u e d R e m i n d e r L i n e C a p t i o n   E l e m e n t T y p e = " C o l u m n "   E l e m e n t I d = " 2 0 5 6 3 8 8 0 1 6 "   D a t a T y p e = " S t r i n g " > O r i g i n a l A m t _ I s s u e d R e m i n d e r L i n e C a p t i o n < / O r i g i n a l A m t _ I s s u e d R e m i n d e r L i n e C a p t i o n > - 
-                 < R e m a i n i n g A m o u n t T e x t   E l e m e n t T y p e = " C o l u m n "   E l e m e n t I d = " 1 8 1 3 6 1 2 0 "   D a t a T y p e = " T e x t " > R e m a i n i n g A m o u n t T e x t < / R e m a i n i n g A m o u n t T e x t > - 
-                 < R e m A m t _ I s s u e d R e m i n d e r L i n e   E l e m e n t T y p e = " C o l u m n "   E l e m e n t I d = " 1 4 7 4 3 7 3 0 3 5 "   D a t a T y p e = " D e c i m a l " > R e m A m t _ I s s u e d R e m i n d e r L i n e < / R e m A m t _ I s s u e d R e m i n d e r L i n e > - 
-                 < R e m A m t _ I s s u e d R e m i n d e r L i n e C a p t i o n   E l e m e n t T y p e = " C o l u m n "   E l e m e n t I d = " 2 9 5 4 4 3 4 5 3 "   D a t a T y p e = " S t r i n g " > R e m A m t _ I s s u e d R e m i n d e r L i n e C a p t i o n < / R e m A m t _ I s s u e d R e m i n d e r L i n e C a p t i o n > - 
-                 < R e m N o _ I s s u e d R e m i n d e r L i n e   E l e m e n t T y p e = " C o l u m n "   E l e m e n t I d = " 1 1 3 6 6 6 7 0 7 6 "   D a t a T y p e = " C o d e " > R e m N o _ I s s u e d R e m i n d e r L i n e < / R e m N o _ I s s u e d R e m i n d e r L i n e > - 
-                 < S h o w I n t e r n a l I n f o   E l e m e n t T y p e = " C o l u m n "   E l e m e n t I d = " 1 8 3 0 9 6 2 8 2 5 "   D a t a T y p e = " B o o l e a n " > S h o w I n t e r n a l I n f o < / S h o w I n t e r n a l I n f o > - 
-                 < T o t a l I n c l V A T T e x t   E l e m e n t T y p e = " C o l u m n "   E l e m e n t I d = " 7 6 1 2 0 3 1 7 7 "   D a t a T y p e = " T e x t " > T o t a l I n c l V A T T e x t < / T o t a l I n c l V A T T e x t > - 
-                 < T o t a l T e x t   E l e m e n t T y p e = " C o l u m n "   E l e m e n t I d = " 2 3 1 9 1 0 5 1 8 "   D a t a T y p e = " T e x t " > T o t a l T e x t < / T o t a l T e x t > - 
-                 < T o t a l V A T A m t   E l e m e n t T y p e = " C o l u m n "   E l e m e n t I d = " 1 5 3 4 6 3 0 7 8 8 "   D a t a T y p e = " D e c i m a l " > T o t a l V A T A m t < / T o t a l V A T A m t > - 
-                 < T y p e _ I s s u e d R e m i n d e r L i n e   E l e m e n t T y p e = " C o l u m n "   E l e m e n t I d = " 8 5 4 3 7 8 6 3 9 "   D a t a T y p e = " S t r i n g " > T y p e _ I s s u e d R e m i n d e r L i n e < / T y p e _ I s s u e d R e m i n d e r L i n e > - 
-             < / I s s u e d _ R e m i n d e r _ L i n e > - 
-             < I s s u e d R e m i n d e r L i n e 2   E l e m e n t T y p e = " D a t a I t e m "   E l e m e n t I d = " 2 0 0 1 8 1 0 3 5 8 " > - 
-                 < D e s c 1 _ I s s u e d R e m i n d e r L i n e   E l e m e n t T y p e = " C o l u m n "   E l e m e n t I d = " 9 9 8 7 6 7 1 0 5 "   D a t a T y p e = " T e x t " > D e s c 1 _ I s s u e d R e m i n d e r L i n e < / D e s c 1 _ I s s u e d R e m i n d e r L i n e > - 
-                 < L i n e N o 1 _ I s s u e d R e m i n d e r L i n e   E l e m e n t T y p e = " C o l u m n "   E l e m e n t I d = " 1 4 4 6 6 8 1 0 4 7 "   D a t a T y p e = " I n t e g e r " > L i n e N o 1 _ I s s u e d R e m i n d e r L i n e < / L i n e N o 1 _ I s s u e d R e m i n d e r L i n e > - 
-             < / I s s u e d R e m i n d e r L i n e 2 > - 
-             < V A T C o u n t e r   E l e m e n t T y p e = " D a t a I t e m "   E l e m e n t I d = " 5 5 7 1 2 6 5 0 6 " > - 
-                 < A m o u n t I n c V A T C a p t i o n   E l e m e n t T y p e = " C o l u m n "   E l e m e n t I d = " 2 0 6 1 9 0 5 1 0 4 "   D a t a T y p e = " L a b e l " > A m o u n t I n c V A T C a p t i o n < / A m o u n t I n c V A T C a p t i o n > - 
-                 < C o n t i n u e d C a p t i o n   E l e m e n t T y p e = " C o l u m n "   E l e m e n t I d = " 1 8 8 8 7 8 3 5 2 2 "   D a t a T y p e = " L a b e l " > C o n t i n u e d C a p t i o n < / C o n t i n u e d C a p t i o n > - 
-                 < V A L V A T A m o u n t   E l e m e n t T y p e = " C o l u m n "   E l e m e n t I d = " 1 8 4 9 8 3 7 0 9 7 "   D a t a T y p e = " D e c i m a l " > V A L V A T A m o u n t < / V A L V A T A m o u n t > - 
-                 < V A L V A T B a s e   E l e m e n t T y p e = " C o l u m n "   E l e m e n t I d = " 1 5 5 5 5 2 3 1 8 4 "   D a t a T y p e = " D e c i m a l " > V A L V A T B a s e < / V A L V A T B a s e > - 
-                 < V A L V A T B a s e V A L V A T A m t   E l e m e n t T y p e = " C o l u m n "   E l e m e n t I d = " 1 5 7 7 1 3 5 1 5 2 "   D a t a T y p e = " D e c i m a l " > V A L V A T B a s e V A L V A T A m t < / V A L V A T B a s e V A L V A T A m t > - 
-                 < V A T A m t L i n e A m t I n c l u d V A T   E l e m e n t T y p e = " C o l u m n "   E l e m e n t I d = " 5 3 4 3 8 5 8 5 8 "   D a t a T y p e = " D e c i m a l " > V A T A m t L i n e A m t I n c l u d V A T < / V A T A m t L i n e A m t I n c l u d V A T > - 
-                 < V A T A m t L i n e V A T   E l e m e n t T y p e = " C o l u m n "   E l e m e n t I d = " 2 9 9 0 4 8 9 2 5 "   D a t a T y p e = " D e c i m a l " > V A T A m t L i n e V A T < / V A T A m t L i n e V A T > - 
-                 < V A T A m t S p e c C a p t i o n   E l e m e n t T y p e = " C o l u m n "   E l e m e n t I d = " 3 1 9 2 9 3 3 3 3 "   D a t a T y p e = " L a b e l " > V A T A m t S p e c C a p t i o n < / V A T A m t S p e c C a p t i o n > - 
-             < / V A T C o u n t e r > - 
-             < V A T C l a u s e E n t r y C o u n t e r   E l e m e n t T y p e = " D a t a I t e m "   E l e m e n t I d = " 1 7 4 4 3 1 5 6 2 9 " > - 
-                 < V A T C l a u s e A m o u n t   E l e m e n t T y p e = " C o l u m n "   E l e m e n t I d = " 2 1 2 0 5 2 6 4 9 5 "   D a t a T y p e = " D e c i m a l " > V A T C l a u s e A m o u n t < / V A T C l a u s e A m o u n t > - 
-                 < V A T C l a u s e C o d e   E l e m e n t T y p e = " C o l u m n "   E l e m e n t I d = " 3 2 0 3 7 0 0 9 4 "   D a t a T y p e = " C o d e " > V A T C l a u s e C o d e < / V A T C l a u s e C o d e > - 
-                 < V A T C l a u s e D e s c r i p t i o n   E l e m e n t T y p e = " C o l u m n "   E l e m e n t I d = " 2 0 6 8 0 8 1 1 8 7 "   D a t a T y p e = " T e x t " > V A T C l a u s e D e s c r i p t i o n < / V A T C l a u s e D e s c r i p t i o n > - 
-                 < V A T C l a u s e D e s c r i p t i o n 2   E l e m e n t T y p e = " C o l u m n "   E l e m e n t I d = " 2 0 8 4 7 2 6 0 2 3 "   D a t a T y p e = " T e x t " > V A T C l a u s e D e s c r i p t i o n 2 < / V A T C l a u s e D e s c r i p t i o n 2 > - 
-                 < V A T C l a u s e s C a p t i o n   E l e m e n t T y p e = " C o l u m n "   E l e m e n t I d = " 2 1 0 8 7 9 2 6 2 "   D a t a T y p e = " L a b e l " > V A T C l a u s e s C a p t i o n < / V A T C l a u s e s C a p t i o n > - 
-                 < V A T C l a u s e V A T A m t C a p t i o n   E l e m e n t T y p e = " C o l u m n "   E l e m e n t I d = " 4 8 4 3 3 1 8 1 4 "   D a t a T y p e = " L a b e l " > V A T C l a u s e V A T A m t C a p t i o n < / V A T C l a u s e V A T A m t C a p t i o n > - 
-                 < V A T C l a u s e V A T I d e n t i f i e r   E l e m e n t T y p e = " C o l u m n "   E l e m e n t I d = " 2 8 6 3 9 8 6 6 1 "   D a t a T y p e = " C o d e " > V A T C l a u s e V A T I d e n t i f i e r < / V A T C l a u s e V A T I d e n t i f i e r > - 
-                 < V A T C l a u s e V A T I d e n t i f i e r C a p t i o n   E l e m e n t T y p e = " C o l u m n "   E l e m e n t I d = " 1 6 3 6 0 4 7 8 2 7 "   D a t a T y p e = " L a b e l " > V A T C l a u s e V A T I d e n t i f i e r C a p t i o n < / V A T C l a u s e V A T I d e n t i f i e r C a p t i o n > - 
-             < / V A T C l a u s e E n t r y C o u n t e r > - 
-             < V A T C o u n t e r L C Y   E l e m e n t T y p e = " D a t a I t e m "   E l e m e n t I d = " 9 1 0 2 7 8 4 9 2 " > - 
-                 < C o n t i n u e d C a p t i o n 1   E l e m e n t T y p e = " C o l u m n "   E l e m e n t I d = " 1 7 6 0 7 7 1 7 1 9 "   D a t a T y p e = " L a b e l " > C o n t i n u e d C a p t i o n 1 < / C o n t i n u e d C a p t i o n 1 > - 
-                 < V A L E x c h R a t e   E l e m e n t T y p e = " C o l u m n "   E l e m e n t I d = " 1 8 3 2 0 7 3 1 5 4 "   D a t a T y p e = " T e x t " > V A L E x c h R a t e < / V A L E x c h R a t e > - 
-                 < V A L S p e c L C Y H e a d e r   E l e m e n t T y p e = " C o l u m n "   E l e m e n t I d = " 6 9 9 3 5 8 7 5 8 "   D a t a T y p e = " T e x t " > V A L S p e c L C Y H e a d e r < / V A L S p e c L C Y H e a d e r > - 
-                 < V A L V A T A m o u n t L C Y   E l e m e n t T y p e = " C o l u m n "   E l e m e n t I d = " 1 4 4 5 9 7 3 0 8 7 "   D a t a T y p e = " D e c i m a l " > V A L V A T A m o u n t L C Y < / V A L V A T A m o u n t L C Y > - 
-                 < V A L V A T B a s e L C Y   E l e m e n t T y p e = " C o l u m n "   E l e m e n t I d = " 1 4 3 9 0 5 7 6 6 6 "   D a t a T y p e = " D e c i m a l " > V A L V A T B a s e L C Y < / V A L V A T B a s e L C Y > - 
-                 < V A T A m t L i n e V A T C t r l 1 0 7   E l e m e n t T y p e = " C o l u m n "   E l e m e n t I d = " 7 1 5 8 3 8 5 8 0 "   D a t a T y p e = " D e c i m a l " > V A T A m t L i n e V A T C t r l 1 0 7 < / V A T A m t L i n e V A T C t r l 1 0 7 > - 
-             < / V A T C o u n t e r L C Y > - 
-             < L e t t e r T e x t   E l e m e n t T y p e = " D a t a I t e m "   E l e m e n t I d = " 1 5 1 0 3 5 3 8 3 4 " > - 
-                 < A m t D u e T e x t   E l e m e n t T y p e = " C o l u m n "   E l e m e n t I d = " 7 3 3 9 4 4 4 "   D a t a T y p e = " T e x t " > A m t D u e T e x t < / A m t D u e T e x t > - 
-                 < B o d y T e x t   E l e m e n t T y p e = " C o l u m n "   E l e m e n t I d = " 1 4 9 7 5 9 8 0 8 "   D a t a T y p e = " T e x t " > B o d y T e x t < / B o d y T e x t > - 
-                 < C l o s i n g T e x t   E l e m e n t T y p e = " C o l u m n "   E l e m e n t I d = " 5 1 2 1 3 5 9 0 9 "   D a t a T y p e = " T e x t " > C l o s i n g T e x t < / C l o s i n g T e x t > - 
-                 < D e s c r i p t i o n T e x t   E l e m e n t T y p e = " C o l u m n "   E l e m e n t I d = " 8 3 3 0 2 1 6 1 8 "   D a t a T y p e = " T e x t " > D e s c r i p t i o n T e x t < / D e s c r i p t i o n T e x t > - 
-                 < F i n a l T o t a l I n c l V A T   E l e m e n t T y p e = " C o l u m n "   E l e m e n t I d = " 1 5 4 1 3 9 5 4 4 "   D a t a T y p e = " D e c i m a l " > F i n a l T o t a l I n c l V A T < / F i n a l T o t a l I n c l V A T > - 
-                 < G r e e t i n g T e x t   E l e m e n t T y p e = " C o l u m n "   E l e m e n t I d = " 1 1 7 5 2 7 9 2 8 9 "   D a t a T y p e = " T e x t " > G r e e t i n g T e x t < / G r e e t i n g T e x t > - 
-                 < T o t a l R e m A m t _ I s s u e d R e m i n d e r L i n e   E l e m e n t T y p e = " C o l u m n "   E l e m e n t I d = " 1 7 3 6 4 0 3 1 8 5 "   D a t a T y p e = " D e c i m a l " > T o t a l R e m A m t _ I s s u e d R e m i n d e r L i n e < / T o t a l R e m A m t _ I s s u e d R e m i n d e r L i n e >   
              < / L e t t e r T e x t >   

--- a/src/Layers/W1/BaseApp/Sales/Reminder/DefaultReminderEmail.docx
+++ b/src/Layers/W1/BaseApp/Sales/Reminder/DefaultReminderEmail.docx
@@ -2472,6 +2472,8 @@
  
              < R e p o r t N a m e > R e p o r t   N a m e < / R e p o r t N a m e >   
+             < R e p o r t C a p t i o n > R e p o r t   C a p t i o n < / R e p o r t C a p t i o n > + 
              < A b o u t T h i s R e p o r t T i t l e > A b o u t   T h i s   R e p o r t   T i t l e < / A b o u t T h i s R e p o r t T i t l e >   
              < A b o u t T h i s R e p o r t T e x t > A b o u t   T h i s   R e p o r t   T e x t < / A b o u t T h i s R e p o r t T e x t > @@ -2518,6 +2520,84 @@
  
          < / R e p o r t R e q u e s t >   
+         < C o m p a n y M e t a d a t a > + 
+             < C o m p a n y N a m e > C o m p a n y   N a m e < / C o m p a n y N a m e > + 
+             < C o m p a n y D i s p l a y N a m e > C o m p a n y   D i s p l a y   N a m e < / C o m p a n y D i s p l a y N a m e > + 
+             < C o m p a n y A d d r e s s L i n e s > + 
+                 < C o m p a n y A d d r e s s L i n e 1 > C o m p a n y   A d d r e s s   L i n e   1 < / C o m p a n y A d d r e s s L i n e 1 > + 
+                 < C o m p a n y A d d r e s s L i n e 2 > C o m p a n y   A d d r e s s   L i n e   2 < / C o m p a n y A d d r e s s L i n e 2 > + 
+                 < C o m p a n y A d d r e s s L i n e 3 > C o m p a n y   A d d r e s s   L i n e   3 < / C o m p a n y A d d r e s s L i n e 3 > + 
+                 < C o m p a n y A d d r e s s L i n e 4 > C o m p a n y   A d d r e s s   L i n e   4 < / C o m p a n y A d d r e s s L i n e 4 > + 
+                 < C o m p a n y A d d r e s s L i n e 5 > C o m p a n y   A d d r e s s   L i n e   5 < / C o m p a n y A d d r e s s L i n e 5 > + 
+                 < C o m p a n y A d d r e s s L i n e 6 > C o m p a n y   A d d r e s s   L i n e   6 < / C o m p a n y A d d r e s s L i n e 6 > + 
+                 < C o m p a n y A d d r e s s L i n e 7 > C o m p a n y   A d d r e s s   L i n e   7 < / C o m p a n y A d d r e s s L i n e 7 > + 
+                 < C o m p a n y A d d r e s s L i n e 8 > C o m p a n y   A d d r e s s   L i n e   8 < / C o m p a n y A d d r e s s L i n e 8 > + 
+             < / C o m p a n y A d d r e s s L i n e s > + 
+             < C o m p a n y P h o n e > C o m p a n y   P h o n e < / C o m p a n y P h o n e > + 
+             < C o m p a n y P h o n e C a p t i o n > C o m p a n y   P h o n e   C a p t i o n < / C o m p a n y P h o n e C a p t i o n > + 
+             < C o m p a n y F a x N o > C o m p a n y   F a x   N o . < / C o m p a n y F a x N o > + 
+             < C o m p a n y F a x N o C a p t i o n > C o m p a n y   F a x   N o .   C a p t i o n < / C o m p a n y F a x N o C a p t i o n > + 
+             < C o m p a n y E m a i l > C o m p a n y   E m a i l < / C o m p a n y E m a i l > + 
+             < C o m p a n y E m a i l C a p t i o n > C o m p a n y   E m a i l   C a p t i o n < / C o m p a n y E m a i l C a p t i o n > + 
+             < C o m p a n y H o m e P a g e > C o m p a n y   H o m e   P a g e < / C o m p a n y H o m e P a g e > + 
+             < C o m p a n y H o m e P a g e C a p t i o n > C o m p a n y   H o m e   P a g e   C a p t i o n < / C o m p a n y H o m e P a g e C a p t i o n > + 
+             < C o m p a n y L o g o > C o m p a n y   L o g o < / C o m p a n y L o g o > + 
+             < C o m p a n y V A T R e g i s t r a t i o n N o > C o m p a n y   V A T   R e g i s t r a t i o n   N o . < / C o m p a n y V A T R e g i s t r a t i o n N o > + 
+             < C o m p a n y V A T R e g i s t r a t i o n N o C a p t i o n > C o m p a n y   V A T   R e g i s t r a t i o n   N o .   C a p t i o n < / C o m p a n y V A T R e g i s t r a t i o n N o C a p t i o n > + 
+             < C o m p a n y R e g i s t r a t i o n N o > C o m p a n y   R e g i s t r a t i o n   N o . < / C o m p a n y R e g i s t r a t i o n N o > + 
+             < C o m p a n y R e g i s t r a t i o n N o C a p t i o n > C o m p a n y   R e g i s t r a t i o n   N o .   C a p t i o n < / C o m p a n y R e g i s t r a t i o n N o C a p t i o n > + 
+             < C o m p a n y B a n k N a m e > C o m p a n y   B a n k   N a m e < / C o m p a n y B a n k N a m e > + 
+             < C o m p a n y B a n k N a m e C a p t i o n > C o m p a n y   B a n k   N a m e   C a p t i o n < / C o m p a n y B a n k N a m e C a p t i o n > + 
+             < C o m p a n y B a n k A c c o u n t N o > C o m p a n y   B a n k   A c c o u n t   N o . < / C o m p a n y B a n k A c c o u n t N o > + 
+             < C o m p a n y B a n k A c c o u n t N o C a p t i o n > C o m p a n y   B a n k   A c c o u n t   N o .   C a p t i o n < / C o m p a n y B a n k A c c o u n t N o C a p t i o n > + 
+             < C o m p a n y B a n k B r a n c h N o > C o m p a n y   B a n k   B r a n c h   N o . < / C o m p a n y B a n k B r a n c h N o > + 
+             < C o m p a n y B a n k B r a n c h N o C a p t i o n > C o m p a n y   B a n k   B r a n c h   N o .   C a p t i o n < / C o m p a n y B a n k B r a n c h N o C a p t i o n > + 
+             < C o m p a n y I B A N > C o m p a n y   I B A N < / C o m p a n y I B A N > + 
+             < C o m p a n y I B A N C a p t i o n > C o m p a n y   I B A N   C a p t i o n < / C o m p a n y I B A N C a p t i o n > + 
+             < C o m p a n y B a n k S W I F T > C o m p a n y   B a n k   S W I F T < / C o m p a n y B a n k S W I F T > + 
+             < C o m p a n y B a n k S W I F T C a p t i o n > C o m p a n y   B a n k   S W I F T   C a p t i o n < / C o m p a n y B a n k S W I F T C a p t i o n > + 
+             < C o m p a n y G i r o N o > C o m p a n y   G i r o   N o . < / C o m p a n y G i r o N o > + 
+             < C o m p a n y G i r o N o C a p t i o n > C o m p a n y   G i r o   N o .   C a p t i o n < / C o m p a n y G i r o N o C a p t i o n > + 
+         < / C o m p a n y M e t a d a t a > + 
      < / B C R e p o r t I n f o r m a t i o n >   
      < I s s u e d _ R e m i n d e r _ H e a d e r > @@ -2805,6 +2885,639 @@
                  < G r e e t i n g T e x t > G r e e t i n g T e x t < / G r e e t i n g T e x t >   
                  < T o t a l R e m A m t _ I s s u e d R e m i n d e r L i n e > T o t a l R e m A m t _ I s s u e d R e m i n d e r L i n e < / T o t a l R e m A m t _ I s s u e d R e m i n d e r L i n e > + 
+             < / L e t t e r T e x t > + 
+         < / I n t e g e r > + 
+     < / I s s u e d _ R e m i n d e r _ H e a d e r > + 
+ < / N a v W o r d R e p o r t X m l P a r t > 
+</file>
+
+<file path=customXml/item2.xml>��< ? x m l   v e r s i o n = " 1 . 0 "   e n c o d i n g = " u t f - 1 6 " ? > + 
+ < N a v W o r d R e p o r t X m l P a r t   x m l n s = " u r n : m i c r o s o f t - d y n a m i c s - b u s i n e s s c e n t r a l / i n t e r n a l / e x t e n d e d / r e p o r t s / R e m i n d e r / 1 1 7 / " > + 
+     < B C R e p o r t I n f o r m a t i o n > + 
+         < R e p o r t M e t a d a t a > + 
+             < E x t e n s i o n I d > E x t e n s i o n   I D < / E x t e n s i o n I d > + 
+             < E x t e n s i o n N a m e > E x t e n s i o n   N a m e < / E x t e n s i o n N a m e > + 
+             < E x t e n s i o n P u b l i s h e r > E x t e n s i o n   P u b l i s h e r < / E x t e n s i o n P u b l i s h e r > + 
+             < E x t e n s i o n V e r s i o n > E x t e n s i o n   V e r s i o n < / E x t e n s i o n V e r s i o n > + 
+             < R e p o r t I d > R e p o r t   I D < / R e p o r t I d > + 
+             < R e p o r t N a m e > R e p o r t   N a m e < / R e p o r t N a m e > + 
+             < R e p o r t C a p t i o n > R e p o r t   C a p t i o n < / R e p o r t C a p t i o n > + 
+             < A b o u t T h i s R e p o r t T i t l e > A b o u t   T h i s   R e p o r t   T i t l e < / A b o u t T h i s R e p o r t T i t l e > + 
+             < A b o u t T h i s R e p o r t T e x t > A b o u t   T h i s   R e p o r t   T e x t < / A b o u t T h i s R e p o r t T e x t > + 
+             < R e p o r t H e l p L i n k > R e p o r t   H e l p   L i n k < / R e p o r t H e l p L i n k > + 
+         < / R e p o r t M e t a d a t a > + 
+         < R e p o r t R e q u e s t > + 
+             < T e n a n t E n t r a I d > T e n a n t   E n t r a   I d < / T e n a n t E n t r a I d > + 
+             < E n v i r o n m e n t N a m e > E n v i r o n m e n t   N a m e < / E n v i r o n m e n t N a m e > + 
+             < E n v i r o n m e n t T y p e > E n v i r o n m e n t   T y p e < / E n v i r o n m e n t T y p e > + 
+             < C o m p a n y N a m e > C o m p a n y   N a m e < / C o m p a n y N a m e > + 
+             < C o m p a n y D i s p l a y N a m e > C o m p a n y   D i s p l a y   N a m e < / C o m p a n y D i s p l a y N a m e > + 
+             < C o m p a n y I d > C o m p a n y   I D < / C o m p a n y I d > + 
+             < U s e r N a m e > U s e r   N a m e < / U s e r N a m e > + 
+             < D a t e A n d T i m e > D a t e   a n d   T i m e < / D a t e A n d T i m e > + 
+             < L a n g u a g e > L a n g u a g e < / L a n g u a g e > + 
+             < F o r m a t R e g i o n > F o r m a t   R e g i o n < / F o r m a t R e g i o n > + 
+             < D a t e T i m e V a l u e s > + 
+                 < Y e a r > Y e a r < / Y e a r > + 
+                 < M o n t h N u m b e r > M o n t h   N u m b e r < / M o n t h N u m b e r > + 
+                 < D a y N u m b e r > D a y   N u m b e r < / D a y N u m b e r > + 
+                 < H o u r > H o u r < / H o u r > + 
+                 < M i n u t e > M i n u t e < / M i n u t e > + 
+             < / D a t e T i m e V a l u e s > + 
+         < / R e p o r t R e q u e s t > + 
+         < C o m p a n y M e t a d a t a > + 
+             < C o m p a n y N a m e > C o m p a n y   N a m e < / C o m p a n y N a m e > + 
+             < C o m p a n y D i s p l a y N a m e > C o m p a n y   D i s p l a y   N a m e < / C o m p a n y D i s p l a y N a m e > + 
+             < C o m p a n y A d d r e s s L i n e s > + 
+                 < C o m p a n y A d d r e s s L i n e 1 > C o m p a n y   A d d r e s s   L i n e   1 < / C o m p a n y A d d r e s s L i n e 1 > + 
+                 < C o m p a n y A d d r e s s L i n e 2 > C o m p a n y   A d d r e s s   L i n e   2 < / C o m p a n y A d d r e s s L i n e 2 > + 
+                 < C o m p a n y A d d r e s s L i n e 3 > C o m p a n y   A d d r e s s   L i n e   3 < / C o m p a n y A d d r e s s L i n e 3 > + 
+                 < C o m p a n y A d d r e s s L i n e 4 > C o m p a n y   A d d r e s s   L i n e   4 < / C o m p a n y A d d r e s s L i n e 4 > + 
+                 < C o m p a n y A d d r e s s L i n e 5 > C o m p a n y   A d d r e s s   L i n e   5 < / C o m p a n y A d d r e s s L i n e 5 > + 
+                 < C o m p a n y A d d r e s s L i n e 6 > C o m p a n y   A d d r e s s   L i n e   6 < / C o m p a n y A d d r e s s L i n e 6 > + 
+                 < C o m p a n y A d d r e s s L i n e 7 > C o m p a n y   A d d r e s s   L i n e   7 < / C o m p a n y A d d r e s s L i n e 7 > + 
+                 < C o m p a n y A d d r e s s L i n e 8 > C o m p a n y   A d d r e s s   L i n e   8 < / C o m p a n y A d d r e s s L i n e 8 > + 
+             < / C o m p a n y A d d r e s s L i n e s > + 
+             < C o m p a n y P h o n e > C o m p a n y   P h o n e < / C o m p a n y P h o n e > + 
+             < C o m p a n y P h o n e C a p t i o n > C o m p a n y   P h o n e   C a p t i o n < / C o m p a n y P h o n e C a p t i o n > + 
+             < C o m p a n y F a x N o > C o m p a n y   F a x   N o . < / C o m p a n y F a x N o > + 
+             < C o m p a n y F a x N o C a p t i o n > C o m p a n y   F a x   N o .   C a p t i o n < / C o m p a n y F a x N o C a p t i o n > + 
+             < C o m p a n y E m a i l > C o m p a n y   E m a i l < / C o m p a n y E m a i l > + 
+             < C o m p a n y E m a i l C a p t i o n > C o m p a n y   E m a i l   C a p t i o n < / C o m p a n y E m a i l C a p t i o n > + 
+             < C o m p a n y H o m e P a g e > C o m p a n y   H o m e   P a g e < / C o m p a n y H o m e P a g e > + 
+             < C o m p a n y H o m e P a g e C a p t i o n > C o m p a n y   H o m e   P a g e   C a p t i o n < / C o m p a n y H o m e P a g e C a p t i o n > + 
+             < C o m p a n y L o g o > C o m p a n y   L o g o < / C o m p a n y L o g o > + 
+             < C o m p a n y V A T R e g i s t r a t i o n N o > C o m p a n y   V A T   R e g i s t r a t i o n   N o . < / C o m p a n y V A T R e g i s t r a t i o n N o > + 
+             < C o m p a n y V A T R e g i s t r a t i o n N o C a p t i o n > C o m p a n y   V A T   R e g i s t r a t i o n   N o .   C a p t i o n < / C o m p a n y V A T R e g i s t r a t i o n N o C a p t i o n > + 
+             < C o m p a n y R e g i s t r a t i o n N o > C o m p a n y   R e g i s t r a t i o n   N o . < / C o m p a n y R e g i s t r a t i o n N o > + 
+             < C o m p a n y R e g i s t r a t i o n N o C a p t i o n > C o m p a n y   R e g i s t r a t i o n   N o .   C a p t i o n < / C o m p a n y R e g i s t r a t i o n N o C a p t i o n > + 
+             < C o m p a n y B a n k N a m e > C o m p a n y   B a n k   N a m e < / C o m p a n y B a n k N a m e > + 
+             < C o m p a n y B a n k N a m e C a p t i o n > C o m p a n y   B a n k   N a m e   C a p t i o n < / C o m p a n y B a n k N a m e C a p t i o n > + 
+             < C o m p a n y B a n k A c c o u n t N o > C o m p a n y   B a n k   A c c o u n t   N o . < / C o m p a n y B a n k A c c o u n t N o > + 
+             < C o m p a n y B a n k A c c o u n t N o C a p t i o n > C o m p a n y   B a n k   A c c o u n t   N o .   C a p t i o n < / C o m p a n y B a n k A c c o u n t N o C a p t i o n > + 
+             < C o m p a n y B a n k B r a n c h N o > C o m p a n y   B a n k   B r a n c h   N o . < / C o m p a n y B a n k B r a n c h N o > + 
+             < C o m p a n y B a n k B r a n c h N o C a p t i o n > C o m p a n y   B a n k   B r a n c h   N o .   C a p t i o n < / C o m p a n y B a n k B r a n c h N o C a p t i o n > + 
+             < C o m p a n y I B A N > C o m p a n y   I B A N < / C o m p a n y I B A N > + 
+             < C o m p a n y I B A N C a p t i o n > C o m p a n y   I B A N   C a p t i o n < / C o m p a n y I B A N C a p t i o n > + 
+             < C o m p a n y B a n k S W I F T > C o m p a n y   B a n k   S W I F T < / C o m p a n y B a n k S W I F T > + 
+             < C o m p a n y B a n k S W I F T C a p t i o n > C o m p a n y   B a n k   S W I F T   C a p t i o n < / C o m p a n y B a n k S W I F T C a p t i o n > + 
+             < C o m p a n y G i r o N o > C o m p a n y   G i r o   N o . < / C o m p a n y G i r o N o > + 
+             < C o m p a n y G i r o N o C a p t i o n > C o m p a n y   G i r o   N o .   C a p t i o n < / C o m p a n y G i r o N o C a p t i o n > + 
+         < / C o m p a n y M e t a d a t a > + 
+     < / B C R e p o r t I n f o r m a t i o n > + 
+     < T o o l t i p s > + 
+         < T o o l t i p   c o l u m n = " N o _ I s s u e d R e m i n d e r H e a d e r "   E l e m e n t I d = " 4 4 6 3 2 8 1 9 1 " > + 
+             < T o o l t i p T e x t   l a n g = " e n - U S " > S p e c i f i e s   t h e   n u m b e r   o f   t h e   i n v o l v e d   e n t r y   o r   r e c o r d ,   a c c o r d i n g   t o   t h e   s p e c i f i e d   n u m b e r   s e r i e s . < / T o o l t i p T e x t > + 
+         < / T o o l t i p > + 
+         < T o o l t i p   c o l u m n = " C o n t a c t P h o n e N o "   E l e m e n t I d = " 7 2 4 0 8 4 1 6 " > + 
+             < T o o l t i p T e x t   l a n g = " e n - U S " > S p e c i f i e s   t h e   c o n t a c t ' s   p h o n e   n u m b e r . < / T o o l t i p T e x t > + 
+         < / T o o l t i p > + 
+         < T o o l t i p   c o l u m n = " C o n t a c t M o b i l e P h o n e N o "   E l e m e n t I d = " 1 5 1 4 3 8 7 0 0 0 " > + 
+             < T o o l t i p T e x t   l a n g = " e n - U S " > S p e c i f i e s   t h e   c o n t a c t ' s   m o b i l e   t e l e p h o n e   n u m b e r . < / T o o l t i p T e x t > + 
+         < / T o o l t i p > + 
+         < T o o l t i p   c o l u m n = " C o n t a c t E m a i l "   E l e m e n t I d = " 1 5 8 3 9 8 6 6 6 3 " > + 
+             < T o o l t i p T e x t   l a n g = " e n - U S " > S p e c i f i e s   t h e   e m a i l   a d d r e s s   o f   t h e   c o n t a c t . < / T o o l t i p T e x t > + 
+         < / T o o l t i p > + 
+         < T o o l t i p   c o l u m n = " C o m p a n y I n f o 1 P i c t u r e "   E l e m e n t I d = " 1 0 1 8 2 0 6 5 0 3 " > + 
+             < T o o l t i p T e x t   l a n g = " e n - U S " > S p e c i f i e s   t h e   p i c t u r e   t h a t   h a s   b e e n   s e t   u p   f o r   t h e   c o m p a n y ,   s u c h   a s   a   c o m p a n y   l o g o . < / T o o l t i p T e x t > + 
+         < / T o o l t i p > + 
+         < T o o l t i p   c o l u m n = " C o m p a n y I n f o 2 P i c t u r e "   E l e m e n t I d = " 9 8 9 6 7 0 4 7 4 " > + 
+             < T o o l t i p T e x t   l a n g = " e n - U S " > S p e c i f i e s   t h e   p i c t u r e   t h a t   h a s   b e e n   s e t   u p   f o r   t h e   c o m p a n y ,   s u c h   a s   a   c o m p a n y   l o g o . < / T o o l t i p T e x t > + 
+         < / T o o l t i p > + 
+         < T o o l t i p   c o l u m n = " C o m p a n y I n f o 3 P i c t u r e "   E l e m e n t I d = " 5 7 9 7 0 4 0 5 9 " > + 
+             < T o o l t i p T e x t   l a n g = " e n - U S " > S p e c i f i e s   t h e   p i c t u r e   t h a t   h a s   b e e n   s e t   u p   f o r   t h e   c o m p a n y ,   s u c h   a s   a   c o m p a n y   l o g o . < / T o o l t i p T e x t > + 
+         < / T o o l t i p > + 
+         < T o o l t i p   c o l u m n = " N o 1 _ I s s u e d R e m i n d e r H d r "   E l e m e n t I d = " 2 0 0 8 1 6 9 9 1 9 " > + 
+             < T o o l t i p T e x t   l a n g = " e n - U S " > S p e c i f i e s   t h e   n u m b e r   o f   t h e   i n v o l v e d   e n t r y   o r   r e c o r d ,   a c c o r d i n g   t o   t h e   s p e c i f i e d   n u m b e r   s e r i e s . < / T o o l t i p T e x t > + 
+         < / T o o l t i p > + 
+         < T o o l t i p   c o l u m n = " Y o u r R e f _ I s s u e R e m i n d e r H d r "   E l e m e n t I d = " 5 2 1 2 8 7 1 0 9 " > + 
+             < T o o l t i p T e x t   l a n g = " e n - U S " > S p e c i f i e s   t h e   c u s t o m e r ' s   r e f e r e n c e .   T h e   c o n t e n t   w i l l   b e   p r i n t e d   o n   t h e   r e l a t e d   d o c u m e n t . < / T o o l t i p T e x t > + 
+         < / T o o l t i p > + 
+         < T o o l t i p   c o l u m n = " C o n t a c t _ I s s u e d R e m i n d e r H d r "   E l e m e n t I d = " 1 5 5 5 2 4 2 7 9 " > + 
+             < T o o l t i p T e x t   l a n g = " e n - U S " > S p e c i f i e s   t h e   n a m e   o f   t h e   p e r s o n   y o u   r e g u l a r l y   c o n t a c t   w h e n   y o u   c o m m u n i c a t e   w i t h   t h e   c u s t o m e r   t h e   r e m i n d e r   i s   f o r . < / T o o l t i p T e x t > + 
+         < / T o o l t i p > + 
+         < T o o l t i p   c o l u m n = " C u s t N o _ I s s u e R e m i n d e r H d r "   E l e m e n t I d = " 8 9 7 2 2 1 7 4 1 " > + 
+             < T o o l t i p T e x t   l a n g = " e n - U S " > S p e c i f i e s   t h e   c u s t o m e r   n u m b e r   t h e   r e m i n d e r   i s   f o r . < / T o o l t i p T e x t > + 
+         < / T o o l t i p > + 
+         < T o o l t i p   c o l u m n = " C o m p a n y I n f o B a n k A c c N o "   E l e m e n t I d = " 1 0 8 2 4 4 1 8 " > + 
+             < T o o l t i p T e x t   l a n g = " e n - U S " > S p e c i f i e s   t h e   n u m b e r   u s e d   b y   t h e   b a n k   f o r   t h e   b a n k   a c c o u n t . < / T o o l t i p T e x t > + 
+         < / T o o l t i p > + 
+         < T o o l t i p   c o l u m n = " C o m p a n y I n f o I B A N "   E l e m e n t I d = " 6 5 0 2 8 0 4 0 8 " > + 
+             < T o o l t i p T e x t   l a n g = " e n - U S " > S p e c i f i e s   t h e   b a n k   a c c o u n t ' s   i n t e r n a t i o n a l   b a n k   a c c o u n t   n u m b e r . < / T o o l t i p T e x t > + 
+         < / T o o l t i p > + 
+         < T o o l t i p   c o l u m n = " C o m p a n y I n f o B a n k N a m e "   E l e m e n t I d = " 1 8 3 4 4 8 6 5 3 " > + 
+             < T o o l t i p T e x t   l a n g = " e n - U S " > S p e c i f i e s   t h e   n a m e   o f   t h e   b a n k   w h e r e   y o u   h a v e   t h e   b a n k   a c c o u n t . < / T o o l t i p T e x t > + 
+         < / T o o l t i p > + 
+         < T o o l t i p   c o l u m n = " C o m p a n y I n f o G i r o N o "   E l e m e n t I d = " 6 6 8 8 8 4 2 6 " > + 
+             < T o o l t i p T e x t   l a n g = " e n - U S " > S p e c i f i e s   t h e   c o m p a n y ' s   g i r o   n u m b e r . < / T o o l t i p T e x t > + 
+         < / T o o l t i p > + 
+         < T o o l t i p   c o l u m n = " C o m p a n y I n f o H o m e P a g e "   E l e m e n t I d = " 1 5 3 0 3 1 7 4 4 0 " > + 
+             < T o o l t i p T e x t   l a n g = " e n - U S " > S p e c i f i e s   y o u r   c o m p a n y ' s   w e b   s i t e . < / T o o l t i p T e x t > + 
+         < / T o o l t i p > + 
+         < T o o l t i p   c o l u m n = " C o m p a n y I n f o E M a i l "   E l e m e n t I d = " 1 0 8 3 1 8 6 0 6 4 " > + 
+             < T o o l t i p T e x t   l a n g = " e n - U S " > S p e c i f i e s   t h e   c o m p a n y ' s   e m a i l   a d d r e s s . < / T o o l t i p T e x t > + 
+         < / T o o l t i p > + 
+         < T o o l t i p   c o l u m n = " C o m p a n y I n f o P h o n e N o "   E l e m e n t I d = " 8 9 6 1 4 9 4 4 9 " > + 
+             < T o o l t i p T e x t   l a n g = " e n - U S " > S p e c i f i e s   t h e   c o m p a n y ' s   t e l e p h o n e   n u m b e r . < / T o o l t i p T e x t > + 
+         < / T o o l t i p > + 
+         < T o o l t i p   c o l u m n = " R e m A m t _ I s s u e d R e m i n d e r L i n e "   E l e m e n t I d = " 1 4 7 4 3 7 3 0 3 5 " > + 
+             < T o o l t i p T e x t   l a n g = " e n - U S " > S p e c i f i e s   t h e   r e m a i n i n g   a m o u n t   o f   t h e   c u s t o m e r   l e d g e r   e n t r y   t h i s   r e m i n d e r   l i n e   i s   f o r . < / T o o l t i p T e x t > + 
+         < / T o o l t i p > + 
+         < T o o l t i p   c o l u m n = " D e s c _ I s s u e d R e m i n d e r L i n e "   E l e m e n t I d = " 1 0 5 9 7 9 1 9 8 2 " > + 
+             < T o o l t i p T e x t   l a n g = " e n - U S " > S p e c i f i e s   a n   e n t r y   d e s c r i p t i o n ,   b a s e d   o n   t h e   c o n t e n t s   o f   t h e   T y p e   f i e l d . < / T o o l t i p T e x t > + 
+         < / T o o l t i p > + 
+         < T o o l t i p   c o l u m n = " D o c N o _ I s s u e d R e m i n d e r L i n e "   E l e m e n t I d = " 1 3 4 6 2 4 4 0 3 4 " > + 
+             < T o o l t i p T e x t   l a n g = " e n - U S " > S p e c i f i e s   t h e   d o c u m e n t   n u m b e r   o f   t h e   c u s t o m e r   l e d g e r   e n t r y   t h i s   r e m i n d e r   l i n e   i s   f o r . < / T o o l t i p T e x t > + 
+         < / T o o l t i p > + 
+         < T o o l t i p   c o l u m n = " O r i g i n a l A m t _ I s s u e d R e m i n d e r L i n e "   E l e m e n t I d = " 3 8 7 1 9 0 6 1 0 " > + 
+             < T o o l t i p T e x t   l a n g = " e n - U S " > S p e c i f i e s   t h e   o r i g i n a l   a m o u n t   o f   t h e   c u s t o m e r   l e d g e r   e n t r y   t h a t   t h i s   r e m i n d e r   l i n e   i s   f o r . < / T o o l t i p T e x t > + 
+         < / T o o l t i p > + 
+         < T o o l t i p   c o l u m n = " D o c T y p e _ I s s u e d R e m i n d e r L i n e "   E l e m e n t I d = " 1 3 3 5 2 4 4 0 7 3 " > + 
+             < T o o l t i p T e x t   l a n g = " e n - U S " > S p e c i f i e s   t h e   d o c u m e n t   t y p e   o f   t h e   c u s t o m e r   l e d g e r   e n t r y   t h i s   r e m i n d e r   l i n e   i s   f o r . < / T o o l t i p T e x t > + 
+         < / T o o l t i p > + 
+         < T o o l t i p   c o l u m n = " L i n e N o _ I s s u e d R e m i n d e r L i n e "   E l e m e n t I d = " 2 0 6 6 9 3 7 4 1 6 " > + 
+             < T o o l t i p T e x t   l a n g = " e n - U S " > S p e c i f i e s   t h e   n u m b e r   o f   t h e   i n v o l v e d   e n t r y   o r   r e c o r d ,   a c c o r d i n g   t o   t h e   s p e c i f i e d   n u m b e r   s e r i e s . < / T o o l t i p T e x t > + 
+         < / T o o l t i p > + 
+         < T o o l t i p   c o l u m n = " D e s c 1 _ I s s u e d R e m i n d e r L i n e "   E l e m e n t I d = " 9 9 8 7 6 7 1 0 5 " > + 
+             < T o o l t i p T e x t   l a n g = " e n - U S " > S p e c i f i e s   a n   e n t r y   d e s c r i p t i o n ,   b a s e d   o n   t h e   c o n t e n t s   o f   t h e   T y p e   f i e l d . < / T o o l t i p T e x t > + 
+         < / T o o l t i p > + 
+         < T o o l t i p   c o l u m n = " V A T A m t L i n e A m t I n c l u d V A T "   E l e m e n t I d = " 5 3 4 3 8 5 8 5 8 " > + 
+             < T o o l t i p T e x t   l a n g = " e n - U S " > S p e c i f i e s   t h e   n e t   a m o u n t ,   i n c l u d i n g   V A T ,   f o r   t h i s   l i n e . < / T o o l t i p T e x t > + 
+         < / T o o l t i p > + 
+         < T o o l t i p   c o l u m n = " V A T A m t L i n e V A T "   E l e m e n t I d = " 2 9 9 0 4 8 9 2 5 " > + 
+             < T o o l t i p T e x t   l a n g = " e n - U S " > S p e c i f i e s   t h e   V A T   %   t h a t   w a s   u s e d   o n   t h e   s a l e s   o r   p u r c h a s e   l i n e s   w i t h   t h i s   V A T   I d e n t i f i e r . < / T o o l t i p T e x t > + 
+         < / T o o l t i p > + 
+         < T o o l t i p   c o l u m n = " V A T C l a u s e V A T I d e n t i f i e r "   E l e m e n t I d = " 2 8 6 3 9 8 6 6 1 " > + 
+             < T o o l t i p T e x t   l a n g = " e n - U S " > S p e c i f i e s   t h e   V A T   I d e n t i f i e r   v a l u e . < / T o o l t i p T e x t > + 
+         < / T o o l t i p > + 
+         < T o o l t i p   c o l u m n = " V A T C l a u s e D e s c r i p t i o n 2 "   E l e m e n t I d = " 2 0 8 4 7 2 6 0 2 3 " > + 
+             < T o o l t i p T e x t   l a n g = " e n - U S " > S p e c i f i e s   a n   a d d i t i o n a l   d e s c r i p t i o n   o f   a   V A T   c l a u s e . < / T o o l t i p T e x t > + 
+         < / T o o l t i p > + 
+         < T o o l t i p   c o l u m n = " V A T C l a u s e A m o u n t "   E l e m e n t I d = " 2 1 2 0 5 2 6 4 9 5 " > + 
+             < T o o l t i p T e x t   l a n g = " e n - U S " > S p e c i f i e s   t h e   a m o u n t   o f   V A T   t h a t   i s   i n c l u d e d   i n   t h e   t o t a l   a m o u n t . < / T o o l t i p T e x t > + 
+         < / T o o l t i p > + 
+         < T o o l t i p   c o l u m n = " V A T A m t L i n e V A T C t r l 1 0 7 "   E l e m e n t I d = " 7 1 5 8 3 8 5 8 0 " > + 
+             < T o o l t i p T e x t   l a n g = " e n - U S " > S p e c i f i e s   t h e   V A T   %   t h a t   w a s   u s e d   o n   t h e   s a l e s   o r   p u r c h a s e   l i n e s   w i t h   t h i s   V A T   I d e n t i f i e r . < / T o o l t i p T e x t > + 
+         < / T o o l t i p > + 
+     < / T o o l t i p s > + 
+     < I s s u e d _ R e m i n d e r _ H e a d e r   E l e m e n t T y p e = " D a t a I t e m "   E l e m e n t I d = " 1 9 8 7 0 4 1 2 5 7 " > + 
+         < C o n t a c t E m a i l   E l e m e n t T y p e = " C o l u m n "   E l e m e n t I d = " 1 5 8 3 9 8 6 6 6 3 "   D a t a T y p e = " T e x t " > C o n t a c t E m a i l < / C o n t a c t E m a i l > + 
+         < C o n t a c t E m a i l L b l   E l e m e n t T y p e = " C o l u m n "   E l e m e n t I d = " 1 3 0 4 0 7 3 7 7 9 "   D a t a T y p e = " L a b e l " > C o n t a c t E m a i l L b l < / C o n t a c t E m a i l L b l > + 
+         < C o n t a c t M o b i l e P h o n e N o   E l e m e n t T y p e = " C o l u m n "   E l e m e n t I d = " 1 5 1 4 3 8 7 0 0 0 "   D a t a T y p e = " T e x t " > C o n t a c t M o b i l e P h o n e N o < / C o n t a c t M o b i l e P h o n e N o > + 
+         < C o n t a c t M o b i l e P h o n e N o L b l   E l e m e n t T y p e = " C o l u m n "   E l e m e n t I d = " 3 1 0 9 9 8 6 3 0 "   D a t a T y p e = " L a b e l " > C o n t a c t M o b i l e P h o n e N o L b l < / C o n t a c t M o b i l e P h o n e N o L b l > + 
+         < C o n t a c t P h o n e N o   E l e m e n t T y p e = " C o l u m n "   E l e m e n t I d = " 7 2 4 0 8 4 1 6 "   D a t a T y p e = " T e x t " > C o n t a c t P h o n e N o < / C o n t a c t P h o n e N o > + 
+         < C o n t a c t P h o n e N o L b l   E l e m e n t T y p e = " C o l u m n "   E l e m e n t I d = " 1 0 2 6 9 3 3 3 7 4 "   D a t a T y p e = " L a b e l " > C o n t a c t P h o n e N o L b l < / C o n t a c t P h o n e N o L b l > + 
+         < D o c D a t e C a p t i o n   E l e m e n t T y p e = " C o l u m n "   E l e m e n t I d = " 1 1 5 7 6 2 1 5 3 7 "   D a t a T y p e = " L a b e l " > D o c D a t e C a p t i o n < / D o c D a t e C a p t i o n > + 
+         < D u e D a t e C a p t i o n   E l e m e n t T y p e = " C o l u m n "   E l e m e n t I d = " 2 0 4 6 6 7 9 4 6 9 "   D a t a T y p e = " L a b e l " > D u e D a t e C a p t i o n < / D u e D a t e C a p t i o n > + 
+         < E M a i l C a p t i o n   E l e m e n t T y p e = " C o l u m n "   E l e m e n t I d = " 4 7 2 3 3 8 3 4 3 "   D a t a T y p e = " L a b e l " > E M a i l C a p t i o n < / E M a i l C a p t i o n > + 
+         < H o m e P a g e C a p t i o n   E l e m e n t T y p e = " C o l u m n "   E l e m e n t I d = " 2 1 2 0 4 1 7 5 5 1 "   D a t a T y p e = " L a b e l " > H o m e P a g e C a p t i o n < / H o m e P a g e C a p t i o n > + 
+         < N o _ I s s u e d R e m i n d e r H e a d e r   E l e m e n t T y p e = " C o l u m n "   E l e m e n t I d = " 4 4 6 3 2 8 1 9 1 "   D a t a T y p e = " C o d e " > N o _ I s s u e d R e m i n d e r H e a d e r < / N o _ I s s u e d R e m i n d e r H e a d e r > + 
+         < P a g e C a p t i o n   E l e m e n t T y p e = " C o l u m n "   E l e m e n t I d = " 1 6 4 5 7 9 0 3 1 2 "   D a t a T y p e = " L a b e l " > P a g e C a p t i o n < / P a g e C a p t i o n > + 
+         < S h o w M I R L i n e s   E l e m e n t T y p e = " C o l u m n "   E l e m e n t I d = " 1 6 9 8 2 1 4 9 3 9 "   D a t a T y p e = " B o o l e a n " > S h o w M I R L i n e s < / S h o w M I R L i n e s > + 
+         < T o t a l C a p t i o n   E l e m e n t T y p e = " C o l u m n "   E l e m e n t I d = " 7 0 7 1 0 2 6 9 5 "   D a t a T y p e = " L a b e l " > T o t a l C a p t i o n < / T o t a l C a p t i o n > + 
+         < V A T A m o u n t C a p t i o n   E l e m e n t T y p e = " C o l u m n "   E l e m e n t I d = " 1 1 3 1 7 3 2 3 8 8 "   D a t a T y p e = " L a b e l " > V A T A m o u n t C a p t i o n < / V A T A m o u n t C a p t i o n > + 
+         < V A T B a s e C a p t i o n   E l e m e n t T y p e = " C o l u m n "   E l e m e n t I d = " 1 7 5 9 0 7 3 0 0 5 "   D a t a T y p e = " L a b e l " > V A T B a s e C a p t i o n < / V A T B a s e C a p t i o n > + 
+         < V A T P e r c e n t C a p t i o n   E l e m e n t T y p e = " C o l u m n "   E l e m e n t I d = " 1 7 6 3 4 5 7 5 6 3 "   D a t a T y p e = " L a b e l " > V A T P e r c e n t C a p t i o n < / V A T P e r c e n t C a p t i o n > + 
+         < I n t e g e r   E l e m e n t T y p e = " D a t a I t e m "   E l e m e n t I d = " 1 7 3 5 6 9 8 6 1 9 " > + 
+             < B a n k A c c N o C a p t i o n   E l e m e n t T y p e = " C o l u m n "   E l e m e n t I d = " 1 4 9 2 8 4 0 6 9 9 "   D a t a T y p e = " L a b e l " > B a n k A c c N o C a p t i o n < / B a n k A c c N o C a p t i o n > + 
+             < B a n k N a m e C a p t i o n   E l e m e n t T y p e = " C o l u m n "   E l e m e n t I d = " 8 9 8 5 9 8 6 6 6 "   D a t a T y p e = " L a b e l " > B a n k N a m e C a p t i o n < / B a n k N a m e C a p t i o n > + 
+             < C o m p a n y A d d r 1   E l e m e n t T y p e = " C o l u m n "   E l e m e n t I d = " 8 8 5 0 9 6 1 0 4 "   D a t a T y p e = " T e x t " > C o m p a n y A d d r 1 < / C o m p a n y A d d r 1 > + 
+             < C o m p a n y A d d r 2   E l e m e n t T y p e = " C o l u m n "   E l e m e n t I d = " 1 0 2 7 9 9 3 7 4 7 "   D a t a T y p e = " T e x t " > C o m p a n y A d d r 2 < / C o m p a n y A d d r 2 > + 
+             < C o m p a n y A d d r 3   E l e m e n t T y p e = " C o l u m n "   E l e m e n t I d = " 3 9 0 2 9 7 1 3 0 "   D a t a T y p e = " T e x t " > C o m p a n y A d d r 3 < / C o m p a n y A d d r 3 > + 
+             < C o m p a n y A d d r 4   E l e m e n t T y p e = " C o l u m n "   E l e m e n t I d = " 1 9 9 1 5 8 0 3 1 5 "   D a t a T y p e = " T e x t " > C o m p a n y A d d r 4 < / C o m p a n y A d d r 4 > + 
+             < C o m p a n y A d d r 5   E l e m e n t T y p e = " C o l u m n "   E l e m e n t I d = " 1 6 6 5 6 9 0 3 6 4 "   D a t a T y p e = " T e x t " > C o m p a n y A d d r 5 < / C o m p a n y A d d r 5 > + 
+             < C o m p a n y A d d r 6   E l e m e n t T y p e = " C o l u m n "   E l e m e n t I d = " 7 1 6 1 8 7 0 8 1 "   D a t a T y p e = " T e x t " > C o m p a n y A d d r 6 < / C o m p a n y A d d r 6 > + 
+             < C o m p a n y A d d r 7   E l e m e n t T y p e = " C o l u m n "   E l e m e n t I d = " 1 3 5 3 8 8 3 6 9 8 "   D a t a T y p e = " T e x t " > C o m p a n y A d d r 7 < / C o m p a n y A d d r 7 > + 
+             < C o m p a n y A d d r 8   E l e m e n t T y p e = " C o l u m n "   E l e m e n t I d = " 1 0 5 4 0 0 5 1 2 7 "   D a t a T y p e = " T e x t " > C o m p a n y A d d r 8 < / C o m p a n y A d d r 8 > + 
+             < C o m p a n y I n f o 1 P i c t u r e   E l e m e n t T y p e = " C o l u m n "   E l e m e n t I d = " 1 0 1 8 2 0 6 5 0 3 "   D a t a T y p e = " B l o b "   / > + 
+             < C o m p a n y I n f o 2 P i c t u r e   E l e m e n t T y p e = " C o l u m n "   E l e m e n t I d = " 9 8 9 6 7 0 4 7 4 "   D a t a T y p e = " B l o b "   / > + 
+             < C o m p a n y I n f o 3 P i c t u r e   E l e m e n t T y p e = " C o l u m n "   E l e m e n t I d = " 5 7 9 7 0 4 0 5 9 "   D a t a T y p e = " B l o b "   / > + 
+             < C o m p a n y I n f o B a n k A c c N o   E l e m e n t T y p e = " C o l u m n "   E l e m e n t I d = " 1 0 8 2 4 4 1 8 "   D a t a T y p e = " T e x t " > C o m p a n y I n f o B a n k A c c N o < / C o m p a n y I n f o B a n k A c c N o > + 
+             < C o m p a n y I n f o B a n k N a m e   E l e m e n t T y p e = " C o l u m n "   E l e m e n t I d = " 1 8 3 4 4 8 6 5 3 "   D a t a T y p e = " T e x t " > C o m p a n y I n f o B a n k N a m e < / C o m p a n y I n f o B a n k N a m e > + 
+             < C o m p a n y I n f o E M a i l   E l e m e n t T y p e = " C o l u m n "   E l e m e n t I d = " 1 0 8 3 1 8 6 0 6 4 "   D a t a T y p e = " T e x t " > C o m p a n y I n f o E M a i l < / C o m p a n y I n f o E M a i l > + 
+             < C o m p a n y I n f o G i r o N o   E l e m e n t T y p e = " C o l u m n "   E l e m e n t I d = " 6 6 8 8 8 4 2 6 "   D a t a T y p e = " T e x t " > C o m p a n y I n f o G i r o N o < / C o m p a n y I n f o G i r o N o > + 
+             < C o m p a n y I n f o H o m e P a g e   E l e m e n t T y p e = " C o l u m n "   E l e m e n t I d = " 1 5 3 0 3 1 7 4 4 0 "   D a t a T y p e = " T e x t " > C o m p a n y I n f o H o m e P a g e < / C o m p a n y I n f o H o m e P a g e > + 
+             < C o m p a n y I n f o I B A N   E l e m e n t T y p e = " C o l u m n "   E l e m e n t I d = " 6 5 0 2 8 0 4 0 8 "   D a t a T y p e = " C o d e " > C o m p a n y I n f o I B A N < / C o m p a n y I n f o I B A N > + 
+             < C o m p a n y I n f o P h o n e N o   E l e m e n t T y p e = " C o l u m n "   E l e m e n t I d = " 8 9 6 1 4 9 4 4 9 "   D a t a T y p e = " T e x t " > C o m p a n y I n f o P h o n e N o < / C o m p a n y I n f o P h o n e N o > + 
+             < C o m p a n y I n f o V A T R e g N o   E l e m e n t T y p e = " C o l u m n "   E l e m e n t I d = " 1 2 1 1 0 2 0 5 2 2 "   D a t a T y p e = " T e x t " > C o m p a n y I n f o V A T R e g N o < / C o m p a n y I n f o V A T R e g N o > + 
+             < C o m p a n y V A T R e g i s t r a t i o n N o C a p t i o n   E l e m e n t T y p e = " C o l u m n "   E l e m e n t I d = " 1 2 1 9 4 0 0 9 9 9 "   D a t a T y p e = " T e x t " > C o m p a n y V A T R e g i s t r a t i o n N o C a p t i o n < / C o m p a n y V A T R e g i s t r a t i o n N o C a p t i o n > + 
+             < C o n t a c t _ I s s u e d R e m i n d e r H d r   E l e m e n t T y p e = " C o l u m n "   E l e m e n t I d = " 1 5 5 5 2 4 2 7 9 "   D a t a T y p e = " T e x t " > C o n t a c t _ I s s u e d R e m i n d e r H d r < / C o n t a c t _ I s s u e d R e m i n d e r H d r > + 
+             < C u s t A d d r 1   E l e m e n t T y p e = " C o l u m n "   E l e m e n t I d = " 1 3 6 8 0 2 7 5 2 2 "   D a t a T y p e = " T e x t " > C u s t A d d r 1 < / C u s t A d d r 1 > + 
+             < C u s t A d d r 2   E l e m e n t T y p e = " C o l u m n "   E l e m e n t I d = " 2 0 0 5 7 2 4 1 3 9 "   D a t a T y p e = " T e x t " > C u s t A d d r 2 < / C u s t A d d r 2 > + 
+             < C u s t A d d r 3   E l e m e n t T y p e = " C o l u m n "   E l e m e n t I d = " 1 6 5 1 5 4 6 5 4 0 "   D a t a T y p e = " T e x t " > C u s t A d d r 3 < / C u s t A d d r 3 > + 
+             < C u s t A d d r 4   E l e m e n t T y p e = " C o l u m n "   E l e m e n t I d = " 1 0 1 3 8 4 9 9 2 3 "   D a t a T y p e = " T e x t " > C u s t A d d r 4 < / C u s t A d d r 4 > + 
+             < C u s t A d d r 5   E l e m e n t T y p e = " C o l u m n "   E l e m e n t I d = " 3 7 6 1 5 3 3 0 6 "   D a t a T y p e = " T e x t " > C u s t A d d r 5 < / C u s t A d d r 5 > + 
+             < C u s t A d d r 6   E l e m e n t T y p e = " C o l u m n "   E l e m e n t I d = " 2 6 1 5 4 3 3 1 1 "   D a t a T y p e = " T e x t " > C u s t A d d r 6 < / C u s t A d d r 6 > + 
+             < C u s t A d d r 7   E l e m e n t T y p e = " C o l u m n "   E l e m e n t I d = " 8 9 9 2 3 9 9 2 8 "   D a t a T y p e = " T e x t " > C u s t A d d r 7 < / C u s t A d d r 7 > + 
+             < C u s t A d d r 8   E l e m e n t T y p e = " C o l u m n "   E l e m e n t I d = " 1 5 3 6 9 3 6 5 4 5 "   D a t a T y p e = " T e x t " > C u s t A d d r 8 < / C u s t A d d r 8 > + 
+             < C u s t N o _ I s s u e R e m i n d e r H d r   E l e m e n t T y p e = " C o l u m n "   E l e m e n t I d = " 8 9 7 2 2 1 7 4 1 "   D a t a T y p e = " C o d e " > C u s t N o _ I s s u e R e m i n d e r H d r < / C u s t N o _ I s s u e R e m i n d e r H d r > + 
+             < C u s t N o _ I s s u e R e m i n d e r H d r C a p t i o n   E l e m e n t T y p e = " C o l u m n "   E l e m e n t I d = " 2 1 0 8 3 0 4 5 3 "   D a t a T y p e = " S t r i n g " > C u s t N o _ I s s u e R e m i n d e r H d r C a p t i o n < / C u s t N o _ I s s u e R e m i n d e r H d r C a p t i o n > + 
+             < D o c D a t e _ I s s u e R e m i n d e r H d r   E l e m e n t T y p e = " C o l u m n "   E l e m e n t I d = " 1 7 0 8 8 2 7 8 4 1 "   D a t a T y p e = " S t r i n g " > D o c D a t e _ I s s u e R e m i n d e r H d r < / D o c D a t e _ I s s u e R e m i n d e r H d r > + 
+             < D u e D a t e _ I s s u e d R e m i n d e r H d r   E l e m e n t T y p e = " C o l u m n "   E l e m e n t I d = " 1 4 3 1 6 6 8 4 4 7 "   D a t a T y p e = " S t r i n g " > D u e D a t e _ I s s u e d R e m i n d e r H d r < / D u e D a t e _ I s s u e d R e m i n d e r H d r > + 
+             < G i r o N o C a p t i o n   E l e m e n t T y p e = " C o l u m n "   E l e m e n t I d = " 9 5 3 0 4 7 1 1 1 "   D a t a T y p e = " L a b e l " > G i r o N o C a p t i o n < / G i r o N o C a p t i o n > + 
+             < I B A N C a p t i o n   E l e m e n t T y p e = " C o l u m n "   E l e m e n t I d = " 2 0 2 6 0 1 3 4 9 5 "   D a t a T y p e = " L a b e l " > I B A N C a p t i o n < / I B A N C a p t i o n > + 
+             < N o 1 _ I s s u e d R e m i n d e r H d r   E l e m e n t T y p e = " C o l u m n "   E l e m e n t I d = " 2 0 0 8 1 6 9 9 1 9 "   D a t a T y p e = " C o d e " > N o 1 _ I s s u e d R e m i n d e r H d r < / N o 1 _ I s s u e d R e m i n d e r H d r > + 
+             < P h o n e N o C a p t i o n   E l e m e n t T y p e = " C o l u m n "   E l e m e n t I d = " 1 4 5 8 8 2 1 3 2 2 "   D a t a T y p e = " L a b e l " > P h o n e N o C a p t i o n < / P h o n e N o C a p t i o n > + 
+             < P o s t D a t e _ I s s u e d R e m i n d e r H d r   E l e m e n t T y p e = " C o l u m n "   E l e m e n t I d = " 5 4 1 1 2 9 7 1 "   D a t a T y p e = " S t r i n g " > P o s t D a t e _ I s s u e d R e m i n d e r H d r < / P o s t D a t e _ I s s u e d R e m i n d e r H d r > + 
+             < P o s t i n g D a t e C a p t i o n   E l e m e n t T y p e = " C o l u m n "   E l e m e n t I d = " 1 2 7 3 0 5 6 1 7 "   D a t a T y p e = " L a b e l " > P o s t i n g D a t e C a p t i o n < / P o s t i n g D a t e C a p t i o n > + 
+             < R e f e r e n c e T e x t   E l e m e n t T y p e = " C o l u m n "   E l e m e n t I d = " 4 4 5 3 5 3 4 5 1 "   D a t a T y p e = " T e x t " > R e f e r e n c e T e x t < / R e f e r e n c e T e x t > + 
+             < R e m i n d e r C a p t i o n   E l e m e n t T y p e = " C o l u m n "   E l e m e n t I d = " 9 4 4 9 7 9 5 4 9 "   D a t a T y p e = " L a b e l " > R e m i n d e r C a p t i o n < / R e m i n d e r C a p t i o n > + 
+             < R e m i n d e r N o C a p t i o n   E l e m e n t T y p e = " C o l u m n "   E l e m e n t I d = " 1 9 9 7 4 9 9 4 0 4 "   D a t a T y p e = " L a b e l " > R e m i n d e r N o C a p t i o n < / R e m i n d e r N o C a p t i o n > + 
+             < T e x t P a g e   E l e m e n t T y p e = " C o l u m n "   E l e m e n t I d = " 1 0 8 1 6 9 9 3 3 "   D a t a T y p e = " L a b e l " > T e x t P a g e < / T e x t P a g e > + 
+             < V A T N o T e x t   E l e m e n t T y p e = " C o l u m n "   E l e m e n t I d = " 1 9 5 9 6 6 3 4 2 6 "   D a t a T y p e = " T e x t " > V A T N o T e x t < / V A T N o T e x t > + 
+             < V A T R e g N o C a p t i o n   E l e m e n t T y p e = " C o l u m n "   E l e m e n t I d = " 1 6 8 6 3 6 0 3 6 1 "   D a t a T y p e = " T e x t " > V A T R e g N o C a p t i o n < / V A T R e g N o C a p t i o n > + 
+             < V a t R e g N o _ I s s u e R e m i n d e r H d r   E l e m e n t T y p e = " C o l u m n "   E l e m e n t I d = " 1 9 3 5 6 1 8 4 5 5 "   D a t a T y p e = " T e x t " > V a t R e g N o _ I s s u e R e m i n d e r H d r < / V a t R e g N o _ I s s u e R e m i n d e r H d r > + 
+             < Y o u r R e f _ I s s u e R e m i n d e r H d r   E l e m e n t T y p e = " C o l u m n "   E l e m e n t I d = " 5 2 1 2 8 7 1 0 9 "   D a t a T y p e = " T e x t " > Y o u r R e f _ I s s u e R e m i n d e r H d r < / Y o u r R e f _ I s s u e R e m i n d e r H d r > + 
+             < D i m e n s i o n L o o p   E l e m e n t T y p e = " D a t a I t e m "   E l e m e n t I d = " 1 2 5 6 7 2 1 1 9 " > + 
+                 < D i m T e x t   E l e m e n t T y p e = " C o l u m n "   E l e m e n t I d = " 1 7 6 4 8 3 2 3 2 "   D a t a T y p e = " T e x t " > D i m T e x t < / D i m T e x t > + 
+                 < H e a d e r D i m e n s i o n s C a p t i o n   E l e m e n t T y p e = " C o l u m n "   E l e m e n t I d = " 7 7 5 1 7 1 5 5 3 "   D a t a T y p e = " L a b e l " > H e a d e r D i m e n s i o n s C a p t i o n < / H e a d e r D i m e n s i o n s C a p t i o n > + 
+                 < N u m b e r _ I n t e g e r L i n e   E l e m e n t T y p e = " C o l u m n "   E l e m e n t I d = " 1 2 3 7 4 0 5 6 5 5 "   D a t a T y p e = " I n t e g e r " > N u m b e r _ I n t e g e r L i n e < / N u m b e r _ I n t e g e r L i n e > + 
+             < / D i m e n s i o n L o o p > + 
+             < I s s u e d _ R e m i n d e r _ L i n e   E l e m e n t T y p e = " D a t a I t e m "   E l e m e n t I d = " 9 8 4 8 8 6 2 2 4 " > + 
+                 < D e s c _ I s s u e d R e m i n d e r L i n e   E l e m e n t T y p e = " C o l u m n "   E l e m e n t I d = " 1 0 5 9 7 9 1 9 8 2 "   D a t a T y p e = " T e x t " > D e s c _ I s s u e d R e m i n d e r L i n e < / D e s c _ I s s u e d R e m i n d e r L i n e > + 
+                 < D o c D a t e _ I s s u e d R e m i n d e r L i n e   E l e m e n t T y p e = " C o l u m n "   E l e m e n t I d = " 1 9 6 6 7 6 8 8 8 5 "   D a t a T y p e = " S t r i n g " > D o c D a t e _ I s s u e d R e m i n d e r L i n e < / D o c D a t e _ I s s u e d R e m i n d e r L i n e > + 
+                 < D o c N o C a p t i o n _ I s s u e d R e m i n d e r L i n e   E l e m e n t T y p e = " C o l u m n "   E l e m e n t I d = " 1 2 3 8 7 0 1 2 8 "   D a t a T y p e = " S t r i n g " > D o c N o C a p t i o n _ I s s u e d R e m i n d e r L i n e < / D o c N o C a p t i o n _ I s s u e d R e m i n d e r L i n e > + 
+                 < D o c N o _ I s s u e d R e m i n d e r L i n e   E l e m e n t T y p e = " C o l u m n "   E l e m e n t I d = " 1 3 4 6 2 4 4 0 3 4 "   D a t a T y p e = " C o d e " > D o c N o _ I s s u e d R e m i n d e r L i n e < / D o c N o _ I s s u e d R e m i n d e r L i n e > + 
+                 < D o c N o _ I s s u e d R e m i n d e r L i n e C a p t i o n   E l e m e n t T y p e = " C o l u m n "   E l e m e n t I d = " 1 7 3 2 3 6 8 3 5 2 "   D a t a T y p e = " S t r i n g " > D o c N o _ I s s u e d R e m i n d e r L i n e C a p t i o n < / D o c N o _ I s s u e d R e m i n d e r L i n e C a p t i o n > + 
+                 < D o c T y p e _ I s s u e d R e m i n d e r L i n e   E l e m e n t T y p e = " C o l u m n "   E l e m e n t I d = " 1 3 3 5 2 4 4 0 7 3 "   D a t a T y p e = " E n u m " > D o c T y p e _ I s s u e d R e m i n d e r L i n e < / D o c T y p e _ I s s u e d R e m i n d e r L i n e > + 
+                 < D o c T y p e _ I s s u e d R e m i n d e r L i n e C a p t i o n   E l e m e n t T y p e = " C o l u m n "   E l e m e n t I d = " 5 3 0 2 0 3 0 2 5 "   D a t a T y p e = " S t r i n g " > D o c T y p e _ I s s u e d R e m i n d e r L i n e C a p t i o n < / D o c T y p e _ I s s u e d R e m i n d e r L i n e C a p t i o n > + 
+                 < D o c u m e n t D a t e C a p t i o n 1   E l e m e n t T y p e = " C o l u m n "   E l e m e n t I d = " 1 7 7 6 0 2 1 4 4 1 "   D a t a T y p e = " L a b e l " > D o c u m e n t D a t e C a p t i o n 1 < / D o c u m e n t D a t e C a p t i o n 1 > + 
+                 < D u e D a t e _ I s s u e d R e m i n d e r L i n e   E l e m e n t T y p e = " C o l u m n "   E l e m e n t I d = " 7 8 7 2 1 5 6 5 7 "   D a t a T y p e = " S t r i n g " > D u e D a t e _ I s s u e d R e m i n d e r L i n e < / D u e D a t e _ I s s u e d R e m i n d e r L i n e > + 
+                 < I n t e r e s t   E l e m e n t T y p e = " C o l u m n "   E l e m e n t I d = " 1 4 5 7 3 7 8 0 9 9 "   D a t a T y p e = " D e c i m a l " > I n t e r e s t < / I n t e r e s t > + 
+                 < I n t e r e s t A m o u n t C a p t i o n   E l e m e n t T y p e = " C o l u m n "   E l e m e n t I d = " 5 8 4 4 2 9 0 9 5 "   D a t a T y p e = " L a b e l " > I n t e r e s t A m o u n t C a p t i o n < / I n t e r e s t A m o u n t C a p t i o n > + 
+                 < L i n e N o _ I s s u e d R e m i n d e r L i n e   E l e m e n t T y p e = " C o l u m n "   E l e m e n t I d = " 2 0 6 6 9 3 7 4 1 6 "   D a t a T y p e = " C o d e " > L i n e N o _ I s s u e d R e m i n d e r L i n e < / L i n e N o _ I s s u e d R e m i n d e r L i n e > + 
+                 < M I R E n t r y _ I s s u e d R e m i n d e r L i n e   E l e m e n t T y p e = " C o l u m n "   E l e m e n t I d = " 8 7 8 1 7 0 6 8 5 "   D a t a T y p e = " B o o l e a n " > M I R E n t r y _ I s s u e d R e m i n d e r L i n e < / M I R E n t r y _ I s s u e d R e m i n d e r L i n e > + 
+                 < N N C I n t e r e s t A m t   E l e m e n t T y p e = " C o l u m n "   E l e m e n t I d = " 1 1 5 2 1 8 2 1 6 0 "   D a t a T y p e = " D e c i m a l " > N N C I n t e r e s t A m t < / N N C I n t e r e s t A m t > + 
+                 < N N C T o t a l   E l e m e n t T y p e = " C o l u m n "   E l e m e n t I d = " 2 1 3 0 8 6 4 2 2 8 "   D a t a T y p e = " D e c i m a l " > N N C T o t a l < / N N C T o t a l > + 
+                 < N N C T o t a l I n c l V A T   E l e m e n t T y p e = " C o l u m n "   E l e m e n t I d = " 1 9 2 3 5 8 0 0 3 1 "   D a t a T y p e = " D e c i m a l " > N N C T o t a l I n c l V A T < / N N C T o t a l I n c l V A T > + 
+                 < N N C V A T A m t   E l e m e n t T y p e = " C o l u m n "   E l e m e n t I d = " 4 1 7 5 7 8 0 7 7 "   D a t a T y p e = " D e c i m a l " > N N C V A T A m t < / N N C V A T A m t > + 
+                 < O r i g i n a l A m t _ I s s u e d R e m i n d e r L i n e   E l e m e n t T y p e = " C o l u m n "   E l e m e n t I d = " 3 8 7 1 9 0 6 1 0 "   D a t a T y p e = " D e c i m a l " > O r i g i n a l A m t _ I s s u e d R e m i n d e r L i n e < / O r i g i n a l A m t _ I s s u e d R e m i n d e r L i n e > + 
+                 < O r i g i n a l A m t _ I s s u e d R e m i n d e r L i n e C a p t i o n   E l e m e n t T y p e = " C o l u m n "   E l e m e n t I d = " 2 0 5 6 3 8 8 0 1 6 "   D a t a T y p e = " S t r i n g " > O r i g i n a l A m t _ I s s u e d R e m i n d e r L i n e C a p t i o n < / O r i g i n a l A m t _ I s s u e d R e m i n d e r L i n e C a p t i o n > + 
+                 < R e m a i n i n g A m o u n t T e x t   E l e m e n t T y p e = " C o l u m n "   E l e m e n t I d = " 1 8 1 3 6 1 2 0 "   D a t a T y p e = " T e x t " > R e m a i n i n g A m o u n t T e x t < / R e m a i n i n g A m o u n t T e x t > + 
+                 < R e m A m t _ I s s u e d R e m i n d e r L i n e   E l e m e n t T y p e = " C o l u m n "   E l e m e n t I d = " 1 4 7 4 3 7 3 0 3 5 "   D a t a T y p e = " D e c i m a l " > R e m A m t _ I s s u e d R e m i n d e r L i n e < / R e m A m t _ I s s u e d R e m i n d e r L i n e > + 
+                 < R e m A m t _ I s s u e d R e m i n d e r L i n e C a p t i o n   E l e m e n t T y p e = " C o l u m n "   E l e m e n t I d = " 2 9 5 4 4 3 4 5 3 "   D a t a T y p e = " S t r i n g " > R e m A m t _ I s s u e d R e m i n d e r L i n e C a p t i o n < / R e m A m t _ I s s u e d R e m i n d e r L i n e C a p t i o n > + 
+                 < R e m N o _ I s s u e d R e m i n d e r L i n e   E l e m e n t T y p e = " C o l u m n "   E l e m e n t I d = " 1 1 3 6 6 6 7 0 7 6 "   D a t a T y p e = " C o d e " > R e m N o _ I s s u e d R e m i n d e r L i n e < / R e m N o _ I s s u e d R e m i n d e r L i n e > + 
+                 < S h o w I n t e r n a l I n f o   E l e m e n t T y p e = " C o l u m n "   E l e m e n t I d = " 1 8 3 0 9 6 2 8 2 5 "   D a t a T y p e = " B o o l e a n " > S h o w I n t e r n a l I n f o < / S h o w I n t e r n a l I n f o > + 
+                 < T o t a l I n c l V A T T e x t   E l e m e n t T y p e = " C o l u m n "   E l e m e n t I d = " 7 6 1 2 0 3 1 7 7 "   D a t a T y p e = " T e x t " > T o t a l I n c l V A T T e x t < / T o t a l I n c l V A T T e x t > + 
+                 < T o t a l T e x t   E l e m e n t T y p e = " C o l u m n "   E l e m e n t I d = " 2 3 1 9 1 0 5 1 8 "   D a t a T y p e = " T e x t " > T o t a l T e x t < / T o t a l T e x t > + 
+                 < T o t a l V A T A m t   E l e m e n t T y p e = " C o l u m n "   E l e m e n t I d = " 1 5 3 4 6 3 0 7 8 8 "   D a t a T y p e = " D e c i m a l " > T o t a l V A T A m t < / T o t a l V A T A m t > + 
+                 < T y p e _ I s s u e d R e m i n d e r L i n e   E l e m e n t T y p e = " C o l u m n "   E l e m e n t I d = " 8 5 4 3 7 8 6 3 9 "   D a t a T y p e = " S t r i n g " > T y p e _ I s s u e d R e m i n d e r L i n e < / T y p e _ I s s u e d R e m i n d e r L i n e > + 
+             < / I s s u e d _ R e m i n d e r _ L i n e > + 
+             < I s s u e d R e m i n d e r L i n e 2   E l e m e n t T y p e = " D a t a I t e m "   E l e m e n t I d = " 2 0 0 1 8 1 0 3 5 8 " > + 
+                 < D e s c 1 _ I s s u e d R e m i n d e r L i n e   E l e m e n t T y p e = " C o l u m n "   E l e m e n t I d = " 9 9 8 7 6 7 1 0 5 "   D a t a T y p e = " T e x t " > D e s c 1 _ I s s u e d R e m i n d e r L i n e < / D e s c 1 _ I s s u e d R e m i n d e r L i n e > + 
+                 < L i n e N o 1 _ I s s u e d R e m i n d e r L i n e   E l e m e n t T y p e = " C o l u m n "   E l e m e n t I d = " 1 4 4 6 6 8 1 0 4 7 "   D a t a T y p e = " I n t e g e r " > L i n e N o 1 _ I s s u e d R e m i n d e r L i n e < / L i n e N o 1 _ I s s u e d R e m i n d e r L i n e > + 
+             < / I s s u e d R e m i n d e r L i n e 2 > + 
+             < V A T C o u n t e r   E l e m e n t T y p e = " D a t a I t e m "   E l e m e n t I d = " 5 5 7 1 2 6 5 0 6 " > + 
+                 < A m o u n t I n c V A T C a p t i o n   E l e m e n t T y p e = " C o l u m n "   E l e m e n t I d = " 2 0 6 1 9 0 5 1 0 4 "   D a t a T y p e = " L a b e l " > A m o u n t I n c V A T C a p t i o n < / A m o u n t I n c V A T C a p t i o n > + 
+                 < C o n t i n u e d C a p t i o n   E l e m e n t T y p e = " C o l u m n "   E l e m e n t I d = " 1 8 8 8 7 8 3 5 2 2 "   D a t a T y p e = " L a b e l " > C o n t i n u e d C a p t i o n < / C o n t i n u e d C a p t i o n > + 
+                 < V A L V A T A m o u n t   E l e m e n t T y p e = " C o l u m n "   E l e m e n t I d = " 1 8 4 9 8 3 7 0 9 7 "   D a t a T y p e = " D e c i m a l " > V A L V A T A m o u n t < / V A L V A T A m o u n t > + 
+                 < V A L V A T B a s e   E l e m e n t T y p e = " C o l u m n "   E l e m e n t I d = " 1 5 5 5 5 2 3 1 8 4 "   D a t a T y p e = " D e c i m a l " > V A L V A T B a s e < / V A L V A T B a s e > + 
+                 < V A L V A T B a s e V A L V A T A m t   E l e m e n t T y p e = " C o l u m n "   E l e m e n t I d = " 1 5 7 7 1 3 5 1 5 2 "   D a t a T y p e = " D e c i m a l " > V A L V A T B a s e V A L V A T A m t < / V A L V A T B a s e V A L V A T A m t > + 
+                 < V A T A m t L i n e A m t I n c l u d V A T   E l e m e n t T y p e = " C o l u m n "   E l e m e n t I d = " 5 3 4 3 8 5 8 5 8 "   D a t a T y p e = " D e c i m a l " > V A T A m t L i n e A m t I n c l u d V A T < / V A T A m t L i n e A m t I n c l u d V A T > + 
+                 < V A T A m t L i n e V A T   E l e m e n t T y p e = " C o l u m n "   E l e m e n t I d = " 2 9 9 0 4 8 9 2 5 "   D a t a T y p e = " D e c i m a l " > V A T A m t L i n e V A T < / V A T A m t L i n e V A T > + 
+                 < V A T A m t S p e c C a p t i o n   E l e m e n t T y p e = " C o l u m n "   E l e m e n t I d = " 3 1 9 2 9 3 3 3 3 "   D a t a T y p e = " L a b e l " > V A T A m t S p e c C a p t i o n < / V A T A m t S p e c C a p t i o n > + 
+             < / V A T C o u n t e r > + 
+             < V A T C l a u s e E n t r y C o u n t e r   E l e m e n t T y p e = " D a t a I t e m "   E l e m e n t I d = " 1 7 4 4 3 1 5 6 2 9 " > + 
+                 < V A T C l a u s e A m o u n t   E l e m e n t T y p e = " C o l u m n "   E l e m e n t I d = " 2 1 2 0 5 2 6 4 9 5 "   D a t a T y p e = " D e c i m a l " > V A T C l a u s e A m o u n t < / V A T C l a u s e A m o u n t > + 
+                 < V A T C l a u s e C o d e   E l e m e n t T y p e = " C o l u m n "   E l e m e n t I d = " 3 2 0 3 7 0 0 9 4 "   D a t a T y p e = " C o d e " > V A T C l a u s e C o d e < / V A T C l a u s e C o d e > + 
+                 < V A T C l a u s e D e s c r i p t i o n   E l e m e n t T y p e = " C o l u m n "   E l e m e n t I d = " 2 0 6 8 0 8 1 1 8 7 "   D a t a T y p e = " T e x t " > V A T C l a u s e D e s c r i p t i o n < / V A T C l a u s e D e s c r i p t i o n > + 
+                 < V A T C l a u s e D e s c r i p t i o n 2   E l e m e n t T y p e = " C o l u m n "   E l e m e n t I d = " 2 0 8 4 7 2 6 0 2 3 "   D a t a T y p e = " T e x t " > V A T C l a u s e D e s c r i p t i o n 2 < / V A T C l a u s e D e s c r i p t i o n 2 > + 
+                 < V A T C l a u s e s C a p t i o n   E l e m e n t T y p e = " C o l u m n "   E l e m e n t I d = " 2 1 0 8 7 9 2 6 2 "   D a t a T y p e = " L a b e l " > V A T C l a u s e s C a p t i o n < / V A T C l a u s e s C a p t i o n > + 
+                 < V A T C l a u s e V A T A m t C a p t i o n   E l e m e n t T y p e = " C o l u m n "   E l e m e n t I d = " 4 8 4 3 3 1 8 1 4 "   D a t a T y p e = " L a b e l " > V A T C l a u s e V A T A m t C a p t i o n < / V A T C l a u s e V A T A m t C a p t i o n > + 
+                 < V A T C l a u s e V A T I d e n t i f i e r   E l e m e n t T y p e = " C o l u m n "   E l e m e n t I d = " 2 8 6 3 9 8 6 6 1 "   D a t a T y p e = " C o d e " > V A T C l a u s e V A T I d e n t i f i e r < / V A T C l a u s e V A T I d e n t i f i e r > + 
+                 < V A T C l a u s e V A T I d e n t i f i e r C a p t i o n   E l e m e n t T y p e = " C o l u m n "   E l e m e n t I d = " 1 6 3 6 0 4 7 8 2 7 "   D a t a T y p e = " L a b e l " > V A T C l a u s e V A T I d e n t i f i e r C a p t i o n < / V A T C l a u s e V A T I d e n t i f i e r C a p t i o n > + 
+             < / V A T C l a u s e E n t r y C o u n t e r > + 
+             < V A T C o u n t e r L C Y   E l e m e n t T y p e = " D a t a I t e m "   E l e m e n t I d = " 9 1 0 2 7 8 4 9 2 " > + 
+                 < C o n t i n u e d C a p t i o n 1   E l e m e n t T y p e = " C o l u m n "   E l e m e n t I d = " 1 7 6 0 7 7 1 7 1 9 "   D a t a T y p e = " L a b e l " > C o n t i n u e d C a p t i o n 1 < / C o n t i n u e d C a p t i o n 1 > + 
+                 < V A L E x c h R a t e   E l e m e n t T y p e = " C o l u m n "   E l e m e n t I d = " 1 8 3 2 0 7 3 1 5 4 "   D a t a T y p e = " T e x t " > V A L E x c h R a t e < / V A L E x c h R a t e > + 
+                 < V A L S p e c L C Y H e a d e r   E l e m e n t T y p e = " C o l u m n "   E l e m e n t I d = " 6 9 9 3 5 8 7 5 8 "   D a t a T y p e = " T e x t " > V A L S p e c L C Y H e a d e r < / V A L S p e c L C Y H e a d e r > + 
+                 < V A L V A T A m o u n t L C Y   E l e m e n t T y p e = " C o l u m n "   E l e m e n t I d = " 1 4 4 5 9 7 3 0 8 7 "   D a t a T y p e = " D e c i m a l " > V A L V A T A m o u n t L C Y < / V A L V A T A m o u n t L C Y > + 
+                 < V A L V A T B a s e L C Y   E l e m e n t T y p e = " C o l u m n "   E l e m e n t I d = " 1 4 3 9 0 5 7 6 6 6 "   D a t a T y p e = " D e c i m a l " > V A L V A T B a s e L C Y < / V A L V A T B a s e L C Y > + 
+                 < V A T A m t L i n e V A T C t r l 1 0 7   E l e m e n t T y p e = " C o l u m n "   E l e m e n t I d = " 7 1 5 8 3 8 5 8 0 "   D a t a T y p e = " D e c i m a l " > V A T A m t L i n e V A T C t r l 1 0 7 < / V A T A m t L i n e V A T C t r l 1 0 7 > + 
+             < / V A T C o u n t e r L C Y > + 
+             < L e t t e r T e x t   E l e m e n t T y p e = " D a t a I t e m "   E l e m e n t I d = " 1 5 1 0 3 5 3 8 3 4 " > + 
+                 < A m t D u e T e x t   E l e m e n t T y p e = " C o l u m n "   E l e m e n t I d = " 7 3 3 9 4 4 4 "   D a t a T y p e = " T e x t " > A m t D u e T e x t < / A m t D u e T e x t > + 
+                 < B o d y T e x t   E l e m e n t T y p e = " C o l u m n "   E l e m e n t I d = " 1 4 9 7 5 9 8 0 8 "   D a t a T y p e = " T e x t " > B o d y T e x t < / B o d y T e x t > + 
+                 < C l o s i n g T e x t   E l e m e n t T y p e = " C o l u m n "   E l e m e n t I d = " 5 1 2 1 3 5 9 0 9 "   D a t a T y p e = " T e x t " > C l o s i n g T e x t < / C l o s i n g T e x t > + 
+                 < D e s c r i p t i o n T e x t   E l e m e n t T y p e = " C o l u m n "   E l e m e n t I d = " 8 3 3 0 2 1 6 1 8 "   D a t a T y p e = " T e x t " > D e s c r i p t i o n T e x t < / D e s c r i p t i o n T e x t > + 
+                 < F i n a l T o t a l I n c l V A T   E l e m e n t T y p e = " C o l u m n "   E l e m e n t I d = " 1 5 4 1 3 9 5 4 4 "   D a t a T y p e = " D e c i m a l " > F i n a l T o t a l I n c l V A T < / F i n a l T o t a l I n c l V A T > + 
+                 < G r e e t i n g T e x t   E l e m e n t T y p e = " C o l u m n "   E l e m e n t I d = " 1 1 7 5 2 7 9 2 8 9 "   D a t a T y p e = " T e x t " > G r e e t i n g T e x t < / G r e e t i n g T e x t > + 
+                 < T o t a l R e m A m t _ I s s u e d R e m i n d e r L i n e   E l e m e n t T y p e = " C o l u m n "   E l e m e n t I d = " 1 7 3 6 4 0 3 1 8 5 "   D a t a T y p e = " D e c i m a l " > T o t a l R e m A m t _ I s s u e d R e m i n d e r L i n e < / T o t a l R e m A m t _ I s s u e d R e m i n d e r L i n e >   
              < / L e t t e r T e x t >   
